--- a/Kỹ thuật Phục hồi chức năng/01. Môn học Cơ sở (II.1)/MH09. Hóa sinh/Đề cương /2. LIPID.docx
+++ b/Kỹ thuật Phục hồi chức năng/01. Môn học Cơ sở (II.1)/MH09. Hóa sinh/Đề cương /2. LIPID.docx
@@ -2323,23 +2323,25 @@
         <w:spacing/>
         <w:ind w:firstLine="0"/>
         <w:rPr>
-          <w:szCs w:val="28"/>
-          <w:lang w:val="en-US"/>
+          <w:color w:val="c00000"/>
+          <w:szCs w:val="28"/>
         </w:rPr>
       </w:pPr>
       <w:r>
         <w:rPr>
           <w:b/>
           <w:bCs/>
-          <w:szCs w:val="28"/>
-          <w:lang w:val="en-US"/>
-        </w:rPr>
-        <w:t xml:space="preserve">Câu </w:t>
+          <w:color w:val="c00000"/>
+          <w:szCs w:val="28"/>
+          <w:lang w:val="en-US"/>
+        </w:rPr>
+        <w:t xml:space="preserve">*Câu </w:t>
       </w:r>
       <w:r>
         <w:rPr>
           <w:b/>
           <w:bCs/>
+          <w:color w:val="c00000"/>
           <w:szCs w:val="28"/>
           <w:lang w:val="en-US"/>
         </w:rPr>
@@ -2349,6 +2351,7 @@
         <w:rPr>
           <w:b/>
           <w:bCs/>
+          <w:color w:val="c00000"/>
           <w:szCs w:val="28"/>
           <w:lang w:val="en-US"/>
         </w:rPr>
@@ -2356,6 +2359,7 @@
       </w:r>
       <w:r>
         <w:rPr>
+          <w:color w:val="c00000"/>
           <w:szCs w:val="28"/>
           <w:lang w:val="en-US"/>
         </w:rPr>
@@ -2363,6 +2367,7 @@
       </w:r>
       <w:r>
         <w:rPr>
+          <w:color w:val="c00000"/>
           <w:szCs w:val="28"/>
           <w:lang w:val="en-US"/>
         </w:rPr>
@@ -5348,13 +5353,14 @@
         <w:spacing/>
         <w:ind w:firstLine="0"/>
         <w:rPr>
-          <w:szCs w:val="28"/>
-          <w:lang w:val="en-US"/>
+          <w:color w:val="c00000"/>
+          <w:szCs w:val="28"/>
         </w:rPr>
       </w:pPr>
       <w:r>
         <w:rPr>
           <w:b/>
+          <w:color w:val="c00000"/>
           <w:szCs w:val="28"/>
           <w:lang w:val="en-US"/>
         </w:rPr>
@@ -5363,6 +5369,7 @@
       <w:r>
         <w:rPr>
           <w:b/>
+          <w:color w:val="c00000"/>
           <w:szCs w:val="28"/>
           <w:lang w:val="en-US"/>
         </w:rPr>
@@ -5371,6 +5378,7 @@
       <w:r>
         <w:rPr>
           <w:b/>
+          <w:color w:val="c00000"/>
           <w:szCs w:val="28"/>
           <w:lang w:val="en-US"/>
         </w:rPr>
@@ -5378,6 +5386,7 @@
       </w:r>
       <w:r>
         <w:rPr>
+          <w:color w:val="c00000"/>
           <w:szCs w:val="28"/>
           <w:lang w:val="en-US"/>
         </w:rPr>
@@ -5385,6 +5394,7 @@
       </w:r>
       <w:r>
         <w:rPr>
+          <w:color w:val="c00000"/>
           <w:szCs w:val="28"/>
           <w:lang w:val="en-US"/>
         </w:rPr>
@@ -5404,26 +5414,36 @@
         <w:ind w:firstLine="0"/>
         <w:rPr>
           <w:szCs w:val="28"/>
-          <w:lang w:val="en-US"/>
-        </w:rPr>
-      </w:pPr>
-      <w:r>
-        <w:rPr>
-          <w:szCs w:val="28"/>
+          <w:highlight w:val="none"/>
+        </w:rPr>
+      </w:pPr>
+      <w:r>
+        <w:rPr>
+          <w:szCs w:val="28"/>
+          <w:highlight w:val="none"/>
           <w:lang w:val="en-US"/>
         </w:rPr>
         <w:tab/>
+      </w:r>
+      <w:r>
+        <w:rPr>
+          <w:szCs w:val="28"/>
+          <w:highlight w:val="none"/>
+          <w:lang w:val="en-US"/>
+        </w:rPr>
         <w:t xml:space="preserve">A. A</w:t>
       </w:r>
       <w:r>
         <w:rPr>
           <w:szCs w:val="28"/>
+          <w:highlight w:val="none"/>
         </w:rPr>
         <w:t xml:space="preserve">cid béo ngoài nhóm chức acid còn chứa</w:t>
       </w:r>
       <w:r>
         <w:rPr>
           <w:szCs w:val="28"/>
+          <w:highlight w:val="none"/>
           <w:lang w:val="en-US"/>
         </w:rPr>
         <w:t xml:space="preserve"> </w:t>
@@ -5431,18 +5451,21 @@
       <w:r>
         <w:rPr>
           <w:szCs w:val="28"/>
+          <w:highlight w:val="none"/>
         </w:rPr>
         <w:t xml:space="preserve">những nhóm chức khác như rượ</w:t>
       </w:r>
       <w:r>
         <w:rPr>
           <w:szCs w:val="28"/>
+          <w:highlight w:val="none"/>
         </w:rPr>
         <w:t xml:space="preserve">u, ketone</w:t>
       </w:r>
       <w:r>
         <w:rPr>
           <w:szCs w:val="28"/>
+          <w:highlight w:val="none"/>
           <w:lang w:val="en-US"/>
         </w:rPr>
         <w:t xml:space="preserve">.</w:t>
@@ -5450,6 +5473,7 @@
       <w:r>
         <w:rPr>
           <w:szCs w:val="28"/>
+          <w:highlight w:val="none"/>
           <w:lang w:val="en-US"/>
         </w:rPr>
       </w:r>
@@ -5469,13 +5493,13 @@
         <w:rPr>
           <w:iCs/>
           <w:szCs w:val="28"/>
-          <w:highlight w:val="yellow"/>
-        </w:rPr>
-      </w:pPr>
-      <w:r>
-        <w:rPr>
-          <w:szCs w:val="28"/>
-          <w:highlight w:val="yellow"/>
+          <w:highlight w:val="none"/>
+        </w:rPr>
+      </w:pPr>
+      <w:r>
+        <w:rPr>
+          <w:szCs w:val="28"/>
+          <w:highlight w:val="none"/>
           <w:lang w:val="en-US"/>
         </w:rPr>
         <w:tab/>
@@ -5485,7 +5509,7 @@
         <w:rPr>
           <w:iCs/>
           <w:szCs w:val="28"/>
-          <w:highlight w:val="yellow"/>
+          <w:highlight w:val="none"/>
         </w:rPr>
         <w:t xml:space="preserve">Glycerophospholipid</w:t>
       </w:r>
@@ -5493,7 +5517,7 @@
         <w:rPr>
           <w:iCs/>
           <w:szCs w:val="28"/>
-          <w:highlight w:val="yellow"/>
+          <w:highlight w:val="none"/>
           <w:lang w:val="en-US"/>
         </w:rPr>
         <w:t xml:space="preserve"> có tính lưỡng cực, đảm bảo tính bán thấm cho các cấu trúc tế nào</w:t>
@@ -5502,7 +5526,7 @@
         <w:rPr>
           <w:iCs/>
           <w:szCs w:val="28"/>
-          <w:highlight w:val="yellow"/>
+          <w:highlight w:val="none"/>
           <w:lang w:val="en-US"/>
         </w:rPr>
       </w:r>
@@ -5621,13 +5645,14 @@
         <w:rPr>
           <w:iCs/>
           <w:szCs w:val="28"/>
-          <w:lang w:val="en-US"/>
+          <w:highlight w:val="green"/>
         </w:rPr>
       </w:pPr>
       <w:r>
         <w:rPr>
           <w:iCs/>
           <w:szCs w:val="28"/>
+          <w:highlight w:val="green"/>
           <w:lang w:val="en-US"/>
         </w:rPr>
         <w:t xml:space="preserve">E. Tất cả đều đúng</w:t>
@@ -5636,6 +5661,7 @@
         <w:rPr>
           <w:iCs/>
           <w:szCs w:val="28"/>
+          <w:highlight w:val="green"/>
           <w:lang w:val="en-US"/>
         </w:rPr>
       </w:r>
@@ -6688,6 +6714,61 @@
     </w:p>
     <w:p>
       <w:pPr>
+        <w:pBdr>
+          <w:top w:val="none" w:color="000000" w:sz="4" w:space="0"/>
+          <w:left w:val="none" w:color="000000" w:sz="4" w:space="0"/>
+          <w:bottom w:val="none" w:color="000000" w:sz="4" w:space="0"/>
+          <w:right w:val="none" w:color="000000" w:sz="4" w:space="0"/>
+        </w:pBdr>
+        <w:spacing w:after="0" w:before="0"/>
+        <w:ind w:right="0" w:firstLine="0" w:left="0"/>
+        <w:rPr>
+          <w:highlight w:val="yellow"/>
+        </w:rPr>
+      </w:pPr>
+      <w:r>
+        <w:rPr>
+          <w:szCs w:val="28"/>
+          <w:highlight w:val="yellow"/>
+          <w:lang w:val="en-US"/>
+        </w:rPr>
+        <w:tab/>
+        <w:t xml:space="preserve">B. </w:t>
+      </w:r>
+      <w:r>
+        <w:rPr>
+          <w:iCs/>
+          <w:szCs w:val="28"/>
+          <w:highlight w:val="yellow"/>
+        </w:rPr>
+        <w:t xml:space="preserve">Glycerophospholipid</w:t>
+      </w:r>
+      <w:r>
+        <w:rPr>
+          <w:iCs/>
+          <w:szCs w:val="28"/>
+          <w:highlight w:val="yellow"/>
+          <w:lang w:val="en-US"/>
+        </w:rPr>
+        <w:t xml:space="preserve"> có tính lưỡng cực, đảm bảo tính bán thấm cho các cấu trúc tế nào </w:t>
+      </w:r>
+      <w:r>
+        <w:rPr>
+          <w:rFonts w:ascii="Times New Roman" w:hAnsi="Times New Roman" w:eastAsia="Times New Roman" w:cs="Times New Roman"/>
+          <w:color w:val="000000"/>
+          <w:sz w:val="24"/>
+          <w:highlight w:val="yellow"/>
+        </w:rPr>
+        <w:t xml:space="preserve">càng</w:t>
+      </w:r>
+      <w:r>
+        <w:rPr>
+          <w:highlight w:val="yellow"/>
+        </w:rPr>
+      </w:r>
+    </w:p>
+    <w:p>
+      <w:pPr>
         <w:pBdr/>
         <w:tabs>
           <w:tab w:val="left" w:leader="none" w:pos="360"/>
@@ -6699,41 +6780,24 @@
         <w:spacing/>
         <w:ind w:firstLine="0"/>
         <w:rPr>
+          <w:lang w:val="en-US"/>
+        </w:rPr>
+      </w:pPr>
+      <w:r>
+        <w:rPr>
           <w:iCs/>
           <w:szCs w:val="28"/>
           <w:lang w:val="en-US"/>
         </w:rPr>
-      </w:pPr>
-      <w:r>
-        <w:rPr>
-          <w:szCs w:val="28"/>
-          <w:lang w:val="en-US"/>
-        </w:rPr>
-        <w:tab/>
-        <w:t xml:space="preserve">B. </w:t>
       </w:r>
       <w:r>
         <w:rPr>
           <w:iCs/>
           <w:szCs w:val="28"/>
-        </w:rPr>
-        <w:t xml:space="preserve">Glycerophospholipid</w:t>
-      </w:r>
-      <w:r>
-        <w:rPr>
-          <w:iCs/>
-          <w:szCs w:val="28"/>
-          <w:lang w:val="en-US"/>
-        </w:rPr>
-        <w:t xml:space="preserve"> có tính lưỡng cực, đảm bảo tính bán thấm cho các cấu trúc tế nào</w:t>
-      </w:r>
-      <w:r>
-        <w:rPr>
-          <w:iCs/>
-          <w:szCs w:val="28"/>
-          <w:lang w:val="en-US"/>
-        </w:rPr>
-      </w:r>
+          <w:lang w:val="en-US"/>
+        </w:rPr>
+      </w:r>
+      <w:r/>
     </w:p>
     <w:p>
       <w:pPr>
@@ -7115,6 +7179,13 @@
           <w:lang w:val="en-US"/>
         </w:rPr>
         <w:tab/>
+      </w:r>
+      <w:r>
+        <w:rPr>
+          <w:szCs w:val="28"/>
+          <w:highlight w:val="yellow"/>
+          <w:lang w:val="en-US"/>
+        </w:rPr>
         <w:t xml:space="preserve">E. Tất cả đều đúng</w:t>
       </w:r>
       <w:r>
@@ -7308,6 +7379,13 @@
           <w:lang w:val="en-US"/>
         </w:rPr>
         <w:tab/>
+      </w:r>
+      <w:r>
+        <w:rPr>
+          <w:szCs w:val="28"/>
+          <w:highlight w:val="yellow"/>
+          <w:lang w:val="en-US"/>
+        </w:rPr>
         <w:t xml:space="preserve">D. Sản phẩm chuyển hóa đi vào Krebs và chuỗi hô hấp tề bào</w:t>
       </w:r>
       <w:r>
@@ -7442,12 +7520,20 @@
           <w:lang w:val="en-US"/>
         </w:rPr>
         <w:tab/>
+      </w:r>
+      <w:r>
+        <w:rPr>
+          <w:szCs w:val="28"/>
+          <w:highlight w:val="yellow"/>
+          <w:lang w:val="en-US"/>
+        </w:rPr>
         <w:t xml:space="preserve">B. </w:t>
       </w:r>
       <w:r>
         <w:rPr>
           <w:rFonts w:cs="Times New Roman"/>
           <w:szCs w:val="28"/>
+          <w:highlight w:val="yellow"/>
           <w:lang w:val="en-US"/>
         </w:rPr>
         <w:t xml:space="preserve">β</w:t>
@@ -7656,13 +7742,14 @@
         <w:rPr>
           <w:rFonts w:cs="Times New Roman"/>
           <w:szCs w:val="28"/>
-          <w:lang w:val="en-US"/>
+          <w:highlight w:val="yellow"/>
         </w:rPr>
       </w:pPr>
       <w:r>
         <w:rPr>
           <w:rFonts w:cs="Times New Roman"/>
           <w:szCs w:val="28"/>
+          <w:highlight w:val="yellow"/>
           <w:lang w:val="en-US"/>
         </w:rPr>
         <w:tab/>
@@ -7670,6 +7757,7 @@
       <w:r>
         <w:rPr>
           <w:szCs w:val="28"/>
+          <w:highlight w:val="yellow"/>
           <w:lang w:val="en-US"/>
         </w:rPr>
         <w:t xml:space="preserve">B. C</w:t>
@@ -7677,12 +7765,14 @@
       <w:r>
         <w:rPr>
           <w:szCs w:val="28"/>
+          <w:highlight w:val="yellow"/>
         </w:rPr>
         <w:t xml:space="preserve">ắt dần </w:t>
       </w:r>
       <w:r>
         <w:rPr>
           <w:szCs w:val="28"/>
+          <w:highlight w:val="yellow"/>
           <w:lang w:val="en-US"/>
         </w:rPr>
         <w:t xml:space="preserve">từng </w:t>
@@ -7690,12 +7780,14 @@
       <w:r>
         <w:rPr>
           <w:szCs w:val="28"/>
+          <w:highlight w:val="yellow"/>
         </w:rPr>
         <w:t xml:space="preserve">C và tạo ra CO</w:t>
       </w:r>
       <w:r>
         <w:rPr>
           <w:szCs w:val="28"/>
+          <w:highlight w:val="yellow"/>
           <w:vertAlign w:val="subscript"/>
         </w:rPr>
         <w:t xml:space="preserve">2</w:t>
@@ -7703,6 +7795,7 @@
       <w:r>
         <w:rPr>
           <w:szCs w:val="28"/>
+          <w:highlight w:val="yellow"/>
         </w:rPr>
         <w:t xml:space="preserve">.</w:t>
       </w:r>
@@ -7710,6 +7803,7 @@
         <w:rPr>
           <w:rFonts w:cs="Times New Roman"/>
           <w:szCs w:val="28"/>
+          <w:highlight w:val="yellow"/>
           <w:lang w:val="en-US"/>
         </w:rPr>
       </w:r>
@@ -8084,13 +8178,14 @@
         <w:rPr>
           <w:rFonts w:cs="Times New Roman"/>
           <w:szCs w:val="28"/>
-          <w:lang w:val="en-US"/>
+          <w:highlight w:val="yellow"/>
         </w:rPr>
       </w:pPr>
       <w:r>
         <w:rPr>
           <w:rFonts w:cs="Times New Roman"/>
           <w:szCs w:val="28"/>
+          <w:highlight w:val="yellow"/>
           <w:lang w:val="en-US"/>
         </w:rPr>
         <w:tab/>
@@ -8100,6 +8195,7 @@
         <w:rPr>
           <w:rFonts w:cs="Times New Roman"/>
           <w:szCs w:val="28"/>
+          <w:highlight w:val="yellow"/>
           <w:lang w:val="en-US"/>
         </w:rPr>
       </w:r>
@@ -8502,6 +8598,13 @@
           <w:lang w:val="en-US"/>
         </w:rPr>
         <w:tab/>
+      </w:r>
+      <w:r>
+        <w:rPr>
+          <w:szCs w:val="28"/>
+          <w:highlight w:val="yellow"/>
+          <w:lang w:val="en-US"/>
+        </w:rPr>
         <w:t xml:space="preserve">D. Tất cả đều đúng</w:t>
       </w:r>
       <w:r>
@@ -8872,7 +8975,7 @@
         <w:jc w:val="left"/>
         <w:rPr>
           <w:szCs w:val="28"/>
-          <w:lang w:val="en-US"/>
+          <w:highlight w:val="yellow"/>
         </w:rPr>
       </w:pPr>
       <w:r>
@@ -8881,11 +8984,19 @@
           <w:lang w:val="en-US"/>
         </w:rPr>
         <w:tab/>
+      </w:r>
+      <w:r>
+        <w:rPr>
+          <w:szCs w:val="28"/>
+          <w:highlight w:val="yellow"/>
+          <w:lang w:val="en-US"/>
+        </w:rPr>
         <w:t xml:space="preserve">C. Acid béo có nC sẽ tạo ra</w:t>
       </w:r>
       <w:r>
         <w:rPr>
           <w:szCs w:val="28"/>
+          <w:highlight w:val="yellow"/>
           <w:lang w:val="en-US"/>
         </w:rPr>
       </w:r>
@@ -8949,6 +9060,13 @@
           <w:lang w:val="en-US"/>
         </w:rPr>
         <w:tab/>
+      </w:r>
+      <w:r>
+        <w:rPr>
+          <w:szCs w:val="28"/>
+          <w:highlight w:val="none"/>
+          <w:lang w:val="en-US"/>
+        </w:rPr>
         <w:t xml:space="preserve">E. Tất cả đều sai</w:t>
       </w:r>
       <w:r>
@@ -9047,6 +9165,14 @@
           <w:lang w:val="en-US"/>
         </w:rPr>
         <w:tab/>
+      </w:r>
+      <w:r>
+        <w:rPr>
+          <w:rFonts w:cs="Times New Roman"/>
+          <w:szCs w:val="28"/>
+          <w:highlight w:val="none"/>
+          <w:lang w:val="en-US"/>
+        </w:rPr>
         <w:t xml:space="preserve">A. 108</w:t>
       </w:r>
       <w:r>
@@ -9065,6 +9191,14 @@
           <w:lang w:val="en-US"/>
         </w:rPr>
         <w:tab/>
+      </w:r>
+      <w:r>
+        <w:rPr>
+          <w:rFonts w:cs="Times New Roman"/>
+          <w:szCs w:val="28"/>
+          <w:highlight w:val="yellow"/>
+          <w:lang w:val="en-US"/>
+        </w:rPr>
         <w:t xml:space="preserve">C. 113</w:t>
       </w:r>
       <w:r>
@@ -9225,6 +9359,14 @@
           <w:lang w:val="en-US"/>
         </w:rPr>
         <w:tab/>
+      </w:r>
+      <w:r>
+        <w:rPr>
+          <w:rFonts w:cs="Times New Roman"/>
+          <w:szCs w:val="28"/>
+          <w:highlight w:val="yellow"/>
+          <w:lang w:val="en-US"/>
+        </w:rPr>
         <w:t xml:space="preserve">E. 130</w:t>
       </w:r>
       <w:r>
@@ -9437,6 +9579,13 @@
           <w:lang w:val="en-US"/>
         </w:rPr>
         <w:tab/>
+      </w:r>
+      <w:r>
+        <w:rPr>
+          <w:szCs w:val="28"/>
+          <w:highlight w:val="yellow"/>
+          <w:lang w:val="en-US"/>
+        </w:rPr>
         <w:t xml:space="preserve">D. Tất cả đều đúng</w:t>
       </w:r>
       <w:r>
@@ -9562,6 +9711,13 @@
           <w:lang w:val="en-US"/>
         </w:rPr>
         <w:tab/>
+      </w:r>
+      <w:r>
+        <w:rPr>
+          <w:szCs w:val="28"/>
+          <w:highlight w:val="yellow"/>
+          <w:lang w:val="en-US"/>
+        </w:rPr>
         <w:t xml:space="preserve">A. Lipase thủy phân Cerid thành Glycerin và Acid béo</w:t>
       </w:r>
       <w:r>
@@ -9698,17 +9854,26 @@
           <w:lang w:val="en-US"/>
         </w:rPr>
         <w:tab/>
+      </w:r>
+      <w:r>
+        <w:rPr>
+          <w:szCs w:val="28"/>
+          <w:highlight w:val="white"/>
+          <w:lang w:val="en-US"/>
+        </w:rPr>
         <w:t xml:space="preserve">E. Tổng hợp Glycerin </w:t>
       </w:r>
       <w:r>
         <w:rPr>
           <w:szCs w:val="28"/>
+          <w:highlight w:val="white"/>
         </w:rPr>
         <w:t xml:space="preserve">ngược lại với</w:t>
       </w:r>
       <w:r>
         <w:rPr>
           <w:szCs w:val="28"/>
+          <w:highlight w:val="white"/>
           <w:lang w:val="en-US"/>
         </w:rPr>
         <w:t xml:space="preserve"> quá trình</w:t>
@@ -9716,8 +9881,16 @@
       <w:r>
         <w:rPr>
           <w:szCs w:val="28"/>
-        </w:rPr>
-        <w:t xml:space="preserve"> phân giải </w:t>
+          <w:highlight w:val="white"/>
+        </w:rPr>
+        <w:t xml:space="preserve"> phân giải</w:t>
+      </w:r>
+      <w:r>
+        <w:rPr>
+          <w:szCs w:val="28"/>
+          <w:highlight w:val="yellow"/>
+        </w:rPr>
+        <w:t xml:space="preserve"> </w:t>
       </w:r>
       <w:r>
         <w:rPr>
@@ -9739,21 +9912,23 @@
         <w:spacing/>
         <w:ind w:firstLine="0"/>
         <w:rPr>
-          <w:szCs w:val="28"/>
-          <w:lang w:val="en-US"/>
+          <w:color w:val="c00000"/>
+          <w:szCs w:val="28"/>
         </w:rPr>
       </w:pPr>
       <w:r>
         <w:rPr>
           <w:b/>
-          <w:szCs w:val="28"/>
-          <w:lang w:val="en-US"/>
-        </w:rPr>
-        <w:t xml:space="preserve">Câu </w:t>
+          <w:color w:val="c00000"/>
+          <w:szCs w:val="28"/>
+          <w:lang w:val="en-US"/>
+        </w:rPr>
+        <w:t xml:space="preserve">*Câu </w:t>
       </w:r>
       <w:r>
         <w:rPr>
           <w:b/>
+          <w:color w:val="c00000"/>
           <w:szCs w:val="28"/>
           <w:lang w:val="en-US"/>
         </w:rPr>
@@ -9762,6 +9937,7 @@
       <w:r>
         <w:rPr>
           <w:b/>
+          <w:color w:val="c00000"/>
           <w:szCs w:val="28"/>
           <w:lang w:val="en-US"/>
         </w:rPr>
@@ -9769,6 +9945,7 @@
       </w:r>
       <w:r>
         <w:rPr>
+          <w:color w:val="c00000"/>
           <w:szCs w:val="28"/>
           <w:lang w:val="en-US"/>
         </w:rPr>
@@ -9776,6 +9953,7 @@
       </w:r>
       <w:r>
         <w:rPr>
+          <w:color w:val="c00000"/>
           <w:szCs w:val="28"/>
           <w:lang w:val="en-US"/>
         </w:rPr>
@@ -9806,17 +9984,26 @@
           <w:lang w:val="en-US"/>
         </w:rPr>
         <w:tab/>
+      </w:r>
+      <w:r>
+        <w:rPr>
+          <w:szCs w:val="28"/>
+          <w:highlight w:val="none"/>
+          <w:lang w:val="en-US"/>
+        </w:rPr>
         <w:t xml:space="preserve">A. Tổng hợp Glycerin </w:t>
       </w:r>
       <w:r>
         <w:rPr>
           <w:szCs w:val="28"/>
+          <w:highlight w:val="none"/>
         </w:rPr>
         <w:t xml:space="preserve">ngược lại với</w:t>
       </w:r>
       <w:r>
         <w:rPr>
           <w:szCs w:val="28"/>
+          <w:highlight w:val="none"/>
           <w:lang w:val="en-US"/>
         </w:rPr>
         <w:t xml:space="preserve"> quá trình</w:t>
@@ -9824,6 +10011,7 @@
       <w:r>
         <w:rPr>
           <w:szCs w:val="28"/>
+          <w:highlight w:val="none"/>
         </w:rPr>
         <w:t xml:space="preserve"> phân giải </w:t>
       </w:r>
@@ -9848,7 +10036,7 @@
         <w:ind w:firstLine="0"/>
         <w:rPr>
           <w:szCs w:val="28"/>
-          <w:lang w:val="en-US"/>
+          <w:highlight w:val="green"/>
         </w:rPr>
       </w:pPr>
       <w:r>
@@ -9857,17 +10045,26 @@
           <w:lang w:val="en-US"/>
         </w:rPr>
         <w:tab/>
+      </w:r>
+      <w:r>
+        <w:rPr>
+          <w:szCs w:val="28"/>
+          <w:highlight w:val="white"/>
+          <w:lang w:val="en-US"/>
+        </w:rPr>
         <w:t xml:space="preserve">B. </w:t>
       </w:r>
       <w:r>
         <w:rPr>
           <w:szCs w:val="28"/>
+          <w:highlight w:val="white"/>
         </w:rPr>
         <w:t xml:space="preserve">Acid béo được tổng hợp từ acetyl-CoA, xảy ra ngược với quá trình </w:t>
       </w:r>
       <w:r>
         <w:rPr>
           <w:szCs w:val="28"/>
+          <w:highlight w:val="white"/>
           <w:lang w:val="el-GR"/>
         </w:rPr>
         <w:t xml:space="preserve">β</w:t>
@@ -9875,12 +10072,14 @@
       <w:r>
         <w:rPr>
           <w:szCs w:val="28"/>
+          <w:highlight w:val="white"/>
         </w:rPr>
         <w:t xml:space="preserve"> oxi hóa.</w:t>
       </w:r>
       <w:r>
         <w:rPr>
           <w:szCs w:val="28"/>
+          <w:highlight w:val="green"/>
           <w:lang w:val="en-US"/>
         </w:rPr>
       </w:r>
@@ -9946,6 +10145,13 @@
           <w:lang w:val="en-US"/>
         </w:rPr>
         <w:tab/>
+      </w:r>
+      <w:r>
+        <w:rPr>
+          <w:szCs w:val="28"/>
+          <w:highlight w:val="green"/>
+          <w:lang w:val="en-US"/>
+        </w:rPr>
         <w:t xml:space="preserve">D. Tất cả đều đúng</w:t>
       </w:r>
       <w:r>
@@ -9969,12 +10175,13 @@
         <w:ind w:firstLine="0"/>
         <w:rPr>
           <w:szCs w:val="28"/>
-          <w:lang w:val="en-US"/>
-        </w:rPr>
-      </w:pPr>
-      <w:r>
-        <w:rPr>
-          <w:szCs w:val="28"/>
+          <w:highlight w:val="none"/>
+        </w:rPr>
+      </w:pPr>
+      <w:r>
+        <w:rPr>
+          <w:szCs w:val="28"/>
+          <w:highlight w:val="none"/>
           <w:lang w:val="en-US"/>
         </w:rPr>
         <w:tab/>
@@ -9983,6 +10190,7 @@
       <w:r>
         <w:rPr>
           <w:szCs w:val="28"/>
+          <w:highlight w:val="none"/>
           <w:lang w:val="en-US"/>
         </w:rPr>
       </w:r>
@@ -10058,26 +10266,36 @@
         <w:jc w:val="left"/>
         <w:rPr>
           <w:szCs w:val="28"/>
-          <w:lang w:val="en-US"/>
-        </w:rPr>
-      </w:pPr>
-      <w:r>
-        <w:rPr>
-          <w:szCs w:val="28"/>
+          <w:highlight w:val="none"/>
+        </w:rPr>
+      </w:pPr>
+      <w:r>
+        <w:rPr>
+          <w:szCs w:val="28"/>
+          <w:highlight w:val="none"/>
           <w:lang w:val="en-US"/>
         </w:rPr>
         <w:tab/>
+      </w:r>
+      <w:r>
+        <w:rPr>
+          <w:szCs w:val="28"/>
+          <w:highlight w:val="green"/>
+          <w:lang w:val="en-US"/>
+        </w:rPr>
         <w:t xml:space="preserve">A. Tổng hợp Glycerin </w:t>
       </w:r>
       <w:r>
         <w:rPr>
           <w:szCs w:val="28"/>
+          <w:highlight w:val="green"/>
         </w:rPr>
         <w:t xml:space="preserve">ngược lại với</w:t>
       </w:r>
       <w:r>
         <w:rPr>
           <w:szCs w:val="28"/>
+          <w:highlight w:val="green"/>
           <w:lang w:val="en-US"/>
         </w:rPr>
         <w:t xml:space="preserve"> quá trình</w:t>
@@ -10085,12 +10303,14 @@
       <w:r>
         <w:rPr>
           <w:szCs w:val="28"/>
+          <w:highlight w:val="green"/>
         </w:rPr>
         <w:t xml:space="preserve"> phân giải </w:t>
       </w:r>
       <w:r>
         <w:rPr>
           <w:szCs w:val="28"/>
+          <w:highlight w:val="none"/>
           <w:lang w:val="en-US"/>
         </w:rPr>
       </w:r>
@@ -10265,6 +10485,13 @@
           <w:lang w:val="en-US"/>
         </w:rPr>
         <w:tab/>
+      </w:r>
+      <w:r>
+        <w:rPr>
+          <w:szCs w:val="28"/>
+          <w:highlight w:val="none"/>
+          <w:lang w:val="en-US"/>
+        </w:rPr>
         <w:t xml:space="preserve">E. Tất cả đều sai</w:t>
       </w:r>
       <w:r>
@@ -10387,26 +10614,36 @@
         <w:jc w:val="left"/>
         <w:rPr>
           <w:szCs w:val="28"/>
-          <w:lang w:val="en-US"/>
-        </w:rPr>
-      </w:pPr>
-      <w:r>
-        <w:rPr>
-          <w:szCs w:val="28"/>
+          <w:highlight w:val="none"/>
+        </w:rPr>
+      </w:pPr>
+      <w:r>
+        <w:rPr>
+          <w:szCs w:val="28"/>
+          <w:highlight w:val="none"/>
           <w:lang w:val="en-US"/>
         </w:rPr>
         <w:tab/>
+      </w:r>
+      <w:r>
+        <w:rPr>
+          <w:szCs w:val="28"/>
+          <w:highlight w:val="yellow"/>
+          <w:lang w:val="en-US"/>
+        </w:rPr>
         <w:t xml:space="preserve">B. N</w:t>
       </w:r>
       <w:r>
         <w:rPr>
           <w:szCs w:val="28"/>
+          <w:highlight w:val="yellow"/>
         </w:rPr>
         <w:t xml:space="preserve">guồn nguyên liệu</w:t>
       </w:r>
       <w:r>
         <w:rPr>
           <w:szCs w:val="28"/>
+          <w:highlight w:val="yellow"/>
           <w:lang w:val="en-US"/>
         </w:rPr>
         <w:t xml:space="preserve"> tổng hợp Cholestorol</w:t>
@@ -10414,12 +10651,14 @@
       <w:r>
         <w:rPr>
           <w:szCs w:val="28"/>
+          <w:highlight w:val="yellow"/>
         </w:rPr>
         <w:t xml:space="preserve"> là </w:t>
       </w:r>
       <w:r>
         <w:rPr>
           <w:szCs w:val="28"/>
+          <w:highlight w:val="yellow"/>
           <w:lang w:val="en-US"/>
         </w:rPr>
         <w:t xml:space="preserve">Acyl</w:t>
@@ -10427,12 +10666,14 @@
       <w:r>
         <w:rPr>
           <w:szCs w:val="28"/>
+          <w:highlight w:val="yellow"/>
         </w:rPr>
         <w:t xml:space="preserve">-CoA</w:t>
       </w:r>
       <w:r>
         <w:rPr>
           <w:szCs w:val="28"/>
+          <w:highlight w:val="none"/>
           <w:lang w:val="en-US"/>
         </w:rPr>
       </w:r>
@@ -10553,20 +10794,29 @@
         <w:jc w:val="left"/>
         <w:rPr>
           <w:szCs w:val="28"/>
-          <w:lang w:val="en-US"/>
-        </w:rPr>
-      </w:pPr>
-      <w:r>
-        <w:rPr>
-          <w:szCs w:val="28"/>
+          <w:highlight w:val="none"/>
+        </w:rPr>
+      </w:pPr>
+      <w:r>
+        <w:rPr>
+          <w:szCs w:val="28"/>
+          <w:highlight w:val="none"/>
           <w:lang w:val="en-US"/>
         </w:rPr>
         <w:tab/>
+      </w:r>
+      <w:r>
+        <w:rPr>
+          <w:szCs w:val="28"/>
+          <w:highlight w:val="none"/>
+          <w:lang w:val="en-US"/>
+        </w:rPr>
         <w:t xml:space="preserve">E. Trong cơ thể, chủ yếu tồn tại dạng Cholesterol tự do</w:t>
       </w:r>
       <w:r>
         <w:rPr>
           <w:szCs w:val="28"/>
+          <w:highlight w:val="none"/>
           <w:lang w:val="en-US"/>
         </w:rPr>
       </w:r>
@@ -10744,12 +10994,13 @@
         <w:jc w:val="left"/>
         <w:rPr>
           <w:szCs w:val="28"/>
-          <w:lang w:val="en-US"/>
-        </w:rPr>
-      </w:pPr>
-      <w:r>
-        <w:rPr>
-          <w:szCs w:val="28"/>
+          <w:highlight w:val="yellow"/>
+        </w:rPr>
+      </w:pPr>
+      <w:r>
+        <w:rPr>
+          <w:szCs w:val="28"/>
+          <w:highlight w:val="yellow"/>
           <w:lang w:val="en-US"/>
         </w:rPr>
         <w:tab/>
@@ -10758,12 +11009,14 @@
       <w:r>
         <w:rPr>
           <w:szCs w:val="28"/>
+          <w:highlight w:val="yellow"/>
         </w:rPr>
         <w:t xml:space="preserve">hoái hóa cholesterol</w:t>
       </w:r>
       <w:r>
         <w:rPr>
           <w:szCs w:val="28"/>
+          <w:highlight w:val="yellow"/>
           <w:lang w:val="en-US"/>
         </w:rPr>
         <w:t xml:space="preserve"> </w:t>
@@ -10771,12 +11024,14 @@
       <w:r>
         <w:rPr>
           <w:szCs w:val="28"/>
+          <w:highlight w:val="yellow"/>
         </w:rPr>
         <w:t xml:space="preserve">tạo thành </w:t>
       </w:r>
       <w:r>
         <w:rPr>
           <w:szCs w:val="28"/>
+          <w:highlight w:val="yellow"/>
           <w:lang w:val="en-US"/>
         </w:rPr>
         <w:t xml:space="preserve">sắc tố</w:t>
@@ -10784,12 +11039,14 @@
       <w:r>
         <w:rPr>
           <w:szCs w:val="28"/>
+          <w:highlight w:val="yellow"/>
         </w:rPr>
         <w:t xml:space="preserve"> mật. Quá trình này</w:t>
       </w:r>
       <w:r>
         <w:rPr>
           <w:szCs w:val="28"/>
+          <w:highlight w:val="yellow"/>
           <w:lang w:val="en-US"/>
         </w:rPr>
         <w:t xml:space="preserve"> </w:t>
@@ -10797,12 +11054,14 @@
       <w:r>
         <w:rPr>
           <w:szCs w:val="28"/>
+          <w:highlight w:val="yellow"/>
         </w:rPr>
         <w:t xml:space="preserve">xảy ra ở gan và ruột.</w:t>
       </w:r>
       <w:r>
         <w:rPr>
           <w:szCs w:val="28"/>
+          <w:highlight w:val="yellow"/>
           <w:lang w:val="en-US"/>
         </w:rPr>
       </w:r>
@@ -10857,20 +11116,29 @@
         <w:jc w:val="left"/>
         <w:rPr>
           <w:szCs w:val="28"/>
-          <w:lang w:val="en-US"/>
-        </w:rPr>
-      </w:pPr>
-      <w:r>
-        <w:rPr>
-          <w:szCs w:val="28"/>
+          <w:highlight w:val="none"/>
+        </w:rPr>
+      </w:pPr>
+      <w:r>
+        <w:rPr>
+          <w:szCs w:val="28"/>
+          <w:highlight w:val="none"/>
           <w:lang w:val="en-US"/>
         </w:rPr>
         <w:tab/>
+      </w:r>
+      <w:r>
+        <w:rPr>
+          <w:szCs w:val="28"/>
+          <w:highlight w:val="none"/>
+          <w:lang w:val="en-US"/>
+        </w:rPr>
         <w:t xml:space="preserve">E. Trong cơ thể, chủ yếu tồn tại dạng Cholesterol tự do</w:t>
       </w:r>
       <w:r>
         <w:rPr>
           <w:szCs w:val="28"/>
+          <w:highlight w:val="none"/>
           <w:lang w:val="en-US"/>
         </w:rPr>
       </w:r>
@@ -10890,13 +11158,14 @@
         <w:ind w:firstLine="0"/>
         <w:jc w:val="left"/>
         <w:rPr>
-          <w:szCs w:val="28"/>
-          <w:lang w:val="en-US"/>
+          <w:color w:val="c00000"/>
+          <w:szCs w:val="28"/>
         </w:rPr>
       </w:pPr>
       <w:r>
         <w:rPr>
           <w:b/>
+          <w:color w:val="c00000"/>
           <w:szCs w:val="28"/>
           <w:lang w:val="en-US"/>
         </w:rPr>
@@ -10905,6 +11174,7 @@
       <w:r>
         <w:rPr>
           <w:b/>
+          <w:color w:val="c00000"/>
           <w:szCs w:val="28"/>
           <w:lang w:val="en-US"/>
         </w:rPr>
@@ -10913,6 +11183,7 @@
       <w:r>
         <w:rPr>
           <w:b/>
+          <w:color w:val="c00000"/>
           <w:szCs w:val="28"/>
           <w:lang w:val="en-US"/>
         </w:rPr>
@@ -10920,6 +11191,7 @@
       </w:r>
       <w:r>
         <w:rPr>
+          <w:color w:val="c00000"/>
           <w:szCs w:val="28"/>
           <w:lang w:val="en-US"/>
         </w:rPr>
@@ -10927,6 +11199,7 @@
       </w:r>
       <w:r>
         <w:rPr>
+          <w:color w:val="c00000"/>
           <w:szCs w:val="28"/>
           <w:lang w:val="en-US"/>
         </w:rPr>
@@ -11113,7 +11386,7 @@
         <w:ind w:firstLine="0"/>
         <w:jc w:val="left"/>
         <w:rPr>
-          <w:szCs w:val="28"/>
+          <w:highlight w:val="none"/>
           <w:lang w:val="en-US"/>
         </w:rPr>
       </w:pPr>
@@ -11127,7 +11400,7 @@
       </w:r>
       <w:r>
         <w:rPr>
-          <w:szCs w:val="28"/>
+          <w:highlight w:val="none"/>
           <w:lang w:val="en-US"/>
         </w:rPr>
       </w:r>
@@ -11147,28 +11420,28 @@
         <w:ind w:firstLine="0"/>
         <w:jc w:val="left"/>
         <w:rPr>
-          <w:szCs w:val="28"/>
-          <w:lang w:val="en-US"/>
-        </w:rPr>
-      </w:pPr>
-      <w:r>
-        <w:rPr>
-          <w:szCs w:val="28"/>
-          <w:lang w:val="en-US"/>
-        </w:rPr>
-        <w:tab/>
-        <w:t xml:space="preserve">E. Trong cơ thể, chủ yếu tồn tại dạng Cholesterol ester</w:t>
-      </w:r>
-      <w:r>
-        <w:rPr>
-          <w:szCs w:val="28"/>
-          <w:lang w:val="en-US"/>
-        </w:rPr>
-        <w:t xml:space="preserve"> (Sterid)</w:t>
-      </w:r>
-      <w:r>
-        <w:rPr>
-          <w:szCs w:val="28"/>
+          <w:highlight w:val="green"/>
+        </w:rPr>
+      </w:pPr>
+      <w:r>
+        <w:rPr>
+          <w:szCs w:val="28"/>
+          <w:highlight w:val="green"/>
+          <w:lang w:val="en-US" w:bidi="en-US"/>
+        </w:rPr>
+        <w:t xml:space="preserve">E. Trong cơ thể chủ yếu tồn tại dạng Cholesterol ester (Sterid)</w:t>
+      </w:r>
+      <w:r>
+        <w:rPr>
+          <w:szCs w:val="28"/>
+          <w:highlight w:val="green"/>
+          <w:lang w:val="en-US" w:bidi="en-US"/>
+        </w:rPr>
+      </w:r>
+      <w:r>
+        <w:rPr>
+          <w:szCs w:val="28"/>
+          <w:highlight w:val="green"/>
           <w:lang w:val="en-US"/>
         </w:rPr>
       </w:r>
@@ -11188,44 +11461,36 @@
         <w:ind w:firstLine="0"/>
         <w:jc w:val="left"/>
         <w:rPr>
-          <w:szCs w:val="28"/>
-          <w:lang w:val="en-US"/>
-        </w:rPr>
-      </w:pPr>
-      <w:r>
-        <w:rPr>
-          <w:b/>
-          <w:szCs w:val="28"/>
-          <w:lang w:val="en-US"/>
-        </w:rPr>
-        <w:t xml:space="preserve">Câu </w:t>
-      </w:r>
-      <w:r>
-        <w:rPr>
-          <w:b/>
-          <w:szCs w:val="28"/>
-          <w:lang w:val="en-US"/>
-        </w:rPr>
-        <w:t xml:space="preserve">53</w:t>
-      </w:r>
-      <w:r>
-        <w:rPr>
-          <w:b/>
-          <w:szCs w:val="28"/>
-          <w:lang w:val="en-US"/>
-        </w:rPr>
-        <w:t xml:space="preserve">:</w:t>
-      </w:r>
-      <w:r>
-        <w:rPr>
-          <w:szCs w:val="28"/>
-          <w:lang w:val="en-US"/>
-        </w:rPr>
-        <w:t xml:space="preserve"> Hormon nào sau đây làm giảm tổng hợp và tăng cường thoái hóa Lipid</w:t>
-      </w:r>
-      <w:r>
-        <w:rPr>
-          <w:szCs w:val="28"/>
+          <w:lang w:val="en-US"/>
+        </w:rPr>
+      </w:pPr>
+      <w:r>
+        <w:rPr>
+          <w:szCs w:val="28"/>
+          <w:highlight w:val="none"/>
+          <w:lang w:val="en-US" w:bidi="en-US"/>
+        </w:rPr>
+      </w:r>
+      <w:r/>
+      <w:r>
+        <w:rPr>
+          <w:szCs w:val="28"/>
+          <w:highlight w:val="none"/>
+          <w:lang w:val="en-US" w:bidi="en-US"/>
+        </w:rPr>
+      </w:r>
+      <w:r/>
+      <w:r>
+        <w:rPr>
+          <w:szCs w:val="28"/>
+          <w:highlight w:val="none"/>
+          <w:lang w:val="en-US" w:bidi="en-US"/>
+        </w:rPr>
+      </w:r>
+      <w:r>
+        <w:rPr>
+          <w:szCs w:val="28"/>
+          <w:highlight w:val="none"/>
           <w:lang w:val="en-US"/>
         </w:rPr>
       </w:r>
@@ -11251,6 +11516,63 @@
       </w:pPr>
       <w:r>
         <w:rPr>
+          <w:b/>
+          <w:szCs w:val="28"/>
+          <w:lang w:val="en-US"/>
+        </w:rPr>
+        <w:t xml:space="preserve">Câu </w:t>
+      </w:r>
+      <w:r>
+        <w:rPr>
+          <w:b/>
+          <w:szCs w:val="28"/>
+          <w:lang w:val="en-US"/>
+        </w:rPr>
+        <w:t xml:space="preserve">53</w:t>
+      </w:r>
+      <w:r>
+        <w:rPr>
+          <w:b/>
+          <w:szCs w:val="28"/>
+          <w:lang w:val="en-US"/>
+        </w:rPr>
+        <w:t xml:space="preserve">:</w:t>
+      </w:r>
+      <w:r>
+        <w:rPr>
+          <w:szCs w:val="28"/>
+          <w:lang w:val="en-US"/>
+        </w:rPr>
+        <w:t xml:space="preserve"> Hormon nào sau đây làm giảm tổng hợp và tăng cường thoái hóa Lipid</w:t>
+      </w:r>
+      <w:r>
+        <w:rPr>
+          <w:szCs w:val="28"/>
+          <w:lang w:val="en-US"/>
+        </w:rPr>
+      </w:r>
+    </w:p>
+    <w:p>
+      <w:pPr>
+        <w:keepNext w:val="false"/>
+        <w:pBdr/>
+        <w:tabs>
+          <w:tab w:val="left" w:leader="none" w:pos="360"/>
+          <w:tab w:val="left" w:leader="none" w:pos="2160"/>
+          <w:tab w:val="left" w:leader="none" w:pos="3960"/>
+          <w:tab w:val="left" w:leader="none" w:pos="5760"/>
+          <w:tab w:val="left" w:leader="none" w:pos="7560"/>
+        </w:tabs>
+        <w:spacing/>
+        <w:ind w:firstLine="0"/>
+        <w:jc w:val="left"/>
+        <w:rPr>
+          <w:szCs w:val="28"/>
+          <w:lang w:val="en-US"/>
+        </w:rPr>
+      </w:pPr>
+      <w:r>
+        <w:rPr>
           <w:szCs w:val="28"/>
           <w:lang w:val="en-US"/>
         </w:rPr>
@@ -11263,6 +11585,13 @@
           <w:lang w:val="en-US"/>
         </w:rPr>
         <w:tab/>
+      </w:r>
+      <w:r>
+        <w:rPr>
+          <w:szCs w:val="28"/>
+          <w:highlight w:val="none"/>
+          <w:lang w:val="en-US"/>
+        </w:rPr>
         <w:t xml:space="preserve">B. Thyroxyn</w:t>
       </w:r>
       <w:r>
@@ -11300,6 +11629,13 @@
           <w:lang w:val="en-US"/>
         </w:rPr>
         <w:tab/>
+      </w:r>
+      <w:r>
+        <w:rPr>
+          <w:szCs w:val="28"/>
+          <w:highlight w:val="yellow"/>
+          <w:lang w:val="en-US"/>
+        </w:rPr>
         <w:t xml:space="preserve">E. Cortisol</w:t>
       </w:r>
       <w:r>

--- a/Kỹ thuật Phục hồi chức năng/01. Môn học Cơ sở (II.1)/MH09. Hóa sinh/Đề cương /2. LIPID.docx
+++ b/Kỹ thuật Phục hồi chức năng/01. Môn học Cơ sở (II.1)/MH09. Hóa sinh/Đề cương /2. LIPID.docx
@@ -36,6 +36,13 @@
           <w:lang w:val="en-US"/>
         </w:rPr>
       </w:r>
+      <w:r>
+        <w:rPr>
+          <w:b/>
+          <w:szCs w:val="28"/>
+          <w:lang w:val="en-US"/>
+        </w:rPr>
+      </w:r>
     </w:p>
     <w:p>
       <w:pPr>
@@ -94,6 +101,12 @@
           <w:lang w:val="en-US"/>
         </w:rPr>
       </w:r>
+      <w:r>
+        <w:rPr>
+          <w:szCs w:val="28"/>
+          <w:lang w:val="en-US"/>
+        </w:rPr>
+      </w:r>
     </w:p>
     <w:p>
       <w:pPr>
@@ -125,6 +138,12 @@
           <w:lang w:val="en-US"/>
         </w:rPr>
       </w:r>
+      <w:r>
+        <w:rPr>
+          <w:szCs w:val="28"/>
+          <w:lang w:val="en-US"/>
+        </w:rPr>
+      </w:r>
     </w:p>
     <w:p>
       <w:pPr>
@@ -155,6 +174,12 @@
           <w:lang w:val="en-US"/>
         </w:rPr>
       </w:r>
+      <w:r>
+        <w:rPr>
+          <w:szCs w:val="28"/>
+          <w:lang w:val="en-US"/>
+        </w:rPr>
+      </w:r>
     </w:p>
     <w:p>
       <w:pPr>
@@ -187,6 +212,12 @@
           <w:lang w:val="en-US"/>
         </w:rPr>
       </w:r>
+      <w:r>
+        <w:rPr>
+          <w:szCs w:val="28"/>
+          <w:highlight w:val="yellow"/>
+        </w:rPr>
+      </w:r>
     </w:p>
     <w:p>
       <w:pPr>
@@ -218,6 +249,12 @@
           <w:lang w:val="en-US"/>
         </w:rPr>
       </w:r>
+      <w:r>
+        <w:rPr>
+          <w:szCs w:val="28"/>
+          <w:lang w:val="en-US"/>
+        </w:rPr>
+      </w:r>
     </w:p>
     <w:p>
       <w:pPr>
@@ -267,6 +304,12 @@
           <w:lang w:val="en-US"/>
         </w:rPr>
       </w:r>
+      <w:r>
+        <w:rPr>
+          <w:szCs w:val="28"/>
+          <w:lang w:val="en-US"/>
+        </w:rPr>
+      </w:r>
     </w:p>
     <w:p>
       <w:pPr>
@@ -300,6 +343,12 @@
           <w:lang w:val="en-US"/>
         </w:rPr>
       </w:r>
+      <w:r>
+        <w:rPr>
+          <w:szCs w:val="28"/>
+          <w:highlight w:val="yellow"/>
+        </w:rPr>
+      </w:r>
     </w:p>
     <w:p>
       <w:pPr>
@@ -331,6 +380,12 @@
           <w:lang w:val="en-US"/>
         </w:rPr>
       </w:r>
+      <w:r>
+        <w:rPr>
+          <w:szCs w:val="28"/>
+          <w:lang w:val="en-US"/>
+        </w:rPr>
+      </w:r>
     </w:p>
     <w:p>
       <w:pPr>
@@ -362,6 +417,12 @@
           <w:lang w:val="en-US"/>
         </w:rPr>
       </w:r>
+      <w:r>
+        <w:rPr>
+          <w:szCs w:val="28"/>
+          <w:lang w:val="en-US"/>
+        </w:rPr>
+      </w:r>
     </w:p>
     <w:p>
       <w:pPr>
@@ -393,6 +454,12 @@
           <w:lang w:val="en-US"/>
         </w:rPr>
       </w:r>
+      <w:r>
+        <w:rPr>
+          <w:szCs w:val="28"/>
+          <w:lang w:val="en-US"/>
+        </w:rPr>
+      </w:r>
     </w:p>
     <w:p>
       <w:pPr>
@@ -442,6 +509,12 @@
           <w:lang w:val="en-US"/>
         </w:rPr>
       </w:r>
+      <w:r>
+        <w:rPr>
+          <w:szCs w:val="28"/>
+          <w:lang w:val="en-US"/>
+        </w:rPr>
+      </w:r>
     </w:p>
     <w:p>
       <w:pPr>
@@ -504,6 +577,12 @@
           <w:lang w:val="en-US"/>
         </w:rPr>
       </w:r>
+      <w:r>
+        <w:rPr>
+          <w:szCs w:val="28"/>
+          <w:lang w:val="en-US"/>
+        </w:rPr>
+      </w:r>
     </w:p>
     <w:p>
       <w:pPr>
@@ -544,6 +623,12 @@
           <w:lang w:val="en-US"/>
         </w:rPr>
       </w:r>
+      <w:r>
+        <w:rPr>
+          <w:szCs w:val="28"/>
+          <w:lang w:val="en-US"/>
+        </w:rPr>
+      </w:r>
     </w:p>
     <w:p>
       <w:pPr>
@@ -575,6 +660,12 @@
           <w:lang w:val="en-US"/>
         </w:rPr>
       </w:r>
+      <w:r>
+        <w:rPr>
+          <w:szCs w:val="28"/>
+          <w:lang w:val="en-US"/>
+        </w:rPr>
+      </w:r>
     </w:p>
     <w:p>
       <w:pPr>
@@ -606,6 +697,12 @@
           <w:lang w:val="en-US"/>
         </w:rPr>
       </w:r>
+      <w:r>
+        <w:rPr>
+          <w:szCs w:val="28"/>
+          <w:lang w:val="en-US"/>
+        </w:rPr>
+      </w:r>
     </w:p>
     <w:p>
       <w:pPr>
@@ -671,6 +768,12 @@
           <w:lang w:val="en-US"/>
         </w:rPr>
       </w:r>
+      <w:r>
+        <w:rPr>
+          <w:szCs w:val="28"/>
+          <w:highlight w:val="yellow"/>
+        </w:rPr>
+      </w:r>
     </w:p>
     <w:p>
       <w:pPr>
@@ -716,6 +819,12 @@
           <w:lang w:val="en-US"/>
         </w:rPr>
       </w:r>
+      <w:r>
+        <w:rPr>
+          <w:szCs w:val="28"/>
+          <w:lang w:val="en-US"/>
+        </w:rPr>
+      </w:r>
     </w:p>
     <w:p>
       <w:pPr>
@@ -765,6 +874,12 @@
           <w:lang w:val="en-US"/>
         </w:rPr>
       </w:r>
+      <w:r>
+        <w:rPr>
+          <w:szCs w:val="28"/>
+          <w:lang w:val="en-US"/>
+        </w:rPr>
+      </w:r>
     </w:p>
     <w:p>
       <w:pPr>
@@ -796,6 +911,12 @@
           <w:lang w:val="en-US"/>
         </w:rPr>
       </w:r>
+      <w:r>
+        <w:rPr>
+          <w:szCs w:val="28"/>
+          <w:lang w:val="en-US"/>
+        </w:rPr>
+      </w:r>
     </w:p>
     <w:p>
       <w:pPr>
@@ -829,6 +950,12 @@
           <w:lang w:val="en-US"/>
         </w:rPr>
       </w:r>
+      <w:r>
+        <w:rPr>
+          <w:szCs w:val="28"/>
+          <w:highlight w:val="yellow"/>
+        </w:rPr>
+      </w:r>
     </w:p>
     <w:p>
       <w:pPr>
@@ -860,6 +987,12 @@
           <w:lang w:val="en-US"/>
         </w:rPr>
       </w:r>
+      <w:r>
+        <w:rPr>
+          <w:szCs w:val="28"/>
+          <w:lang w:val="en-US"/>
+        </w:rPr>
+      </w:r>
     </w:p>
     <w:p>
       <w:pPr>
@@ -891,6 +1024,12 @@
           <w:lang w:val="fr-FR"/>
         </w:rPr>
       </w:r>
+      <w:r>
+        <w:rPr>
+          <w:szCs w:val="28"/>
+          <w:lang w:val="fr-FR"/>
+        </w:rPr>
+      </w:r>
     </w:p>
     <w:p>
       <w:pPr>
@@ -983,6 +1122,12 @@
           <w:lang w:val="en-US"/>
         </w:rPr>
       </w:r>
+      <w:r>
+        <w:rPr>
+          <w:szCs w:val="28"/>
+          <w:lang w:val="en-US"/>
+        </w:rPr>
+      </w:r>
     </w:p>
     <w:p>
       <w:pPr>
@@ -1028,6 +1173,12 @@
           <w:lang w:val="en-US"/>
         </w:rPr>
       </w:r>
+      <w:r>
+        <w:rPr>
+          <w:szCs w:val="28"/>
+          <w:lang w:val="en-US"/>
+        </w:rPr>
+      </w:r>
     </w:p>
     <w:p>
       <w:pPr>
@@ -1062,6 +1213,12 @@
           <w:lang w:val="en-US"/>
         </w:rPr>
       </w:r>
+      <w:r>
+        <w:rPr>
+          <w:szCs w:val="28"/>
+          <w:highlight w:val="yellow"/>
+        </w:rPr>
+      </w:r>
     </w:p>
     <w:p>
       <w:pPr>
@@ -1094,6 +1251,12 @@
           <w:lang w:val="en-US"/>
         </w:rPr>
       </w:r>
+      <w:r>
+        <w:rPr>
+          <w:szCs w:val="28"/>
+          <w:lang w:val="en-US"/>
+        </w:rPr>
+      </w:r>
     </w:p>
     <w:p>
       <w:pPr>
@@ -1126,6 +1289,12 @@
           <w:lang w:val="en-US"/>
         </w:rPr>
       </w:r>
+      <w:r>
+        <w:rPr>
+          <w:szCs w:val="28"/>
+          <w:lang w:val="en-US"/>
+        </w:rPr>
+      </w:r>
     </w:p>
     <w:p>
       <w:pPr>
@@ -1158,6 +1327,12 @@
           <w:lang w:val="en-US"/>
         </w:rPr>
       </w:r>
+      <w:r>
+        <w:rPr>
+          <w:szCs w:val="28"/>
+          <w:lang w:val="en-US"/>
+        </w:rPr>
+      </w:r>
     </w:p>
     <w:p>
       <w:pPr>
@@ -1258,6 +1433,12 @@
           <w:lang w:val="en-US"/>
         </w:rPr>
       </w:r>
+      <w:r>
+        <w:rPr>
+          <w:szCs w:val="28"/>
+          <w:lang w:val="en-US"/>
+        </w:rPr>
+      </w:r>
     </w:p>
     <w:p>
       <w:pPr>
@@ -1303,6 +1484,12 @@
           <w:lang w:val="en-US"/>
         </w:rPr>
       </w:r>
+      <w:r>
+        <w:rPr>
+          <w:szCs w:val="28"/>
+          <w:lang w:val="en-US"/>
+        </w:rPr>
+      </w:r>
     </w:p>
     <w:p>
       <w:pPr>
@@ -1335,6 +1522,12 @@
           <w:lang w:val="en-US"/>
         </w:rPr>
       </w:r>
+      <w:r>
+        <w:rPr>
+          <w:szCs w:val="28"/>
+          <w:lang w:val="en-US"/>
+        </w:rPr>
+      </w:r>
     </w:p>
     <w:p>
       <w:pPr>
@@ -1374,6 +1567,12 @@
           <w:lang w:val="en-US"/>
         </w:rPr>
       </w:r>
+      <w:r>
+        <w:rPr>
+          <w:szCs w:val="28"/>
+          <w:lang w:val="en-US"/>
+        </w:rPr>
+      </w:r>
     </w:p>
     <w:p>
       <w:pPr>
@@ -1406,6 +1605,12 @@
           <w:lang w:val="en-US"/>
         </w:rPr>
       </w:r>
+      <w:r>
+        <w:rPr>
+          <w:szCs w:val="28"/>
+          <w:lang w:val="en-US"/>
+        </w:rPr>
+      </w:r>
     </w:p>
     <w:p>
       <w:pPr>
@@ -1438,6 +1643,12 @@
           <w:lang w:val="en-US"/>
         </w:rPr>
       </w:r>
+      <w:r>
+        <w:rPr>
+          <w:szCs w:val="28"/>
+          <w:lang w:val="en-US"/>
+        </w:rPr>
+      </w:r>
     </w:p>
     <w:p>
       <w:pPr>
@@ -1477,6 +1688,12 @@
           <w:lang w:val="en-US"/>
         </w:rPr>
       </w:r>
+      <w:r>
+        <w:rPr>
+          <w:szCs w:val="28"/>
+          <w:lang w:val="en-US"/>
+        </w:rPr>
+      </w:r>
     </w:p>
     <w:p>
       <w:pPr>
@@ -1548,6 +1765,12 @@
           <w:lang w:val="en-US"/>
         </w:rPr>
       </w:r>
+      <w:r>
+        <w:rPr>
+          <w:szCs w:val="28"/>
+          <w:lang w:val="en-US"/>
+        </w:rPr>
+      </w:r>
     </w:p>
     <w:p>
       <w:pPr>
@@ -1609,6 +1832,12 @@
           <w:lang w:val="en-US"/>
         </w:rPr>
       </w:r>
+      <w:r>
+        <w:rPr>
+          <w:szCs w:val="28"/>
+          <w:lang w:val="en-US"/>
+        </w:rPr>
+      </w:r>
     </w:p>
     <w:p>
       <w:pPr>
@@ -1680,6 +1909,12 @@
           <w:lang w:val="en-US"/>
         </w:rPr>
       </w:r>
+      <w:r>
+        <w:rPr>
+          <w:szCs w:val="28"/>
+          <w:lang w:val="en-US"/>
+        </w:rPr>
+      </w:r>
     </w:p>
     <w:p>
       <w:pPr>
@@ -1719,6 +1954,12 @@
           <w:lang w:val="en-US"/>
         </w:rPr>
       </w:r>
+      <w:r>
+        <w:rPr>
+          <w:szCs w:val="28"/>
+          <w:lang w:val="en-US"/>
+        </w:rPr>
+      </w:r>
     </w:p>
     <w:p>
       <w:pPr>
@@ -1796,6 +2037,12 @@
           <w:lang w:val="en-US"/>
         </w:rPr>
       </w:r>
+      <w:r>
+        <w:rPr>
+          <w:szCs w:val="28"/>
+          <w:lang w:val="en-US"/>
+        </w:rPr>
+      </w:r>
     </w:p>
     <w:p>
       <w:pPr>
@@ -1835,6 +2082,12 @@
           <w:lang w:val="en-US"/>
         </w:rPr>
       </w:r>
+      <w:r>
+        <w:rPr>
+          <w:szCs w:val="28"/>
+          <w:lang w:val="en-US"/>
+        </w:rPr>
+      </w:r>
     </w:p>
     <w:p>
       <w:pPr>
@@ -1880,6 +2133,12 @@
           <w:lang w:val="en-US"/>
         </w:rPr>
       </w:r>
+      <w:r>
+        <w:rPr>
+          <w:szCs w:val="28"/>
+          <w:lang w:val="en-US"/>
+        </w:rPr>
+      </w:r>
     </w:p>
     <w:p>
       <w:pPr>
@@ -1925,6 +2184,12 @@
           <w:lang w:val="en-US"/>
         </w:rPr>
       </w:r>
+      <w:r>
+        <w:rPr>
+          <w:szCs w:val="28"/>
+          <w:lang w:val="en-US"/>
+        </w:rPr>
+      </w:r>
     </w:p>
     <w:p>
       <w:pPr>
@@ -1964,6 +2229,12 @@
           <w:lang w:val="en-US"/>
         </w:rPr>
       </w:r>
+      <w:r>
+        <w:rPr>
+          <w:szCs w:val="28"/>
+          <w:lang w:val="en-US"/>
+        </w:rPr>
+      </w:r>
     </w:p>
     <w:p>
       <w:pPr>
@@ -1996,6 +2267,12 @@
           <w:lang w:val="en-US"/>
         </w:rPr>
       </w:r>
+      <w:r>
+        <w:rPr>
+          <w:szCs w:val="28"/>
+          <w:lang w:val="en-US"/>
+        </w:rPr>
+      </w:r>
     </w:p>
     <w:p>
       <w:pPr>
@@ -2041,6 +2318,12 @@
           <w:lang w:val="en-US"/>
         </w:rPr>
       </w:r>
+      <w:r>
+        <w:rPr>
+          <w:szCs w:val="28"/>
+          <w:lang w:val="en-US"/>
+        </w:rPr>
+      </w:r>
     </w:p>
     <w:p>
       <w:pPr>
@@ -2088,6 +2371,12 @@
           <w:lang w:val="en-US"/>
         </w:rPr>
       </w:r>
+      <w:r>
+        <w:rPr>
+          <w:szCs w:val="28"/>
+          <w:lang w:val="en-US"/>
+        </w:rPr>
+      </w:r>
     </w:p>
     <w:p>
       <w:pPr>
@@ -2159,6 +2448,12 @@
           <w:lang w:val="en-US"/>
         </w:rPr>
       </w:r>
+      <w:r>
+        <w:rPr>
+          <w:szCs w:val="28"/>
+          <w:lang w:val="en-US"/>
+        </w:rPr>
+      </w:r>
     </w:p>
     <w:p>
       <w:pPr>
@@ -2224,6 +2519,12 @@
           <w:lang w:val="en-US"/>
         </w:rPr>
       </w:r>
+      <w:r>
+        <w:rPr>
+          <w:szCs w:val="28"/>
+          <w:lang w:val="en-US"/>
+        </w:rPr>
+      </w:r>
     </w:p>
     <w:p>
       <w:pPr>
@@ -2270,6 +2571,12 @@
           <w:lang w:val="en-US"/>
         </w:rPr>
       </w:r>
+      <w:r>
+        <w:rPr>
+          <w:szCs w:val="28"/>
+          <w:lang w:val="en-US"/>
+        </w:rPr>
+      </w:r>
     </w:p>
     <w:p>
       <w:pPr>
@@ -2309,6 +2616,12 @@
           <w:lang w:val="en-US"/>
         </w:rPr>
       </w:r>
+      <w:r>
+        <w:rPr>
+          <w:szCs w:val="28"/>
+          <w:lang w:val="en-US"/>
+        </w:rPr>
+      </w:r>
     </w:p>
     <w:p>
       <w:pPr>
@@ -2372,6 +2685,12 @@
           <w:lang w:val="en-US"/>
         </w:rPr>
       </w:r>
+      <w:r>
+        <w:rPr>
+          <w:color w:val="c00000"/>
+          <w:szCs w:val="28"/>
+        </w:rPr>
+      </w:r>
     </w:p>
     <w:p>
       <w:pPr>
@@ -2418,6 +2737,12 @@
           <w:lang w:val="en-US"/>
         </w:rPr>
       </w:r>
+      <w:r>
+        <w:rPr>
+          <w:szCs w:val="28"/>
+          <w:lang w:val="en-US"/>
+        </w:rPr>
+      </w:r>
     </w:p>
     <w:p>
       <w:pPr>
@@ -2449,6 +2774,12 @@
           <w:lang w:val="en-US"/>
         </w:rPr>
       </w:r>
+      <w:r>
+        <w:rPr>
+          <w:szCs w:val="28"/>
+          <w:lang w:val="en-US"/>
+        </w:rPr>
+      </w:r>
     </w:p>
     <w:p>
       <w:pPr>
@@ -2510,6 +2841,12 @@
           <w:lang w:val="en-US"/>
         </w:rPr>
       </w:r>
+      <w:r>
+        <w:rPr>
+          <w:szCs w:val="28"/>
+          <w:lang w:val="en-US"/>
+        </w:rPr>
+      </w:r>
     </w:p>
     <w:p>
       <w:pPr>
@@ -2543,6 +2880,12 @@
           <w:lang w:val="en-US"/>
         </w:rPr>
       </w:r>
+      <w:r>
+        <w:rPr>
+          <w:szCs w:val="28"/>
+          <w:highlight w:val="white"/>
+        </w:rPr>
+      </w:r>
     </w:p>
     <w:p>
       <w:pPr>
@@ -2579,6 +2922,13 @@
           <w:lang w:val="en-US"/>
         </w:rPr>
       </w:r>
+      <w:r>
+        <w:rPr>
+          <w:color w:val="000000" w:themeColor="text1"/>
+          <w:szCs w:val="28"/>
+          <w:highlight w:val="yellow"/>
+        </w:rPr>
+      </w:r>
     </w:p>
     <w:p>
       <w:pPr>
@@ -2637,6 +2987,12 @@
           <w:lang w:val="en-US"/>
         </w:rPr>
       </w:r>
+      <w:r>
+        <w:rPr>
+          <w:szCs w:val="28"/>
+          <w:lang w:val="en-US"/>
+        </w:rPr>
+      </w:r>
     </w:p>
     <w:p>
       <w:pPr>
@@ -2687,6 +3043,12 @@
           <w:lang w:val="en-US"/>
         </w:rPr>
       </w:r>
+      <w:r>
+        <w:rPr>
+          <w:szCs w:val="28"/>
+          <w:lang w:val="en-US"/>
+        </w:rPr>
+      </w:r>
     </w:p>
     <w:p>
       <w:pPr>
@@ -2717,6 +3079,12 @@
           <w:lang w:val="en-US"/>
         </w:rPr>
       </w:r>
+      <w:r>
+        <w:rPr>
+          <w:szCs w:val="28"/>
+          <w:lang w:val="en-US"/>
+        </w:rPr>
+      </w:r>
     </w:p>
     <w:p>
       <w:pPr>
@@ -2749,6 +3117,12 @@
           <w:lang w:val="en-US"/>
         </w:rPr>
       </w:r>
+      <w:r>
+        <w:rPr>
+          <w:szCs w:val="28"/>
+          <w:highlight w:val="yellow"/>
+        </w:rPr>
+      </w:r>
     </w:p>
     <w:p>
       <w:pPr>
@@ -2807,6 +3181,12 @@
           <w:lang w:val="en-US"/>
         </w:rPr>
       </w:r>
+      <w:r>
+        <w:rPr>
+          <w:szCs w:val="28"/>
+          <w:lang w:val="en-US"/>
+        </w:rPr>
+      </w:r>
     </w:p>
     <w:p>
       <w:pPr>
@@ -2872,6 +3252,12 @@
           <w:lang w:val="en-US"/>
         </w:rPr>
       </w:r>
+      <w:r>
+        <w:rPr>
+          <w:szCs w:val="28"/>
+          <w:lang w:val="en-US"/>
+        </w:rPr>
+      </w:r>
     </w:p>
     <w:p>
       <w:pPr>
@@ -2918,6 +3304,12 @@
           <w:lang w:val="en-US"/>
         </w:rPr>
       </w:r>
+      <w:r>
+        <w:rPr>
+          <w:szCs w:val="28"/>
+          <w:lang w:val="en-US"/>
+        </w:rPr>
+      </w:r>
     </w:p>
     <w:p>
       <w:pPr>
@@ -2949,6 +3341,12 @@
           <w:lang w:val="en-US"/>
         </w:rPr>
       </w:r>
+      <w:r>
+        <w:rPr>
+          <w:szCs w:val="28"/>
+          <w:lang w:val="en-US"/>
+        </w:rPr>
+      </w:r>
     </w:p>
     <w:p>
       <w:pPr>
@@ -3010,6 +3408,12 @@
           <w:lang w:val="en-US"/>
         </w:rPr>
       </w:r>
+      <w:r>
+        <w:rPr>
+          <w:szCs w:val="28"/>
+          <w:lang w:val="en-US"/>
+        </w:rPr>
+      </w:r>
     </w:p>
     <w:p>
       <w:pPr>
@@ -3043,6 +3447,12 @@
           <w:lang w:val="en-US"/>
         </w:rPr>
       </w:r>
+      <w:r>
+        <w:rPr>
+          <w:szCs w:val="28"/>
+          <w:highlight w:val="yellow"/>
+        </w:rPr>
+      </w:r>
     </w:p>
     <w:p>
       <w:pPr>
@@ -3101,6 +3511,12 @@
           <w:lang w:val="en-US"/>
         </w:rPr>
       </w:r>
+      <w:r>
+        <w:rPr>
+          <w:szCs w:val="28"/>
+          <w:lang w:val="en-US"/>
+        </w:rPr>
+      </w:r>
     </w:p>
     <w:p>
       <w:pPr>
@@ -3151,6 +3567,12 @@
           <w:lang w:val="en-US"/>
         </w:rPr>
       </w:r>
+      <w:r>
+        <w:rPr>
+          <w:szCs w:val="28"/>
+          <w:lang w:val="en-US"/>
+        </w:rPr>
+      </w:r>
     </w:p>
     <w:p>
       <w:pPr>
@@ -3181,6 +3603,12 @@
           <w:lang w:val="en-US"/>
         </w:rPr>
       </w:r>
+      <w:r>
+        <w:rPr>
+          <w:szCs w:val="28"/>
+          <w:lang w:val="en-US"/>
+        </w:rPr>
+      </w:r>
     </w:p>
     <w:p>
       <w:pPr>
@@ -3211,6 +3639,12 @@
           <w:lang w:val="en-US"/>
         </w:rPr>
       </w:r>
+      <w:r>
+        <w:rPr>
+          <w:szCs w:val="28"/>
+          <w:lang w:val="en-US"/>
+        </w:rPr>
+      </w:r>
     </w:p>
     <w:p>
       <w:pPr>
@@ -3280,6 +3714,12 @@
           <w:lang w:val="en-US"/>
         </w:rPr>
       </w:r>
+      <w:r>
+        <w:rPr>
+          <w:szCs w:val="28"/>
+          <w:lang w:val="en-US"/>
+        </w:rPr>
+      </w:r>
     </w:p>
     <w:p>
       <w:pPr>
@@ -3338,6 +3778,12 @@
           <w:lang w:val="en-US"/>
         </w:rPr>
       </w:r>
+      <w:r>
+        <w:rPr>
+          <w:szCs w:val="28"/>
+          <w:lang w:val="en-US"/>
+        </w:rPr>
+      </w:r>
     </w:p>
     <w:p>
       <w:pPr>
@@ -3388,6 +3834,12 @@
           <w:lang w:val="en-US"/>
         </w:rPr>
       </w:r>
+      <w:r>
+        <w:rPr>
+          <w:szCs w:val="28"/>
+          <w:lang w:val="en-US"/>
+        </w:rPr>
+      </w:r>
     </w:p>
     <w:p>
       <w:pPr>
@@ -3420,6 +3872,12 @@
           <w:lang w:val="en-US"/>
         </w:rPr>
       </w:r>
+      <w:r>
+        <w:rPr>
+          <w:szCs w:val="28"/>
+          <w:highlight w:val="yellow"/>
+        </w:rPr>
+      </w:r>
     </w:p>
     <w:p>
       <w:pPr>
@@ -3450,6 +3908,12 @@
           <w:lang w:val="en-US"/>
         </w:rPr>
       </w:r>
+      <w:r>
+        <w:rPr>
+          <w:szCs w:val="28"/>
+          <w:lang w:val="en-US"/>
+        </w:rPr>
+      </w:r>
     </w:p>
     <w:p>
       <w:pPr>
@@ -3508,6 +3972,12 @@
           <w:lang w:val="en-US"/>
         </w:rPr>
       </w:r>
+      <w:r>
+        <w:rPr>
+          <w:szCs w:val="28"/>
+          <w:lang w:val="en-US"/>
+        </w:rPr>
+      </w:r>
     </w:p>
     <w:p>
       <w:pPr>
@@ -3563,6 +4033,12 @@
           <w:lang w:val="en-US"/>
         </w:rPr>
       </w:r>
+      <w:r>
+        <w:rPr>
+          <w:szCs w:val="28"/>
+          <w:lang w:val="en-US"/>
+        </w:rPr>
+      </w:r>
     </w:p>
     <w:p>
       <w:pPr>
@@ -3608,6 +4084,12 @@
           <w:lang w:val="en-US"/>
         </w:rPr>
       </w:r>
+      <w:r>
+        <w:rPr>
+          <w:szCs w:val="28"/>
+          <w:lang w:val="en-US"/>
+        </w:rPr>
+      </w:r>
     </w:p>
     <w:p>
       <w:pPr>
@@ -3640,6 +4122,12 @@
           <w:lang w:val="en-US"/>
         </w:rPr>
       </w:r>
+      <w:r>
+        <w:rPr>
+          <w:szCs w:val="28"/>
+          <w:lang w:val="en-US"/>
+        </w:rPr>
+      </w:r>
     </w:p>
     <w:p>
       <w:pPr>
@@ -3672,6 +4160,12 @@
           <w:lang w:val="en-US"/>
         </w:rPr>
       </w:r>
+      <w:r>
+        <w:rPr>
+          <w:szCs w:val="28"/>
+          <w:lang w:val="en-US"/>
+        </w:rPr>
+      </w:r>
     </w:p>
     <w:p>
       <w:pPr>
@@ -3711,6 +4205,12 @@
           <w:lang w:val="en-US"/>
         </w:rPr>
       </w:r>
+      <w:r>
+        <w:rPr>
+          <w:szCs w:val="28"/>
+          <w:lang w:val="en-US"/>
+        </w:rPr>
+      </w:r>
     </w:p>
     <w:p>
       <w:pPr>
@@ -3743,6 +4243,12 @@
           <w:lang w:val="en-US"/>
         </w:rPr>
       </w:r>
+      <w:r>
+        <w:rPr>
+          <w:szCs w:val="28"/>
+          <w:lang w:val="en-US"/>
+        </w:rPr>
+      </w:r>
     </w:p>
     <w:p>
       <w:pPr>
@@ -3798,6 +4304,12 @@
           <w:lang w:val="en-US"/>
         </w:rPr>
       </w:r>
+      <w:r>
+        <w:rPr>
+          <w:szCs w:val="28"/>
+          <w:lang w:val="en-US"/>
+        </w:rPr>
+      </w:r>
     </w:p>
     <w:p>
       <w:pPr>
@@ -3867,6 +4379,12 @@
           <w:lang w:val="en-US"/>
         </w:rPr>
       </w:r>
+      <w:r>
+        <w:rPr>
+          <w:szCs w:val="28"/>
+          <w:lang w:val="en-US"/>
+        </w:rPr>
+      </w:r>
     </w:p>
     <w:p>
       <w:pPr>
@@ -3914,6 +4432,12 @@
           <w:lang w:val="en-US"/>
         </w:rPr>
       </w:r>
+      <w:r>
+        <w:rPr>
+          <w:szCs w:val="28"/>
+          <w:lang w:val="en-US"/>
+        </w:rPr>
+      </w:r>
     </w:p>
     <w:p>
       <w:pPr>
@@ -3959,6 +4483,12 @@
           <w:lang w:val="en-US"/>
         </w:rPr>
       </w:r>
+      <w:r>
+        <w:rPr>
+          <w:szCs w:val="28"/>
+          <w:lang w:val="en-US"/>
+        </w:rPr>
+      </w:r>
     </w:p>
     <w:p>
       <w:pPr>
@@ -3991,6 +4521,12 @@
           <w:lang w:val="en-US"/>
         </w:rPr>
       </w:r>
+      <w:r>
+        <w:rPr>
+          <w:szCs w:val="28"/>
+          <w:lang w:val="en-US"/>
+        </w:rPr>
+      </w:r>
     </w:p>
     <w:p>
       <w:pPr>
@@ -4023,6 +4559,12 @@
           <w:lang w:val="en-US"/>
         </w:rPr>
       </w:r>
+      <w:r>
+        <w:rPr>
+          <w:szCs w:val="28"/>
+          <w:lang w:val="en-US"/>
+        </w:rPr>
+      </w:r>
     </w:p>
     <w:p>
       <w:pPr>
@@ -4055,6 +4597,12 @@
           <w:lang w:val="en-US"/>
         </w:rPr>
       </w:r>
+      <w:r>
+        <w:rPr>
+          <w:szCs w:val="28"/>
+          <w:lang w:val="en-US"/>
+        </w:rPr>
+      </w:r>
     </w:p>
     <w:p>
       <w:pPr>
@@ -4095,6 +4643,12 @@
           <w:lang w:val="en-US"/>
         </w:rPr>
       </w:r>
+      <w:r>
+        <w:rPr>
+          <w:szCs w:val="28"/>
+          <w:highlight w:val="yellow"/>
+        </w:rPr>
+      </w:r>
     </w:p>
     <w:p>
       <w:pPr>
@@ -4142,6 +4696,12 @@
           <w:lang w:val="en-US"/>
         </w:rPr>
       </w:r>
+      <w:r>
+        <w:rPr>
+          <w:szCs w:val="28"/>
+          <w:lang w:val="en-US"/>
+        </w:rPr>
+      </w:r>
     </w:p>
     <w:p>
       <w:pPr>
@@ -4191,6 +4751,12 @@
           <w:lang w:val="en-US"/>
         </w:rPr>
       </w:r>
+      <w:r>
+        <w:rPr>
+          <w:szCs w:val="28"/>
+          <w:highlight w:val="yellow"/>
+        </w:rPr>
+      </w:r>
     </w:p>
     <w:p>
       <w:pPr>
@@ -4223,6 +4789,12 @@
           <w:lang w:val="en-US"/>
         </w:rPr>
       </w:r>
+      <w:r>
+        <w:rPr>
+          <w:szCs w:val="28"/>
+          <w:lang w:val="en-US"/>
+        </w:rPr>
+      </w:r>
     </w:p>
     <w:p>
       <w:pPr>
@@ -4255,6 +4827,12 @@
           <w:lang w:val="en-US"/>
         </w:rPr>
       </w:r>
+      <w:r>
+        <w:rPr>
+          <w:szCs w:val="28"/>
+          <w:lang w:val="en-US"/>
+        </w:rPr>
+      </w:r>
     </w:p>
     <w:p>
       <w:pPr>
@@ -4287,6 +4865,12 @@
           <w:lang w:val="en-US"/>
         </w:rPr>
       </w:r>
+      <w:r>
+        <w:rPr>
+          <w:szCs w:val="28"/>
+          <w:lang w:val="en-US"/>
+        </w:rPr>
+      </w:r>
     </w:p>
     <w:p>
       <w:pPr>
@@ -4319,6 +4903,12 @@
           <w:lang w:val="en-US"/>
         </w:rPr>
       </w:r>
+      <w:r>
+        <w:rPr>
+          <w:szCs w:val="28"/>
+          <w:lang w:val="en-US"/>
+        </w:rPr>
+      </w:r>
     </w:p>
     <w:p>
       <w:pPr>
@@ -4366,6 +4956,12 @@
           <w:lang w:val="en-US"/>
         </w:rPr>
       </w:r>
+      <w:r>
+        <w:rPr>
+          <w:szCs w:val="28"/>
+          <w:lang w:val="en-US"/>
+        </w:rPr>
+      </w:r>
     </w:p>
     <w:p>
       <w:pPr>
@@ -4411,6 +5007,12 @@
           <w:lang w:val="en-US"/>
         </w:rPr>
       </w:r>
+      <w:r>
+        <w:rPr>
+          <w:szCs w:val="28"/>
+          <w:lang w:val="en-US"/>
+        </w:rPr>
+      </w:r>
     </w:p>
     <w:p>
       <w:pPr>
@@ -4450,6 +5052,12 @@
           <w:lang w:val="en-US"/>
         </w:rPr>
       </w:r>
+      <w:r>
+        <w:rPr>
+          <w:szCs w:val="28"/>
+          <w:lang w:val="en-US"/>
+        </w:rPr>
+      </w:r>
     </w:p>
     <w:p>
       <w:pPr>
@@ -4482,6 +5090,12 @@
           <w:lang w:val="en-US"/>
         </w:rPr>
       </w:r>
+      <w:r>
+        <w:rPr>
+          <w:szCs w:val="28"/>
+          <w:lang w:val="en-US"/>
+        </w:rPr>
+      </w:r>
     </w:p>
     <w:p>
       <w:pPr>
@@ -4514,6 +5128,12 @@
           <w:lang w:val="en-US"/>
         </w:rPr>
       </w:r>
+      <w:r>
+        <w:rPr>
+          <w:szCs w:val="28"/>
+          <w:lang w:val="en-US"/>
+        </w:rPr>
+      </w:r>
     </w:p>
     <w:p>
       <w:pPr>
@@ -4546,6 +5166,12 @@
           <w:lang w:val="en-US"/>
         </w:rPr>
       </w:r>
+      <w:r>
+        <w:rPr>
+          <w:szCs w:val="28"/>
+          <w:lang w:val="en-US"/>
+        </w:rPr>
+      </w:r>
     </w:p>
     <w:p>
       <w:pPr>
@@ -4593,6 +5219,12 @@
           <w:lang w:val="en-US"/>
         </w:rPr>
       </w:r>
+      <w:r>
+        <w:rPr>
+          <w:szCs w:val="28"/>
+          <w:lang w:val="en-US"/>
+        </w:rPr>
+      </w:r>
     </w:p>
     <w:p>
       <w:pPr>
@@ -4638,6 +5270,12 @@
           <w:lang w:val="en-US"/>
         </w:rPr>
       </w:r>
+      <w:r>
+        <w:rPr>
+          <w:szCs w:val="28"/>
+          <w:lang w:val="en-US"/>
+        </w:rPr>
+      </w:r>
     </w:p>
     <w:p>
       <w:pPr>
@@ -4670,6 +5308,12 @@
           <w:lang w:val="en-US"/>
         </w:rPr>
       </w:r>
+      <w:r>
+        <w:rPr>
+          <w:szCs w:val="28"/>
+          <w:lang w:val="en-US"/>
+        </w:rPr>
+      </w:r>
     </w:p>
     <w:p>
       <w:pPr>
@@ -4709,6 +5353,12 @@
           <w:lang w:val="en-US"/>
         </w:rPr>
       </w:r>
+      <w:r>
+        <w:rPr>
+          <w:szCs w:val="28"/>
+          <w:lang w:val="en-US"/>
+        </w:rPr>
+      </w:r>
     </w:p>
     <w:p>
       <w:pPr>
@@ -4741,6 +5391,12 @@
           <w:lang w:val="en-US"/>
         </w:rPr>
       </w:r>
+      <w:r>
+        <w:rPr>
+          <w:szCs w:val="28"/>
+          <w:lang w:val="en-US"/>
+        </w:rPr>
+      </w:r>
     </w:p>
     <w:p>
       <w:pPr>
@@ -4773,6 +5429,12 @@
           <w:lang w:val="en-US"/>
         </w:rPr>
       </w:r>
+      <w:r>
+        <w:rPr>
+          <w:szCs w:val="28"/>
+          <w:lang w:val="en-US"/>
+        </w:rPr>
+      </w:r>
     </w:p>
     <w:p>
       <w:pPr>
@@ -4812,6 +5474,12 @@
           <w:lang w:val="en-US"/>
         </w:rPr>
       </w:r>
+      <w:r>
+        <w:rPr>
+          <w:szCs w:val="28"/>
+          <w:lang w:val="en-US"/>
+        </w:rPr>
+      </w:r>
     </w:p>
     <w:p>
       <w:pPr>
@@ -4902,6 +5570,12 @@
           <w:lang w:val="en-US"/>
         </w:rPr>
       </w:r>
+      <w:r>
+        <w:rPr>
+          <w:szCs w:val="28"/>
+          <w:lang w:val="en-US"/>
+        </w:rPr>
+      </w:r>
     </w:p>
     <w:p>
       <w:pPr>
@@ -4949,6 +5623,12 @@
           <w:lang w:val="en-US"/>
         </w:rPr>
       </w:r>
+      <w:r>
+        <w:rPr>
+          <w:szCs w:val="28"/>
+          <w:lang w:val="en-US"/>
+        </w:rPr>
+      </w:r>
     </w:p>
     <w:p>
       <w:pPr>
@@ -5039,6 +5719,12 @@
           <w:lang w:val="en-US"/>
         </w:rPr>
       </w:r>
+      <w:r>
+        <w:rPr>
+          <w:szCs w:val="28"/>
+          <w:lang w:val="en-US"/>
+        </w:rPr>
+      </w:r>
     </w:p>
     <w:p>
       <w:pPr>
@@ -5100,6 +5786,12 @@
           <w:lang w:val="en-US"/>
         </w:rPr>
       </w:r>
+      <w:r>
+        <w:rPr>
+          <w:szCs w:val="28"/>
+          <w:lang w:val="en-US"/>
+        </w:rPr>
+      </w:r>
     </w:p>
     <w:p>
       <w:pPr>
@@ -5196,6 +5888,12 @@
           <w:lang w:val="en-US"/>
         </w:rPr>
       </w:r>
+      <w:r>
+        <w:rPr>
+          <w:szCs w:val="28"/>
+          <w:lang w:val="en-US"/>
+        </w:rPr>
+      </w:r>
     </w:p>
     <w:p>
       <w:pPr>
@@ -5243,6 +5941,12 @@
           <w:lang w:val="en-US"/>
         </w:rPr>
       </w:r>
+      <w:r>
+        <w:rPr>
+          <w:szCs w:val="28"/>
+          <w:lang w:val="en-US"/>
+        </w:rPr>
+      </w:r>
     </w:p>
     <w:p>
       <w:pPr>
@@ -5339,6 +6043,12 @@
           <w:lang w:val="en-US"/>
         </w:rPr>
       </w:r>
+      <w:r>
+        <w:rPr>
+          <w:szCs w:val="28"/>
+          <w:lang w:val="en-US"/>
+        </w:rPr>
+      </w:r>
     </w:p>
     <w:p>
       <w:pPr>
@@ -5399,6 +6109,12 @@
           <w:lang w:val="en-US"/>
         </w:rPr>
       </w:r>
+      <w:r>
+        <w:rPr>
+          <w:color w:val="c00000"/>
+          <w:szCs w:val="28"/>
+        </w:rPr>
+      </w:r>
     </w:p>
     <w:p>
       <w:pPr>
@@ -5477,6 +6193,12 @@
           <w:lang w:val="en-US"/>
         </w:rPr>
       </w:r>
+      <w:r>
+        <w:rPr>
+          <w:szCs w:val="28"/>
+          <w:highlight w:val="none"/>
+        </w:rPr>
+      </w:r>
     </w:p>
     <w:p>
       <w:pPr>
@@ -5530,6 +6252,13 @@
           <w:lang w:val="en-US"/>
         </w:rPr>
       </w:r>
+      <w:r>
+        <w:rPr>
+          <w:iCs/>
+          <w:szCs w:val="28"/>
+          <w:highlight w:val="none"/>
+        </w:rPr>
+      </w:r>
     </w:p>
     <w:p>
       <w:pPr>
@@ -5587,6 +6316,13 @@
           <w:lang w:val="en-US"/>
         </w:rPr>
       </w:r>
+      <w:r>
+        <w:rPr>
+          <w:iCs/>
+          <w:szCs w:val="28"/>
+          <w:lang w:val="en-US"/>
+        </w:rPr>
+      </w:r>
     </w:p>
     <w:p>
       <w:pPr>
@@ -5629,6 +6365,13 @@
           <w:lang w:val="en-US"/>
         </w:rPr>
       </w:r>
+      <w:r>
+        <w:rPr>
+          <w:iCs/>
+          <w:szCs w:val="28"/>
+          <w:lang w:val="en-US"/>
+        </w:rPr>
+      </w:r>
     </w:p>
     <w:p>
       <w:pPr>
@@ -5665,6 +6408,13 @@
           <w:lang w:val="en-US"/>
         </w:rPr>
       </w:r>
+      <w:r>
+        <w:rPr>
+          <w:iCs/>
+          <w:szCs w:val="28"/>
+          <w:highlight w:val="green"/>
+        </w:rPr>
+      </w:r>
     </w:p>
     <w:p>
       <w:pPr>
@@ -5704,6 +6454,12 @@
           <w:lang w:val="en-US"/>
         </w:rPr>
       </w:r>
+      <w:r>
+        <w:rPr>
+          <w:szCs w:val="28"/>
+          <w:lang w:val="en-US"/>
+        </w:rPr>
+      </w:r>
     </w:p>
     <w:p>
       <w:pPr>
@@ -5778,6 +6534,12 @@
           <w:lang w:val="en-US"/>
         </w:rPr>
       </w:r>
+      <w:r>
+        <w:rPr>
+          <w:szCs w:val="28"/>
+          <w:lang w:val="en-US"/>
+        </w:rPr>
+      </w:r>
     </w:p>
     <w:p>
       <w:pPr>
@@ -5825,6 +6587,12 @@
           <w:lang w:val="en-US"/>
         </w:rPr>
       </w:r>
+      <w:r>
+        <w:rPr>
+          <w:szCs w:val="28"/>
+          <w:lang w:val="en-US"/>
+        </w:rPr>
+      </w:r>
     </w:p>
     <w:p>
       <w:pPr>
@@ -5872,6 +6640,12 @@
           <w:lang w:val="en-US"/>
         </w:rPr>
       </w:r>
+      <w:r>
+        <w:rPr>
+          <w:szCs w:val="28"/>
+          <w:lang w:val="en-US"/>
+        </w:rPr>
+      </w:r>
     </w:p>
     <w:p>
       <w:pPr>
@@ -5940,6 +6714,12 @@
           <w:lang w:val="en-US"/>
         </w:rPr>
       </w:r>
+      <w:r>
+        <w:rPr>
+          <w:szCs w:val="28"/>
+          <w:lang w:val="en-US"/>
+        </w:rPr>
+      </w:r>
     </w:p>
     <w:p>
       <w:pPr>
@@ -5987,6 +6767,12 @@
           <w:lang w:val="en-US"/>
         </w:rPr>
       </w:r>
+      <w:r>
+        <w:rPr>
+          <w:szCs w:val="28"/>
+          <w:lang w:val="en-US"/>
+        </w:rPr>
+      </w:r>
     </w:p>
     <w:p>
       <w:pPr>
@@ -6034,6 +6820,12 @@
           <w:lang w:val="en-US"/>
         </w:rPr>
       </w:r>
+      <w:r>
+        <w:rPr>
+          <w:szCs w:val="28"/>
+          <w:lang w:val="en-US"/>
+        </w:rPr>
+      </w:r>
     </w:p>
     <w:p>
       <w:pPr>
@@ -6101,6 +6893,12 @@
           <w:lang w:val="en-US"/>
         </w:rPr>
       </w:r>
+      <w:r>
+        <w:rPr>
+          <w:szCs w:val="28"/>
+          <w:lang w:val="en-US"/>
+        </w:rPr>
+      </w:r>
     </w:p>
     <w:p>
       <w:pPr>
@@ -6156,6 +6954,12 @@
           <w:lang w:val="en-US"/>
         </w:rPr>
       </w:r>
+      <w:r>
+        <w:rPr>
+          <w:szCs w:val="28"/>
+          <w:lang w:val="en-US"/>
+        </w:rPr>
+      </w:r>
     </w:p>
     <w:p>
       <w:pPr>
@@ -6203,6 +7007,12 @@
           <w:lang w:val="en-US"/>
         </w:rPr>
       </w:r>
+      <w:r>
+        <w:rPr>
+          <w:szCs w:val="28"/>
+          <w:lang w:val="en-US"/>
+        </w:rPr>
+      </w:r>
     </w:p>
     <w:p>
       <w:pPr>
@@ -6270,6 +7080,12 @@
           <w:lang w:val="en-US"/>
         </w:rPr>
       </w:r>
+      <w:r>
+        <w:rPr>
+          <w:szCs w:val="28"/>
+          <w:lang w:val="en-US"/>
+        </w:rPr>
+      </w:r>
     </w:p>
     <w:p>
       <w:pPr>
@@ -6325,6 +7141,12 @@
           <w:lang w:val="en-US"/>
         </w:rPr>
       </w:r>
+      <w:r>
+        <w:rPr>
+          <w:szCs w:val="28"/>
+          <w:lang w:val="en-US"/>
+        </w:rPr>
+      </w:r>
     </w:p>
     <w:p>
       <w:pPr>
@@ -6386,6 +7208,12 @@
           <w:lang w:val="en-US"/>
         </w:rPr>
       </w:r>
+      <w:r>
+        <w:rPr>
+          <w:szCs w:val="28"/>
+          <w:lang w:val="en-US"/>
+        </w:rPr>
+      </w:r>
     </w:p>
     <w:p>
       <w:pPr>
@@ -6457,6 +7285,12 @@
           <w:lang w:val="en-US"/>
         </w:rPr>
       </w:r>
+      <w:r>
+        <w:rPr>
+          <w:szCs w:val="28"/>
+          <w:lang w:val="en-US"/>
+        </w:rPr>
+      </w:r>
     </w:p>
     <w:p>
       <w:pPr>
@@ -6496,6 +7330,12 @@
           <w:lang w:val="en-US"/>
         </w:rPr>
       </w:r>
+      <w:r>
+        <w:rPr>
+          <w:szCs w:val="28"/>
+          <w:lang w:val="en-US"/>
+        </w:rPr>
+      </w:r>
     </w:p>
     <w:p>
       <w:pPr>
@@ -6573,6 +7413,12 @@
           <w:lang w:val="en-US"/>
         </w:rPr>
       </w:r>
+      <w:r>
+        <w:rPr>
+          <w:szCs w:val="28"/>
+          <w:lang w:val="en-US"/>
+        </w:rPr>
+      </w:r>
     </w:p>
     <w:p>
       <w:pPr>
@@ -6628,6 +7474,12 @@
           <w:lang w:val="en-US"/>
         </w:rPr>
       </w:r>
+      <w:r>
+        <w:rPr>
+          <w:szCs w:val="28"/>
+          <w:lang w:val="en-US"/>
+        </w:rPr>
+      </w:r>
     </w:p>
     <w:p>
       <w:pPr>
@@ -6704,6 +7556,12 @@
           <w:lang w:val="en-US"/>
         </w:rPr>
         <w:t xml:space="preserve">.</w:t>
+      </w:r>
+      <w:r>
+        <w:rPr>
+          <w:szCs w:val="28"/>
+          <w:lang w:val="en-US"/>
+        </w:rPr>
       </w:r>
       <w:r>
         <w:rPr>
@@ -6766,6 +7624,11 @@
           <w:highlight w:val="yellow"/>
         </w:rPr>
       </w:r>
+      <w:r>
+        <w:rPr>
+          <w:highlight w:val="yellow"/>
+        </w:rPr>
+      </w:r>
     </w:p>
     <w:p>
       <w:pPr>
@@ -6797,7 +7660,11 @@
           <w:lang w:val="en-US"/>
         </w:rPr>
       </w:r>
-      <w:r/>
+      <w:r>
+        <w:rPr>
+          <w:lang w:val="en-US"/>
+        </w:rPr>
+      </w:r>
     </w:p>
     <w:p>
       <w:pPr>
@@ -6870,6 +7737,13 @@
           <w:lang w:val="en-US"/>
         </w:rPr>
       </w:r>
+      <w:r>
+        <w:rPr>
+          <w:iCs/>
+          <w:szCs w:val="28"/>
+          <w:lang w:val="en-US"/>
+        </w:rPr>
+      </w:r>
     </w:p>
     <w:p>
       <w:pPr>
@@ -6927,6 +7801,13 @@
           <w:lang w:val="en-US"/>
         </w:rPr>
       </w:r>
+      <w:r>
+        <w:rPr>
+          <w:iCs/>
+          <w:szCs w:val="28"/>
+          <w:lang w:val="en-US"/>
+        </w:rPr>
+      </w:r>
     </w:p>
     <w:p>
       <w:pPr>
@@ -6960,6 +7841,12 @@
           <w:szCs w:val="28"/>
         </w:rPr>
       </w:r>
+      <w:r>
+        <w:rPr>
+          <w:iCs/>
+          <w:szCs w:val="28"/>
+        </w:rPr>
+      </w:r>
     </w:p>
     <w:p>
       <w:pPr>
@@ -7017,6 +7904,12 @@
           <w:lang w:val="en-US"/>
         </w:rPr>
       </w:r>
+      <w:r>
+        <w:rPr>
+          <w:szCs w:val="28"/>
+          <w:lang w:val="en-US"/>
+        </w:rPr>
+      </w:r>
     </w:p>
     <w:p>
       <w:pPr>
@@ -7051,6 +7944,12 @@
           <w:lang w:val="en-US"/>
         </w:rPr>
       </w:r>
+      <w:r>
+        <w:rPr>
+          <w:szCs w:val="28"/>
+          <w:lang w:val="en-US"/>
+        </w:rPr>
+      </w:r>
     </w:p>
     <w:p>
       <w:pPr>
@@ -7085,6 +7984,12 @@
           <w:lang w:val="en-US"/>
         </w:rPr>
       </w:r>
+      <w:r>
+        <w:rPr>
+          <w:szCs w:val="28"/>
+          <w:lang w:val="en-US"/>
+        </w:rPr>
+      </w:r>
     </w:p>
     <w:p>
       <w:pPr>
@@ -7119,6 +8024,12 @@
           <w:lang w:val="en-US"/>
         </w:rPr>
       </w:r>
+      <w:r>
+        <w:rPr>
+          <w:szCs w:val="28"/>
+          <w:lang w:val="en-US"/>
+        </w:rPr>
+      </w:r>
     </w:p>
     <w:p>
       <w:pPr>
@@ -7153,6 +8064,12 @@
           <w:lang w:val="en-US"/>
         </w:rPr>
       </w:r>
+      <w:r>
+        <w:rPr>
+          <w:szCs w:val="28"/>
+          <w:lang w:val="en-US"/>
+        </w:rPr>
+      </w:r>
     </w:p>
     <w:p>
       <w:pPr>
@@ -7194,6 +8111,12 @@
           <w:lang w:val="en-US"/>
         </w:rPr>
       </w:r>
+      <w:r>
+        <w:rPr>
+          <w:szCs w:val="28"/>
+          <w:lang w:val="en-US"/>
+        </w:rPr>
+      </w:r>
     </w:p>
     <w:p>
       <w:pPr>
@@ -7251,6 +8174,12 @@
           <w:lang w:val="en-US"/>
         </w:rPr>
       </w:r>
+      <w:r>
+        <w:rPr>
+          <w:szCs w:val="28"/>
+          <w:lang w:val="en-US"/>
+        </w:rPr>
+      </w:r>
     </w:p>
     <w:p>
       <w:pPr>
@@ -7285,6 +8214,12 @@
           <w:lang w:val="en-US"/>
         </w:rPr>
       </w:r>
+      <w:r>
+        <w:rPr>
+          <w:szCs w:val="28"/>
+          <w:lang w:val="en-US"/>
+        </w:rPr>
+      </w:r>
     </w:p>
     <w:p>
       <w:pPr>
@@ -7319,6 +8254,12 @@
           <w:lang w:val="en-US"/>
         </w:rPr>
       </w:r>
+      <w:r>
+        <w:rPr>
+          <w:szCs w:val="28"/>
+          <w:lang w:val="en-US"/>
+        </w:rPr>
+      </w:r>
     </w:p>
     <w:p>
       <w:pPr>
@@ -7353,6 +8294,12 @@
           <w:lang w:val="en-US"/>
         </w:rPr>
       </w:r>
+      <w:r>
+        <w:rPr>
+          <w:szCs w:val="28"/>
+          <w:lang w:val="en-US"/>
+        </w:rPr>
+      </w:r>
     </w:p>
     <w:p>
       <w:pPr>
@@ -7394,6 +8341,12 @@
           <w:lang w:val="en-US"/>
         </w:rPr>
       </w:r>
+      <w:r>
+        <w:rPr>
+          <w:szCs w:val="28"/>
+          <w:lang w:val="en-US"/>
+        </w:rPr>
+      </w:r>
     </w:p>
     <w:p>
       <w:pPr>
@@ -7428,6 +8381,12 @@
           <w:lang w:val="en-US"/>
         </w:rPr>
       </w:r>
+      <w:r>
+        <w:rPr>
+          <w:szCs w:val="28"/>
+          <w:lang w:val="en-US"/>
+        </w:rPr>
+      </w:r>
     </w:p>
     <w:p>
       <w:pPr>
@@ -7477,6 +8436,12 @@
           <w:lang w:val="en-US"/>
         </w:rPr>
       </w:r>
+      <w:r>
+        <w:rPr>
+          <w:szCs w:val="28"/>
+          <w:lang w:val="en-US"/>
+        </w:rPr>
+      </w:r>
     </w:p>
     <w:p>
       <w:pPr>
@@ -7586,6 +8551,13 @@
           <w:lang w:val="en-US"/>
         </w:rPr>
       </w:r>
+      <w:r>
+        <w:rPr>
+          <w:rFonts w:cs="Times New Roman"/>
+          <w:szCs w:val="28"/>
+          <w:lang w:val="en-US"/>
+        </w:rPr>
+      </w:r>
     </w:p>
     <w:p>
       <w:pPr>
@@ -7649,6 +8621,13 @@
           <w:lang w:val="en-US"/>
         </w:rPr>
       </w:r>
+      <w:r>
+        <w:rPr>
+          <w:rFonts w:cs="Times New Roman"/>
+          <w:szCs w:val="28"/>
+          <w:lang w:val="en-US"/>
+        </w:rPr>
+      </w:r>
     </w:p>
     <w:p>
       <w:pPr>
@@ -7724,6 +8703,13 @@
           <w:lang w:val="en-US"/>
         </w:rPr>
       </w:r>
+      <w:r>
+        <w:rPr>
+          <w:rFonts w:cs="Times New Roman"/>
+          <w:szCs w:val="28"/>
+          <w:lang w:val="en-US"/>
+        </w:rPr>
+      </w:r>
     </w:p>
     <w:p>
       <w:pPr>
@@ -7807,6 +8793,13 @@
           <w:lang w:val="en-US"/>
         </w:rPr>
       </w:r>
+      <w:r>
+        <w:rPr>
+          <w:rFonts w:cs="Times New Roman"/>
+          <w:szCs w:val="28"/>
+          <w:highlight w:val="yellow"/>
+        </w:rPr>
+      </w:r>
     </w:p>
     <w:p>
       <w:pPr>
@@ -7850,6 +8843,13 @@
           <w:lang w:val="en-US"/>
         </w:rPr>
       </w:r>
+      <w:r>
+        <w:rPr>
+          <w:rFonts w:cs="Times New Roman"/>
+          <w:szCs w:val="28"/>
+          <w:lang w:val="en-US"/>
+        </w:rPr>
+      </w:r>
     </w:p>
     <w:p>
       <w:pPr>
@@ -7893,6 +8893,13 @@
           <w:lang w:val="en-US"/>
         </w:rPr>
       </w:r>
+      <w:r>
+        <w:rPr>
+          <w:rFonts w:cs="Times New Roman"/>
+          <w:szCs w:val="28"/>
+          <w:lang w:val="en-US"/>
+        </w:rPr>
+      </w:r>
     </w:p>
     <w:p>
       <w:pPr>
@@ -7936,6 +8943,13 @@
           <w:lang w:val="en-US"/>
         </w:rPr>
       </w:r>
+      <w:r>
+        <w:rPr>
+          <w:rFonts w:cs="Times New Roman"/>
+          <w:szCs w:val="28"/>
+          <w:lang w:val="en-US"/>
+        </w:rPr>
+      </w:r>
     </w:p>
     <w:p>
       <w:pPr>
@@ -7999,6 +9013,13 @@
           <w:lang w:val="en-US"/>
         </w:rPr>
       </w:r>
+      <w:r>
+        <w:rPr>
+          <w:rFonts w:cs="Times New Roman"/>
+          <w:szCs w:val="28"/>
+          <w:lang w:val="en-US"/>
+        </w:rPr>
+      </w:r>
     </w:p>
     <w:p>
       <w:pPr>
@@ -8074,6 +9095,13 @@
           <w:lang w:val="en-US"/>
         </w:rPr>
       </w:r>
+      <w:r>
+        <w:rPr>
+          <w:rFonts w:cs="Times New Roman"/>
+          <w:szCs w:val="28"/>
+          <w:lang w:val="en-US"/>
+        </w:rPr>
+      </w:r>
     </w:p>
     <w:p>
       <w:pPr>
@@ -8117,6 +9145,13 @@
           <w:lang w:val="en-US"/>
         </w:rPr>
       </w:r>
+      <w:r>
+        <w:rPr>
+          <w:rFonts w:cs="Times New Roman"/>
+          <w:szCs w:val="28"/>
+          <w:lang w:val="en-US"/>
+        </w:rPr>
+      </w:r>
     </w:p>
     <w:p>
       <w:pPr>
@@ -8160,6 +9195,13 @@
           <w:lang w:val="en-US"/>
         </w:rPr>
       </w:r>
+      <w:r>
+        <w:rPr>
+          <w:rFonts w:cs="Times New Roman"/>
+          <w:szCs w:val="28"/>
+          <w:lang w:val="en-US"/>
+        </w:rPr>
+      </w:r>
     </w:p>
     <w:p>
       <w:pPr>
@@ -8199,6 +9241,13 @@
           <w:lang w:val="en-US"/>
         </w:rPr>
       </w:r>
+      <w:r>
+        <w:rPr>
+          <w:rFonts w:cs="Times New Roman"/>
+          <w:szCs w:val="28"/>
+          <w:highlight w:val="yellow"/>
+        </w:rPr>
+      </w:r>
     </w:p>
     <w:p>
       <w:pPr>
@@ -8240,6 +9289,12 @@
           <w:lang w:val="en-US"/>
         </w:rPr>
       </w:r>
+      <w:r>
+        <w:rPr>
+          <w:szCs w:val="28"/>
+          <w:lang w:val="en-US"/>
+        </w:rPr>
+      </w:r>
     </w:p>
     <w:p>
       <w:pPr>
@@ -8320,6 +9375,11 @@
           <w:szCs w:val="28"/>
         </w:rPr>
       </w:r>
+      <w:r>
+        <w:rPr>
+          <w:szCs w:val="28"/>
+        </w:rPr>
+      </w:r>
     </w:p>
     <w:p>
       <w:pPr>
@@ -8386,6 +9446,12 @@
           <w:lang w:val="en-US"/>
         </w:rPr>
         <w:t xml:space="preserve">2C. </w:t>
+      </w:r>
+      <w:r>
+        <w:rPr>
+          <w:szCs w:val="28"/>
+          <w:lang w:val="en-US"/>
+        </w:rPr>
       </w:r>
       <w:r>
         <w:rPr>
@@ -8538,6 +9604,12 @@
           <w:lang w:val="en-US"/>
         </w:rPr>
       </w:r>
+      <w:r>
+        <w:rPr>
+          <w:szCs w:val="28"/>
+          <w:lang w:val="en-US"/>
+        </w:rPr>
+      </w:r>
     </w:p>
     <w:p>
       <w:pPr>
@@ -8572,6 +9644,12 @@
           <w:lang w:val="en-US"/>
         </w:rPr>
       </w:r>
+      <w:r>
+        <w:rPr>
+          <w:szCs w:val="28"/>
+          <w:lang w:val="en-US"/>
+        </w:rPr>
+      </w:r>
     </w:p>
     <w:p>
       <w:pPr>
@@ -8613,6 +9691,12 @@
           <w:lang w:val="en-US"/>
         </w:rPr>
       </w:r>
+      <w:r>
+        <w:rPr>
+          <w:szCs w:val="28"/>
+          <w:lang w:val="en-US"/>
+        </w:rPr>
+      </w:r>
     </w:p>
     <w:p>
       <w:pPr>
@@ -8647,6 +9731,12 @@
           <w:lang w:val="en-US"/>
         </w:rPr>
       </w:r>
+      <w:r>
+        <w:rPr>
+          <w:szCs w:val="28"/>
+          <w:lang w:val="en-US"/>
+        </w:rPr>
+      </w:r>
     </w:p>
     <w:p>
       <w:pPr>
@@ -8727,6 +9817,11 @@
           <w:szCs w:val="28"/>
         </w:rPr>
       </w:r>
+      <w:r>
+        <w:rPr>
+          <w:szCs w:val="28"/>
+        </w:rPr>
+      </w:r>
     </w:p>
     <w:p>
       <w:pPr>
@@ -8793,6 +9888,12 @@
           <w:lang w:val="en-US"/>
         </w:rPr>
         <w:t xml:space="preserve">1C. </w:t>
+      </w:r>
+      <w:r>
+        <w:rPr>
+          <w:szCs w:val="28"/>
+          <w:lang w:val="en-US"/>
+        </w:rPr>
       </w:r>
       <w:r>
         <w:rPr>
@@ -8958,6 +10059,12 @@
           <w:lang w:val="en-US"/>
         </w:rPr>
       </w:r>
+      <w:r>
+        <w:rPr>
+          <w:szCs w:val="28"/>
+          <w:lang w:val="en-US"/>
+        </w:rPr>
+      </w:r>
     </w:p>
     <w:p>
       <w:pPr>
@@ -9000,6 +10107,12 @@
           <w:lang w:val="en-US"/>
         </w:rPr>
       </w:r>
+      <w:r>
+        <w:rPr>
+          <w:szCs w:val="28"/>
+          <w:highlight w:val="yellow"/>
+        </w:rPr>
+      </w:r>
     </w:p>
     <w:p>
       <w:pPr>
@@ -9034,6 +10147,12 @@
           <w:lang w:val="en-US"/>
         </w:rPr>
       </w:r>
+      <w:r>
+        <w:rPr>
+          <w:szCs w:val="28"/>
+          <w:lang w:val="en-US"/>
+        </w:rPr>
+      </w:r>
     </w:p>
     <w:p>
       <w:pPr>
@@ -9075,6 +10194,12 @@
           <w:lang w:val="en-US"/>
         </w:rPr>
       </w:r>
+      <w:r>
+        <w:rPr>
+          <w:szCs w:val="28"/>
+          <w:lang w:val="en-US"/>
+        </w:rPr>
+      </w:r>
     </w:p>
     <w:p>
       <w:pPr>
@@ -9138,6 +10263,13 @@
           <w:lang w:val="en-US"/>
         </w:rPr>
       </w:r>
+      <w:r>
+        <w:rPr>
+          <w:rFonts w:cs="Times New Roman"/>
+          <w:szCs w:val="28"/>
+          <w:lang w:val="en-US"/>
+        </w:rPr>
+      </w:r>
     </w:p>
     <w:p>
       <w:pPr>
@@ -9233,6 +10365,12 @@
           <w:lang w:val="en-US"/>
         </w:rPr>
       </w:r>
+      <w:r>
+        <w:rPr>
+          <w:szCs w:val="28"/>
+          <w:lang w:val="en-US"/>
+        </w:rPr>
+      </w:r>
     </w:p>
     <w:p>
       <w:pPr>
@@ -9296,6 +10434,13 @@
           <w:lang w:val="en-US"/>
         </w:rPr>
       </w:r>
+      <w:r>
+        <w:rPr>
+          <w:rFonts w:cs="Times New Roman"/>
+          <w:szCs w:val="28"/>
+          <w:lang w:val="en-US"/>
+        </w:rPr>
+      </w:r>
     </w:p>
     <w:p>
       <w:pPr>
@@ -9375,6 +10520,12 @@
           <w:lang w:val="en-US"/>
         </w:rPr>
       </w:r>
+      <w:r>
+        <w:rPr>
+          <w:szCs w:val="28"/>
+          <w:lang w:val="en-US"/>
+        </w:rPr>
+      </w:r>
     </w:p>
     <w:p>
       <w:pPr>
@@ -9432,6 +10583,12 @@
           <w:lang w:val="en-US"/>
         </w:rPr>
       </w:r>
+      <w:r>
+        <w:rPr>
+          <w:szCs w:val="28"/>
+          <w:lang w:val="en-US"/>
+        </w:rPr>
+      </w:r>
     </w:p>
     <w:p>
       <w:pPr>
@@ -9466,6 +10623,12 @@
           <w:lang w:val="en-US"/>
         </w:rPr>
       </w:r>
+      <w:r>
+        <w:rPr>
+          <w:szCs w:val="28"/>
+          <w:lang w:val="en-US"/>
+        </w:rPr>
+      </w:r>
     </w:p>
     <w:p>
       <w:pPr>
@@ -9500,6 +10663,12 @@
           <w:lang w:val="en-US"/>
         </w:rPr>
       </w:r>
+      <w:r>
+        <w:rPr>
+          <w:szCs w:val="28"/>
+          <w:lang w:val="en-US"/>
+        </w:rPr>
+      </w:r>
     </w:p>
     <w:p>
       <w:pPr>
@@ -9553,6 +10722,12 @@
           <w:lang w:val="en-US"/>
         </w:rPr>
       </w:r>
+      <w:r>
+        <w:rPr>
+          <w:szCs w:val="28"/>
+          <w:lang w:val="en-US"/>
+        </w:rPr>
+      </w:r>
     </w:p>
     <w:p>
       <w:pPr>
@@ -9594,6 +10769,12 @@
           <w:lang w:val="en-US"/>
         </w:rPr>
       </w:r>
+      <w:r>
+        <w:rPr>
+          <w:szCs w:val="28"/>
+          <w:lang w:val="en-US"/>
+        </w:rPr>
+      </w:r>
     </w:p>
     <w:p>
       <w:pPr>
@@ -9628,6 +10809,12 @@
           <w:lang w:val="en-US"/>
         </w:rPr>
       </w:r>
+      <w:r>
+        <w:rPr>
+          <w:szCs w:val="28"/>
+          <w:lang w:val="en-US"/>
+        </w:rPr>
+      </w:r>
     </w:p>
     <w:p>
       <w:pPr>
@@ -9685,6 +10872,12 @@
           <w:lang w:val="en-US"/>
         </w:rPr>
       </w:r>
+      <w:r>
+        <w:rPr>
+          <w:szCs w:val="28"/>
+          <w:lang w:val="en-US"/>
+        </w:rPr>
+      </w:r>
     </w:p>
     <w:p>
       <w:pPr>
@@ -9726,6 +10919,12 @@
           <w:lang w:val="en-US"/>
         </w:rPr>
       </w:r>
+      <w:r>
+        <w:rPr>
+          <w:szCs w:val="28"/>
+          <w:lang w:val="en-US"/>
+        </w:rPr>
+      </w:r>
     </w:p>
     <w:p>
       <w:pPr>
@@ -9760,6 +10959,12 @@
           <w:lang w:val="en-US"/>
         </w:rPr>
       </w:r>
+      <w:r>
+        <w:rPr>
+          <w:szCs w:val="28"/>
+          <w:lang w:val="en-US"/>
+        </w:rPr>
+      </w:r>
     </w:p>
     <w:p>
       <w:pPr>
@@ -9794,6 +10999,12 @@
           <w:lang w:val="en-US"/>
         </w:rPr>
       </w:r>
+      <w:r>
+        <w:rPr>
+          <w:szCs w:val="28"/>
+          <w:lang w:val="en-US"/>
+        </w:rPr>
+      </w:r>
     </w:p>
     <w:p>
       <w:pPr>
@@ -9828,6 +11039,12 @@
           <w:lang w:val="en-US"/>
         </w:rPr>
       </w:r>
+      <w:r>
+        <w:rPr>
+          <w:szCs w:val="28"/>
+          <w:lang w:val="en-US"/>
+        </w:rPr>
+      </w:r>
     </w:p>
     <w:p>
       <w:pPr>
@@ -9898,6 +11115,12 @@
           <w:lang w:val="en-US"/>
         </w:rPr>
       </w:r>
+      <w:r>
+        <w:rPr>
+          <w:szCs w:val="28"/>
+          <w:lang w:val="en-US"/>
+        </w:rPr>
+      </w:r>
     </w:p>
     <w:p>
       <w:pPr>
@@ -9958,6 +11181,12 @@
           <w:lang w:val="en-US"/>
         </w:rPr>
       </w:r>
+      <w:r>
+        <w:rPr>
+          <w:color w:val="c00000"/>
+          <w:szCs w:val="28"/>
+        </w:rPr>
+      </w:r>
     </w:p>
     <w:p>
       <w:pPr>
@@ -10021,6 +11250,12 @@
           <w:lang w:val="en-US"/>
         </w:rPr>
       </w:r>
+      <w:r>
+        <w:rPr>
+          <w:szCs w:val="28"/>
+          <w:lang w:val="en-US"/>
+        </w:rPr>
+      </w:r>
     </w:p>
     <w:p>
       <w:pPr>
@@ -10083,6 +11318,12 @@
           <w:lang w:val="en-US"/>
         </w:rPr>
       </w:r>
+      <w:r>
+        <w:rPr>
+          <w:szCs w:val="28"/>
+          <w:highlight w:val="green"/>
+        </w:rPr>
+      </w:r>
     </w:p>
     <w:p>
       <w:pPr>
@@ -10121,6 +11362,12 @@
           <w:lang w:val="en-US"/>
         </w:rPr>
       </w:r>
+      <w:r>
+        <w:rPr>
+          <w:szCs w:val="28"/>
+          <w:lang w:val="en-US"/>
+        </w:rPr>
+      </w:r>
     </w:p>
     <w:p>
       <w:pPr>
@@ -10160,6 +11407,12 @@
           <w:lang w:val="en-US"/>
         </w:rPr>
       </w:r>
+      <w:r>
+        <w:rPr>
+          <w:szCs w:val="28"/>
+          <w:lang w:val="en-US"/>
+        </w:rPr>
+      </w:r>
     </w:p>
     <w:p>
       <w:pPr>
@@ -10194,6 +11447,12 @@
           <w:lang w:val="en-US"/>
         </w:rPr>
       </w:r>
+      <w:r>
+        <w:rPr>
+          <w:szCs w:val="28"/>
+          <w:highlight w:val="none"/>
+        </w:rPr>
+      </w:r>
     </w:p>
     <w:p>
       <w:pPr>
@@ -10249,6 +11508,12 @@
           <w:lang w:val="en-US"/>
         </w:rPr>
       </w:r>
+      <w:r>
+        <w:rPr>
+          <w:szCs w:val="28"/>
+          <w:lang w:val="en-US"/>
+        </w:rPr>
+      </w:r>
     </w:p>
     <w:p>
       <w:pPr>
@@ -10314,6 +11579,12 @@
           <w:lang w:val="en-US"/>
         </w:rPr>
       </w:r>
+      <w:r>
+        <w:rPr>
+          <w:szCs w:val="28"/>
+          <w:highlight w:val="none"/>
+        </w:rPr>
+      </w:r>
     </w:p>
     <w:p>
       <w:pPr>
@@ -10378,6 +11649,12 @@
           <w:lang w:val="en-US"/>
         </w:rPr>
       </w:r>
+      <w:r>
+        <w:rPr>
+          <w:szCs w:val="28"/>
+          <w:lang w:val="en-US"/>
+        </w:rPr>
+      </w:r>
     </w:p>
     <w:p>
       <w:pPr>
@@ -10429,6 +11706,12 @@
           <w:lang w:val="en-US"/>
         </w:rPr>
       </w:r>
+      <w:r>
+        <w:rPr>
+          <w:szCs w:val="28"/>
+          <w:lang w:val="en-US"/>
+        </w:rPr>
+      </w:r>
     </w:p>
     <w:p>
       <w:pPr>
@@ -10461,6 +11744,12 @@
           <w:lang w:val="en-US"/>
         </w:rPr>
       </w:r>
+      <w:r>
+        <w:rPr>
+          <w:szCs w:val="28"/>
+          <w:lang w:val="en-US"/>
+        </w:rPr>
+      </w:r>
     </w:p>
     <w:p>
       <w:pPr>
@@ -10500,6 +11789,12 @@
           <w:lang w:val="en-US"/>
         </w:rPr>
       </w:r>
+      <w:r>
+        <w:rPr>
+          <w:szCs w:val="28"/>
+          <w:lang w:val="en-US"/>
+        </w:rPr>
+      </w:r>
     </w:p>
     <w:p>
       <w:pPr>
@@ -10557,6 +11852,12 @@
           <w:lang w:val="en-US"/>
         </w:rPr>
       </w:r>
+      <w:r>
+        <w:rPr>
+          <w:szCs w:val="28"/>
+          <w:lang w:val="en-US"/>
+        </w:rPr>
+      </w:r>
     </w:p>
     <w:p>
       <w:pPr>
@@ -10597,6 +11898,12 @@
           <w:lang w:val="en-US"/>
         </w:rPr>
       </w:r>
+      <w:r>
+        <w:rPr>
+          <w:szCs w:val="28"/>
+          <w:lang w:val="en-US"/>
+        </w:rPr>
+      </w:r>
     </w:p>
     <w:p>
       <w:pPr>
@@ -10677,6 +11984,12 @@
           <w:lang w:val="en-US"/>
         </w:rPr>
       </w:r>
+      <w:r>
+        <w:rPr>
+          <w:szCs w:val="28"/>
+          <w:highlight w:val="none"/>
+        </w:rPr>
+      </w:r>
     </w:p>
     <w:p>
       <w:pPr>
@@ -10743,6 +12056,12 @@
           <w:lang w:val="en-US"/>
         </w:rPr>
       </w:r>
+      <w:r>
+        <w:rPr>
+          <w:szCs w:val="28"/>
+          <w:lang w:val="en-US"/>
+        </w:rPr>
+      </w:r>
     </w:p>
     <w:p>
       <w:pPr>
@@ -10777,6 +12096,12 @@
           <w:lang w:val="en-US"/>
         </w:rPr>
       </w:r>
+      <w:r>
+        <w:rPr>
+          <w:szCs w:val="28"/>
+          <w:lang w:val="en-US"/>
+        </w:rPr>
+      </w:r>
     </w:p>
     <w:p>
       <w:pPr>
@@ -10820,6 +12145,12 @@
           <w:lang w:val="en-US"/>
         </w:rPr>
       </w:r>
+      <w:r>
+        <w:rPr>
+          <w:szCs w:val="28"/>
+          <w:highlight w:val="none"/>
+        </w:rPr>
+      </w:r>
     </w:p>
     <w:p>
       <w:pPr>
@@ -10877,6 +12208,12 @@
           <w:lang w:val="en-US"/>
         </w:rPr>
       </w:r>
+      <w:r>
+        <w:rPr>
+          <w:szCs w:val="28"/>
+          <w:lang w:val="en-US"/>
+        </w:rPr>
+      </w:r>
     </w:p>
     <w:p>
       <w:pPr>
@@ -10924,6 +12261,12 @@
           <w:lang w:val="en-US"/>
         </w:rPr>
       </w:r>
+      <w:r>
+        <w:rPr>
+          <w:szCs w:val="28"/>
+          <w:lang w:val="en-US"/>
+        </w:rPr>
+      </w:r>
     </w:p>
     <w:p>
       <w:pPr>
@@ -10977,6 +12320,12 @@
           <w:lang w:val="en-US"/>
         </w:rPr>
       </w:r>
+      <w:r>
+        <w:rPr>
+          <w:szCs w:val="28"/>
+          <w:lang w:val="en-US"/>
+        </w:rPr>
+      </w:r>
     </w:p>
     <w:p>
       <w:pPr>
@@ -11032,6 +12381,7 @@
         <w:rPr>
           <w:szCs w:val="28"/>
           <w:highlight w:val="yellow"/>
+          <w:u w:val="single"/>
           <w:lang w:val="en-US"/>
         </w:rPr>
         <w:t xml:space="preserve">sắc tố</w:t>
@@ -11040,13 +12390,21 @@
         <w:rPr>
           <w:szCs w:val="28"/>
           <w:highlight w:val="yellow"/>
-        </w:rPr>
-        <w:t xml:space="preserve"> mật. Quá trình này</w:t>
+          <w:u w:val="single"/>
+        </w:rPr>
+        <w:t xml:space="preserve"> mật</w:t>
       </w:r>
       <w:r>
         <w:rPr>
           <w:szCs w:val="28"/>
           <w:highlight w:val="yellow"/>
+        </w:rPr>
+        <w:t xml:space="preserve">. Quá trình này</w:t>
+      </w:r>
+      <w:r>
+        <w:rPr>
+          <w:szCs w:val="28"/>
+          <w:highlight w:val="yellow"/>
           <w:lang w:val="en-US"/>
         </w:rPr>
         <w:t xml:space="preserve"> </w:t>
@@ -11063,6 +12421,12 @@
           <w:szCs w:val="28"/>
           <w:highlight w:val="yellow"/>
           <w:lang w:val="en-US"/>
+        </w:rPr>
+      </w:r>
+      <w:r>
+        <w:rPr>
+          <w:szCs w:val="28"/>
+          <w:highlight w:val="yellow"/>
         </w:rPr>
       </w:r>
     </w:p>
@@ -11099,6 +12463,12 @@
           <w:lang w:val="en-US"/>
         </w:rPr>
       </w:r>
+      <w:r>
+        <w:rPr>
+          <w:szCs w:val="28"/>
+          <w:lang w:val="en-US"/>
+        </w:rPr>
+      </w:r>
     </w:p>
     <w:p>
       <w:pPr>
@@ -11142,6 +12512,12 @@
           <w:lang w:val="en-US"/>
         </w:rPr>
       </w:r>
+      <w:r>
+        <w:rPr>
+          <w:szCs w:val="28"/>
+          <w:highlight w:val="none"/>
+        </w:rPr>
+      </w:r>
     </w:p>
     <w:p>
       <w:pPr>
@@ -11204,6 +12580,12 @@
           <w:lang w:val="en-US"/>
         </w:rPr>
       </w:r>
+      <w:r>
+        <w:rPr>
+          <w:color w:val="c00000"/>
+          <w:szCs w:val="28"/>
+        </w:rPr>
+      </w:r>
     </w:p>
     <w:p>
       <w:pPr>
@@ -11251,6 +12633,12 @@
           <w:lang w:val="en-US"/>
         </w:rPr>
       </w:r>
+      <w:r>
+        <w:rPr>
+          <w:szCs w:val="28"/>
+          <w:lang w:val="en-US"/>
+        </w:rPr>
+      </w:r>
     </w:p>
     <w:p>
       <w:pPr>
@@ -11304,6 +12692,12 @@
           <w:lang w:val="en-US"/>
         </w:rPr>
       </w:r>
+      <w:r>
+        <w:rPr>
+          <w:szCs w:val="28"/>
+          <w:lang w:val="en-US"/>
+        </w:rPr>
+      </w:r>
     </w:p>
     <w:p>
       <w:pPr>
@@ -11370,6 +12764,12 @@
           <w:lang w:val="en-US"/>
         </w:rPr>
       </w:r>
+      <w:r>
+        <w:rPr>
+          <w:szCs w:val="28"/>
+          <w:lang w:val="en-US"/>
+        </w:rPr>
+      </w:r>
     </w:p>
     <w:p>
       <w:pPr>
@@ -11404,6 +12804,12 @@
           <w:lang w:val="en-US"/>
         </w:rPr>
       </w:r>
+      <w:r>
+        <w:rPr>
+          <w:highlight w:val="none"/>
+          <w:lang w:val="en-US"/>
+        </w:rPr>
+      </w:r>
     </w:p>
     <w:p>
       <w:pPr>
@@ -11435,14 +12841,12 @@
         <w:rPr>
           <w:szCs w:val="28"/>
           <w:highlight w:val="green"/>
-          <w:lang w:val="en-US" w:bidi="en-US"/>
-        </w:rPr>
-      </w:r>
-      <w:r>
-        <w:rPr>
-          <w:szCs w:val="28"/>
+          <w:lang w:val="en-US"/>
+        </w:rPr>
+      </w:r>
+      <w:r>
+        <w:rPr>
           <w:highlight w:val="green"/>
-          <w:lang w:val="en-US"/>
         </w:rPr>
       </w:r>
     </w:p>
@@ -11471,26 +12875,15 @@
           <w:lang w:val="en-US" w:bidi="en-US"/>
         </w:rPr>
       </w:r>
-      <w:r/>
       <w:r>
         <w:rPr>
           <w:szCs w:val="28"/>
           <w:highlight w:val="none"/>
-          <w:lang w:val="en-US" w:bidi="en-US"/>
-        </w:rPr>
-      </w:r>
-      <w:r/>
-      <w:r>
-        <w:rPr>
-          <w:szCs w:val="28"/>
-          <w:highlight w:val="none"/>
-          <w:lang w:val="en-US" w:bidi="en-US"/>
-        </w:rPr>
-      </w:r>
-      <w:r>
-        <w:rPr>
-          <w:szCs w:val="28"/>
-          <w:highlight w:val="none"/>
+          <w:lang w:val="en-US"/>
+        </w:rPr>
+      </w:r>
+      <w:r>
+        <w:rPr>
           <w:lang w:val="en-US"/>
         </w:rPr>
       </w:r>
@@ -11551,6 +12944,12 @@
           <w:lang w:val="en-US"/>
         </w:rPr>
       </w:r>
+      <w:r>
+        <w:rPr>
+          <w:szCs w:val="28"/>
+          <w:lang w:val="en-US"/>
+        </w:rPr>
+      </w:r>
     </w:p>
     <w:p>
       <w:pPr>
@@ -11644,6 +13043,12 @@
           <w:lang w:val="en-US"/>
         </w:rPr>
       </w:r>
+      <w:r>
+        <w:rPr>
+          <w:szCs w:val="28"/>
+          <w:lang w:val="en-US"/>
+        </w:rPr>
+      </w:r>
     </w:p>
     <w:p>
       <w:pPr>
@@ -11674,6 +13079,12 @@
           <w:szCs w:val="28"/>
         </w:rPr>
       </w:r>
+      <w:r>
+        <w:rPr>
+          <w:iCs/>
+          <w:szCs w:val="28"/>
+        </w:rPr>
+      </w:r>
     </w:p>
     <w:p>
       <w:pPr>
@@ -11704,6 +13115,12 @@
           <w:lang w:val="en-US"/>
         </w:rPr>
       </w:r>
+      <w:r>
+        <w:rPr>
+          <w:szCs w:val="28"/>
+          <w:lang w:val="en-US"/>
+        </w:rPr>
+      </w:r>
     </w:p>
     <w:p>
       <w:pPr>
@@ -11731,6 +13148,11 @@
           <w:szCs w:val="28"/>
         </w:rPr>
       </w:r>
+      <w:r>
+        <w:rPr>
+          <w:szCs w:val="28"/>
+        </w:rPr>
+      </w:r>
     </w:p>
     <w:p>
       <w:pPr>
@@ -11744,6 +13166,12 @@
           <w:szCs w:val="28"/>
         </w:rPr>
       </w:pPr>
+      <w:r>
+        <w:rPr>
+          <w:b/>
+          <w:szCs w:val="28"/>
+        </w:rPr>
+      </w:r>
       <w:r>
         <w:rPr>
           <w:b/>
@@ -11779,7 +13207,6 @@
         <w:ind/>
         <w:rPr/>
       </w:pPr>
-      <w:r/>
       <w:r>
         <w:separator/>
       </w:r>
@@ -11794,7 +13221,6 @@
         <w:ind/>
         <w:rPr/>
       </w:pPr>
-      <w:r/>
       <w:r>
         <w:continuationSeparator/>
       </w:r>
@@ -11814,7 +13240,6 @@
         <w:ind/>
         <w:rPr/>
       </w:pPr>
-      <w:r/>
       <w:r>
         <w:separator/>
       </w:r>
@@ -11829,7 +13254,6 @@
         <w:ind/>
         <w:rPr/>
       </w:pPr>
-      <w:r/>
       <w:r>
         <w:continuationSeparator/>
       </w:r>
@@ -13879,9 +15303,9 @@
     <w:lsdException w:name="Bibliography" w:uiPriority="37"/>
     <w:lsdException w:name="TOC Heading" w:uiPriority="39" w:qFormat="1"/>
   </w:latentStyles>
-  <w:style w:type="table" w:styleId="12">
+  <w:style w:type="table" w:styleId="729">
     <w:name w:val="Table Grid"/>
-    <w:basedOn w:val="703"/>
+    <w:basedOn w:val="910"/>
     <w:uiPriority w:val="59"/>
     <w:pPr>
       <w:pBdr/>
@@ -14078,9 +15502,9 @@
       </w:tcPr>
     </w:tblStylePr>
   </w:style>
-  <w:style w:type="table" w:styleId="13">
+  <w:style w:type="table" w:styleId="730">
     <w:name w:val="Table Grid Light"/>
-    <w:basedOn w:val="703"/>
+    <w:basedOn w:val="910"/>
     <w:uiPriority w:val="59"/>
     <w:pPr>
       <w:pBdr/>
@@ -14277,9 +15701,9 @@
       </w:tcPr>
     </w:tblStylePr>
   </w:style>
-  <w:style w:type="table" w:styleId="14">
+  <w:style w:type="table" w:styleId="731">
     <w:name w:val="Plain Table 1"/>
-    <w:basedOn w:val="703"/>
+    <w:basedOn w:val="910"/>
     <w:uiPriority w:val="59"/>
     <w:pPr>
       <w:pBdr/>
@@ -14502,9 +15926,9 @@
       </w:tcPr>
     </w:tblStylePr>
   </w:style>
-  <w:style w:type="table" w:styleId="15">
+  <w:style w:type="table" w:styleId="732">
     <w:name w:val="Plain Table 2"/>
-    <w:basedOn w:val="703"/>
+    <w:basedOn w:val="910"/>
     <w:uiPriority w:val="59"/>
     <w:pPr>
       <w:pBdr/>
@@ -14735,9 +16159,9 @@
       </w:tcPr>
     </w:tblStylePr>
   </w:style>
-  <w:style w:type="table" w:styleId="16">
+  <w:style w:type="table" w:styleId="733">
     <w:name w:val="Plain Table 3"/>
-    <w:basedOn w:val="703"/>
+    <w:basedOn w:val="910"/>
     <w:uiPriority w:val="99"/>
     <w:pPr>
       <w:pBdr/>
@@ -14965,9 +16389,9 @@
       </w:tcPr>
     </w:tblStylePr>
   </w:style>
-  <w:style w:type="table" w:styleId="17">
+  <w:style w:type="table" w:styleId="734">
     <w:name w:val="Plain Table 4"/>
-    <w:basedOn w:val="703"/>
+    <w:basedOn w:val="910"/>
     <w:uiPriority w:val="99"/>
     <w:pPr>
       <w:pBdr/>
@@ -15181,9 +16605,9 @@
       </w:tcPr>
     </w:tblStylePr>
   </w:style>
-  <w:style w:type="table" w:styleId="18">
+  <w:style w:type="table" w:styleId="735">
     <w:name w:val="Plain Table 5"/>
-    <w:basedOn w:val="703"/>
+    <w:basedOn w:val="910"/>
     <w:uiPriority w:val="99"/>
     <w:pPr>
       <w:pBdr/>
@@ -15414,9 +16838,9 @@
       </w:tcPr>
     </w:tblStylePr>
   </w:style>
-  <w:style w:type="table" w:styleId="19">
+  <w:style w:type="table" w:styleId="736">
     <w:name w:val="Grid Table 1 Light"/>
-    <w:basedOn w:val="703"/>
+    <w:basedOn w:val="910"/>
     <w:uiPriority w:val="99"/>
     <w:pPr>
       <w:pBdr/>
@@ -15637,9 +17061,9 @@
       </w:tcPr>
     </w:tblStylePr>
   </w:style>
-  <w:style w:type="table" w:styleId="20">
+  <w:style w:type="table" w:styleId="737">
     <w:name w:val="Grid Table 1 Light - Accent 1"/>
-    <w:basedOn w:val="703"/>
+    <w:basedOn w:val="910"/>
     <w:uiPriority w:val="99"/>
     <w:pPr>
       <w:pBdr/>
@@ -15860,9 +17284,9 @@
       </w:tcPr>
     </w:tblStylePr>
   </w:style>
-  <w:style w:type="table" w:styleId="21">
+  <w:style w:type="table" w:styleId="738">
     <w:name w:val="Grid Table 1 Light - Accent 2"/>
-    <w:basedOn w:val="703"/>
+    <w:basedOn w:val="910"/>
     <w:uiPriority w:val="99"/>
     <w:pPr>
       <w:pBdr/>
@@ -16083,9 +17507,9 @@
       </w:tcPr>
     </w:tblStylePr>
   </w:style>
-  <w:style w:type="table" w:styleId="22">
+  <w:style w:type="table" w:styleId="739">
     <w:name w:val="Grid Table 1 Light - Accent 3"/>
-    <w:basedOn w:val="703"/>
+    <w:basedOn w:val="910"/>
     <w:uiPriority w:val="99"/>
     <w:pPr>
       <w:pBdr/>
@@ -16306,9 +17730,9 @@
       </w:tcPr>
     </w:tblStylePr>
   </w:style>
-  <w:style w:type="table" w:styleId="23">
+  <w:style w:type="table" w:styleId="740">
     <w:name w:val="Grid Table 1 Light - Accent 4"/>
-    <w:basedOn w:val="703"/>
+    <w:basedOn w:val="910"/>
     <w:uiPriority w:val="99"/>
     <w:pPr>
       <w:pBdr/>
@@ -16529,9 +17953,9 @@
       </w:tcPr>
     </w:tblStylePr>
   </w:style>
-  <w:style w:type="table" w:styleId="24">
+  <w:style w:type="table" w:styleId="741">
     <w:name w:val="Grid Table 1 Light - Accent 5"/>
-    <w:basedOn w:val="703"/>
+    <w:basedOn w:val="910"/>
     <w:uiPriority w:val="99"/>
     <w:pPr>
       <w:pBdr/>
@@ -16752,9 +18176,9 @@
       </w:tcPr>
     </w:tblStylePr>
   </w:style>
-  <w:style w:type="table" w:styleId="25">
+  <w:style w:type="table" w:styleId="742">
     <w:name w:val="Grid Table 1 Light - Accent 6"/>
-    <w:basedOn w:val="703"/>
+    <w:basedOn w:val="910"/>
     <w:uiPriority w:val="99"/>
     <w:pPr>
       <w:pBdr/>
@@ -16975,9 +18399,9 @@
       </w:tcPr>
     </w:tblStylePr>
   </w:style>
-  <w:style w:type="table" w:styleId="26">
+  <w:style w:type="table" w:styleId="743">
     <w:name w:val="Grid Table 2"/>
-    <w:basedOn w:val="703"/>
+    <w:basedOn w:val="910"/>
     <w:uiPriority w:val="99"/>
     <w:pPr>
       <w:pBdr/>
@@ -17207,9 +18631,9 @@
       </w:tcPr>
     </w:tblStylePr>
   </w:style>
-  <w:style w:type="table" w:styleId="27">
+  <w:style w:type="table" w:styleId="744">
     <w:name w:val="Grid Table 2 - Accent 1"/>
-    <w:basedOn w:val="703"/>
+    <w:basedOn w:val="910"/>
     <w:uiPriority w:val="99"/>
     <w:pPr>
       <w:pBdr/>
@@ -17439,9 +18863,9 @@
       </w:tcPr>
     </w:tblStylePr>
   </w:style>
-  <w:style w:type="table" w:styleId="28">
+  <w:style w:type="table" w:styleId="745">
     <w:name w:val="Grid Table 2 - Accent 2"/>
-    <w:basedOn w:val="703"/>
+    <w:basedOn w:val="910"/>
     <w:uiPriority w:val="99"/>
     <w:pPr>
       <w:pBdr/>
@@ -17671,9 +19095,9 @@
       </w:tcPr>
     </w:tblStylePr>
   </w:style>
-  <w:style w:type="table" w:styleId="29">
+  <w:style w:type="table" w:styleId="746">
     <w:name w:val="Grid Table 2 - Accent 3"/>
-    <w:basedOn w:val="703"/>
+    <w:basedOn w:val="910"/>
     <w:uiPriority w:val="99"/>
     <w:pPr>
       <w:pBdr/>
@@ -17903,9 +19327,9 @@
       </w:tcPr>
     </w:tblStylePr>
   </w:style>
-  <w:style w:type="table" w:styleId="30">
+  <w:style w:type="table" w:styleId="747">
     <w:name w:val="Grid Table 2 - Accent 4"/>
-    <w:basedOn w:val="703"/>
+    <w:basedOn w:val="910"/>
     <w:uiPriority w:val="99"/>
     <w:pPr>
       <w:pBdr/>
@@ -18135,9 +19559,9 @@
       </w:tcPr>
     </w:tblStylePr>
   </w:style>
-  <w:style w:type="table" w:styleId="31">
+  <w:style w:type="table" w:styleId="748">
     <w:name w:val="Grid Table 2 - Accent 5"/>
-    <w:basedOn w:val="703"/>
+    <w:basedOn w:val="910"/>
     <w:uiPriority w:val="99"/>
     <w:pPr>
       <w:pBdr/>
@@ -18367,9 +19791,9 @@
       </w:tcPr>
     </w:tblStylePr>
   </w:style>
-  <w:style w:type="table" w:styleId="32">
+  <w:style w:type="table" w:styleId="749">
     <w:name w:val="Grid Table 2 - Accent 6"/>
-    <w:basedOn w:val="703"/>
+    <w:basedOn w:val="910"/>
     <w:uiPriority w:val="99"/>
     <w:pPr>
       <w:pBdr/>
@@ -18599,9 +20023,9 @@
       </w:tcPr>
     </w:tblStylePr>
   </w:style>
-  <w:style w:type="table" w:styleId="33">
+  <w:style w:type="table" w:styleId="750">
     <w:name w:val="Grid Table 3"/>
-    <w:basedOn w:val="703"/>
+    <w:basedOn w:val="910"/>
     <w:uiPriority w:val="99"/>
     <w:pPr>
       <w:pBdr/>
@@ -18700,29 +20124,6 @@
         <w:tblBorders/>
       </w:tblPr>
       <w:tcPr>
-        <w:shd w:color="ffffff"/>
-        <w:tcBorders>
-          <w:top w:val="none" w:color="000000" w:sz="4" w:space="0"/>
-          <w:left w:val="none" w:color="000000" w:sz="4" w:space="0"/>
-          <w:bottom w:val="none" w:color="000000" w:sz="4" w:space="0"/>
-          <w:right w:val="none" w:color="000000" w:sz="4" w:space="0"/>
-        </w:tcBorders>
-      </w:tcPr>
-    </w:tblStylePr>
-    <w:tblStylePr w:type="firstRow">
-      <w:rPr>
-        <w:b/>
-        <w:color w:val="404040"/>
-      </w:rPr>
-      <w:pPr>
-        <w:pBdr/>
-        <w:spacing/>
-        <w:ind/>
-      </w:pPr>
-      <w:tblPr>
-        <w:tblBorders/>
-      </w:tblPr>
-      <w:tcPr>
         <w:shd w:val="clear" w:color="ffffff"/>
         <w:tcBorders>
           <w:top w:val="none" w:color="000000" w:sz="4" w:space="0"/>
@@ -18732,30 +20133,7 @@
         </w:tcBorders>
       </w:tcPr>
     </w:tblStylePr>
-    <w:tblStylePr w:type="lastCol">
-      <w:rPr>
-        <w:i/>
-        <w:color w:val="404040"/>
-      </w:rPr>
-      <w:pPr>
-        <w:pBdr/>
-        <w:spacing/>
-        <w:ind/>
-      </w:pPr>
-      <w:tblPr>
-        <w:tblBorders/>
-      </w:tblPr>
-      <w:tcPr>
-        <w:shd w:color="ffffff"/>
-        <w:tcBorders>
-          <w:top w:val="none" w:color="000000" w:sz="4" w:space="0"/>
-          <w:left w:val="none" w:color="000000" w:sz="4" w:space="0"/>
-          <w:bottom w:val="none" w:color="000000" w:sz="4" w:space="0"/>
-          <w:right w:val="none" w:color="000000" w:sz="4" w:space="0"/>
-        </w:tcBorders>
-      </w:tcPr>
-    </w:tblStylePr>
-    <w:tblStylePr w:type="lastRow">
+    <w:tblStylePr w:type="firstRow">
       <w:rPr>
         <w:b/>
         <w:color w:val="404040"/>
@@ -18778,6 +20156,52 @@
         </w:tcBorders>
       </w:tcPr>
     </w:tblStylePr>
+    <w:tblStylePr w:type="lastCol">
+      <w:rPr>
+        <w:i/>
+        <w:color w:val="404040"/>
+      </w:rPr>
+      <w:pPr>
+        <w:pBdr/>
+        <w:spacing/>
+        <w:ind/>
+      </w:pPr>
+      <w:tblPr>
+        <w:tblBorders/>
+      </w:tblPr>
+      <w:tcPr>
+        <w:shd w:val="clear" w:color="ffffff"/>
+        <w:tcBorders>
+          <w:top w:val="none" w:color="000000" w:sz="4" w:space="0"/>
+          <w:left w:val="none" w:color="000000" w:sz="4" w:space="0"/>
+          <w:bottom w:val="none" w:color="000000" w:sz="4" w:space="0"/>
+          <w:right w:val="none" w:color="000000" w:sz="4" w:space="0"/>
+        </w:tcBorders>
+      </w:tcPr>
+    </w:tblStylePr>
+    <w:tblStylePr w:type="lastRow">
+      <w:rPr>
+        <w:b/>
+        <w:color w:val="404040"/>
+      </w:rPr>
+      <w:pPr>
+        <w:pBdr/>
+        <w:spacing/>
+        <w:ind/>
+      </w:pPr>
+      <w:tblPr>
+        <w:tblBorders/>
+      </w:tblPr>
+      <w:tcPr>
+        <w:shd w:val="clear" w:color="ffffff"/>
+        <w:tcBorders>
+          <w:top w:val="none" w:color="000000" w:sz="4" w:space="0"/>
+          <w:left w:val="none" w:color="000000" w:sz="4" w:space="0"/>
+          <w:bottom w:val="none" w:color="000000" w:sz="4" w:space="0"/>
+          <w:right w:val="none" w:color="000000" w:sz="4" w:space="0"/>
+        </w:tcBorders>
+      </w:tcPr>
+    </w:tblStylePr>
     <w:tblStylePr w:type="nwCell">
       <w:pPr>
         <w:pBdr/>
@@ -18844,9 +20268,9 @@
       </w:tcPr>
     </w:tblStylePr>
   </w:style>
-  <w:style w:type="table" w:styleId="34">
+  <w:style w:type="table" w:styleId="751">
     <w:name w:val="Grid Table 3 - Accent 1"/>
-    <w:basedOn w:val="703"/>
+    <w:basedOn w:val="910"/>
     <w:uiPriority w:val="99"/>
     <w:pPr>
       <w:pBdr/>
@@ -18945,29 +20369,6 @@
         <w:tblBorders/>
       </w:tblPr>
       <w:tcPr>
-        <w:shd w:color="ffffff"/>
-        <w:tcBorders>
-          <w:top w:val="none" w:color="000000" w:sz="4" w:space="0"/>
-          <w:left w:val="none" w:color="000000" w:sz="4" w:space="0"/>
-          <w:bottom w:val="none" w:color="000000" w:sz="4" w:space="0"/>
-          <w:right w:val="none" w:color="000000" w:sz="4" w:space="0"/>
-        </w:tcBorders>
-      </w:tcPr>
-    </w:tblStylePr>
-    <w:tblStylePr w:type="firstRow">
-      <w:rPr>
-        <w:b/>
-        <w:color w:val="404040"/>
-      </w:rPr>
-      <w:pPr>
-        <w:pBdr/>
-        <w:spacing/>
-        <w:ind/>
-      </w:pPr>
-      <w:tblPr>
-        <w:tblBorders/>
-      </w:tblPr>
-      <w:tcPr>
         <w:shd w:val="clear" w:color="ffffff"/>
         <w:tcBorders>
           <w:top w:val="none" w:color="000000" w:sz="4" w:space="0"/>
@@ -18977,30 +20378,7 @@
         </w:tcBorders>
       </w:tcPr>
     </w:tblStylePr>
-    <w:tblStylePr w:type="lastCol">
-      <w:rPr>
-        <w:i/>
-        <w:color w:val="404040"/>
-      </w:rPr>
-      <w:pPr>
-        <w:pBdr/>
-        <w:spacing/>
-        <w:ind/>
-      </w:pPr>
-      <w:tblPr>
-        <w:tblBorders/>
-      </w:tblPr>
-      <w:tcPr>
-        <w:shd w:color="ffffff"/>
-        <w:tcBorders>
-          <w:top w:val="none" w:color="000000" w:sz="4" w:space="0"/>
-          <w:left w:val="none" w:color="000000" w:sz="4" w:space="0"/>
-          <w:bottom w:val="none" w:color="000000" w:sz="4" w:space="0"/>
-          <w:right w:val="none" w:color="000000" w:sz="4" w:space="0"/>
-        </w:tcBorders>
-      </w:tcPr>
-    </w:tblStylePr>
-    <w:tblStylePr w:type="lastRow">
+    <w:tblStylePr w:type="firstRow">
       <w:rPr>
         <w:b/>
         <w:color w:val="404040"/>
@@ -19023,6 +20401,52 @@
         </w:tcBorders>
       </w:tcPr>
     </w:tblStylePr>
+    <w:tblStylePr w:type="lastCol">
+      <w:rPr>
+        <w:i/>
+        <w:color w:val="404040"/>
+      </w:rPr>
+      <w:pPr>
+        <w:pBdr/>
+        <w:spacing/>
+        <w:ind/>
+      </w:pPr>
+      <w:tblPr>
+        <w:tblBorders/>
+      </w:tblPr>
+      <w:tcPr>
+        <w:shd w:val="clear" w:color="ffffff"/>
+        <w:tcBorders>
+          <w:top w:val="none" w:color="000000" w:sz="4" w:space="0"/>
+          <w:left w:val="none" w:color="000000" w:sz="4" w:space="0"/>
+          <w:bottom w:val="none" w:color="000000" w:sz="4" w:space="0"/>
+          <w:right w:val="none" w:color="000000" w:sz="4" w:space="0"/>
+        </w:tcBorders>
+      </w:tcPr>
+    </w:tblStylePr>
+    <w:tblStylePr w:type="lastRow">
+      <w:rPr>
+        <w:b/>
+        <w:color w:val="404040"/>
+      </w:rPr>
+      <w:pPr>
+        <w:pBdr/>
+        <w:spacing/>
+        <w:ind/>
+      </w:pPr>
+      <w:tblPr>
+        <w:tblBorders/>
+      </w:tblPr>
+      <w:tcPr>
+        <w:shd w:val="clear" w:color="ffffff"/>
+        <w:tcBorders>
+          <w:top w:val="none" w:color="000000" w:sz="4" w:space="0"/>
+          <w:left w:val="none" w:color="000000" w:sz="4" w:space="0"/>
+          <w:bottom w:val="none" w:color="000000" w:sz="4" w:space="0"/>
+          <w:right w:val="none" w:color="000000" w:sz="4" w:space="0"/>
+        </w:tcBorders>
+      </w:tcPr>
+    </w:tblStylePr>
     <w:tblStylePr w:type="nwCell">
       <w:pPr>
         <w:pBdr/>
@@ -19089,9 +20513,9 @@
       </w:tcPr>
     </w:tblStylePr>
   </w:style>
-  <w:style w:type="table" w:styleId="35">
+  <w:style w:type="table" w:styleId="752">
     <w:name w:val="Grid Table 3 - Accent 2"/>
-    <w:basedOn w:val="703"/>
+    <w:basedOn w:val="910"/>
     <w:uiPriority w:val="99"/>
     <w:pPr>
       <w:pBdr/>
@@ -19190,29 +20614,6 @@
         <w:tblBorders/>
       </w:tblPr>
       <w:tcPr>
-        <w:shd w:color="ffffff"/>
-        <w:tcBorders>
-          <w:top w:val="none" w:color="000000" w:sz="4" w:space="0"/>
-          <w:left w:val="none" w:color="000000" w:sz="4" w:space="0"/>
-          <w:bottom w:val="none" w:color="000000" w:sz="4" w:space="0"/>
-          <w:right w:val="none" w:color="000000" w:sz="4" w:space="0"/>
-        </w:tcBorders>
-      </w:tcPr>
-    </w:tblStylePr>
-    <w:tblStylePr w:type="firstRow">
-      <w:rPr>
-        <w:b/>
-        <w:color w:val="404040"/>
-      </w:rPr>
-      <w:pPr>
-        <w:pBdr/>
-        <w:spacing/>
-        <w:ind/>
-      </w:pPr>
-      <w:tblPr>
-        <w:tblBorders/>
-      </w:tblPr>
-      <w:tcPr>
         <w:shd w:val="clear" w:color="ffffff"/>
         <w:tcBorders>
           <w:top w:val="none" w:color="000000" w:sz="4" w:space="0"/>
@@ -19222,30 +20623,7 @@
         </w:tcBorders>
       </w:tcPr>
     </w:tblStylePr>
-    <w:tblStylePr w:type="lastCol">
-      <w:rPr>
-        <w:i/>
-        <w:color w:val="404040"/>
-      </w:rPr>
-      <w:pPr>
-        <w:pBdr/>
-        <w:spacing/>
-        <w:ind/>
-      </w:pPr>
-      <w:tblPr>
-        <w:tblBorders/>
-      </w:tblPr>
-      <w:tcPr>
-        <w:shd w:color="ffffff"/>
-        <w:tcBorders>
-          <w:top w:val="none" w:color="000000" w:sz="4" w:space="0"/>
-          <w:left w:val="none" w:color="000000" w:sz="4" w:space="0"/>
-          <w:bottom w:val="none" w:color="000000" w:sz="4" w:space="0"/>
-          <w:right w:val="none" w:color="000000" w:sz="4" w:space="0"/>
-        </w:tcBorders>
-      </w:tcPr>
-    </w:tblStylePr>
-    <w:tblStylePr w:type="lastRow">
+    <w:tblStylePr w:type="firstRow">
       <w:rPr>
         <w:b/>
         <w:color w:val="404040"/>
@@ -19268,6 +20646,52 @@
         </w:tcBorders>
       </w:tcPr>
     </w:tblStylePr>
+    <w:tblStylePr w:type="lastCol">
+      <w:rPr>
+        <w:i/>
+        <w:color w:val="404040"/>
+      </w:rPr>
+      <w:pPr>
+        <w:pBdr/>
+        <w:spacing/>
+        <w:ind/>
+      </w:pPr>
+      <w:tblPr>
+        <w:tblBorders/>
+      </w:tblPr>
+      <w:tcPr>
+        <w:shd w:val="clear" w:color="ffffff"/>
+        <w:tcBorders>
+          <w:top w:val="none" w:color="000000" w:sz="4" w:space="0"/>
+          <w:left w:val="none" w:color="000000" w:sz="4" w:space="0"/>
+          <w:bottom w:val="none" w:color="000000" w:sz="4" w:space="0"/>
+          <w:right w:val="none" w:color="000000" w:sz="4" w:space="0"/>
+        </w:tcBorders>
+      </w:tcPr>
+    </w:tblStylePr>
+    <w:tblStylePr w:type="lastRow">
+      <w:rPr>
+        <w:b/>
+        <w:color w:val="404040"/>
+      </w:rPr>
+      <w:pPr>
+        <w:pBdr/>
+        <w:spacing/>
+        <w:ind/>
+      </w:pPr>
+      <w:tblPr>
+        <w:tblBorders/>
+      </w:tblPr>
+      <w:tcPr>
+        <w:shd w:val="clear" w:color="ffffff"/>
+        <w:tcBorders>
+          <w:top w:val="none" w:color="000000" w:sz="4" w:space="0"/>
+          <w:left w:val="none" w:color="000000" w:sz="4" w:space="0"/>
+          <w:bottom w:val="none" w:color="000000" w:sz="4" w:space="0"/>
+          <w:right w:val="none" w:color="000000" w:sz="4" w:space="0"/>
+        </w:tcBorders>
+      </w:tcPr>
+    </w:tblStylePr>
     <w:tblStylePr w:type="nwCell">
       <w:pPr>
         <w:pBdr/>
@@ -19334,9 +20758,9 @@
       </w:tcPr>
     </w:tblStylePr>
   </w:style>
-  <w:style w:type="table" w:styleId="36">
+  <w:style w:type="table" w:styleId="753">
     <w:name w:val="Grid Table 3 - Accent 3"/>
-    <w:basedOn w:val="703"/>
+    <w:basedOn w:val="910"/>
     <w:uiPriority w:val="99"/>
     <w:pPr>
       <w:pBdr/>
@@ -19435,29 +20859,6 @@
         <w:tblBorders/>
       </w:tblPr>
       <w:tcPr>
-        <w:shd w:color="ffffff"/>
-        <w:tcBorders>
-          <w:top w:val="none" w:color="000000" w:sz="4" w:space="0"/>
-          <w:left w:val="none" w:color="000000" w:sz="4" w:space="0"/>
-          <w:bottom w:val="none" w:color="000000" w:sz="4" w:space="0"/>
-          <w:right w:val="none" w:color="000000" w:sz="4" w:space="0"/>
-        </w:tcBorders>
-      </w:tcPr>
-    </w:tblStylePr>
-    <w:tblStylePr w:type="firstRow">
-      <w:rPr>
-        <w:b/>
-        <w:color w:val="404040"/>
-      </w:rPr>
-      <w:pPr>
-        <w:pBdr/>
-        <w:spacing/>
-        <w:ind/>
-      </w:pPr>
-      <w:tblPr>
-        <w:tblBorders/>
-      </w:tblPr>
-      <w:tcPr>
         <w:shd w:val="clear" w:color="ffffff"/>
         <w:tcBorders>
           <w:top w:val="none" w:color="000000" w:sz="4" w:space="0"/>
@@ -19467,30 +20868,7 @@
         </w:tcBorders>
       </w:tcPr>
     </w:tblStylePr>
-    <w:tblStylePr w:type="lastCol">
-      <w:rPr>
-        <w:i/>
-        <w:color w:val="404040"/>
-      </w:rPr>
-      <w:pPr>
-        <w:pBdr/>
-        <w:spacing/>
-        <w:ind/>
-      </w:pPr>
-      <w:tblPr>
-        <w:tblBorders/>
-      </w:tblPr>
-      <w:tcPr>
-        <w:shd w:color="ffffff"/>
-        <w:tcBorders>
-          <w:top w:val="none" w:color="000000" w:sz="4" w:space="0"/>
-          <w:left w:val="none" w:color="000000" w:sz="4" w:space="0"/>
-          <w:bottom w:val="none" w:color="000000" w:sz="4" w:space="0"/>
-          <w:right w:val="none" w:color="000000" w:sz="4" w:space="0"/>
-        </w:tcBorders>
-      </w:tcPr>
-    </w:tblStylePr>
-    <w:tblStylePr w:type="lastRow">
+    <w:tblStylePr w:type="firstRow">
       <w:rPr>
         <w:b/>
         <w:color w:val="404040"/>
@@ -19513,6 +20891,52 @@
         </w:tcBorders>
       </w:tcPr>
     </w:tblStylePr>
+    <w:tblStylePr w:type="lastCol">
+      <w:rPr>
+        <w:i/>
+        <w:color w:val="404040"/>
+      </w:rPr>
+      <w:pPr>
+        <w:pBdr/>
+        <w:spacing/>
+        <w:ind/>
+      </w:pPr>
+      <w:tblPr>
+        <w:tblBorders/>
+      </w:tblPr>
+      <w:tcPr>
+        <w:shd w:val="clear" w:color="ffffff"/>
+        <w:tcBorders>
+          <w:top w:val="none" w:color="000000" w:sz="4" w:space="0"/>
+          <w:left w:val="none" w:color="000000" w:sz="4" w:space="0"/>
+          <w:bottom w:val="none" w:color="000000" w:sz="4" w:space="0"/>
+          <w:right w:val="none" w:color="000000" w:sz="4" w:space="0"/>
+        </w:tcBorders>
+      </w:tcPr>
+    </w:tblStylePr>
+    <w:tblStylePr w:type="lastRow">
+      <w:rPr>
+        <w:b/>
+        <w:color w:val="404040"/>
+      </w:rPr>
+      <w:pPr>
+        <w:pBdr/>
+        <w:spacing/>
+        <w:ind/>
+      </w:pPr>
+      <w:tblPr>
+        <w:tblBorders/>
+      </w:tblPr>
+      <w:tcPr>
+        <w:shd w:val="clear" w:color="ffffff"/>
+        <w:tcBorders>
+          <w:top w:val="none" w:color="000000" w:sz="4" w:space="0"/>
+          <w:left w:val="none" w:color="000000" w:sz="4" w:space="0"/>
+          <w:bottom w:val="none" w:color="000000" w:sz="4" w:space="0"/>
+          <w:right w:val="none" w:color="000000" w:sz="4" w:space="0"/>
+        </w:tcBorders>
+      </w:tcPr>
+    </w:tblStylePr>
     <w:tblStylePr w:type="nwCell">
       <w:pPr>
         <w:pBdr/>
@@ -19579,9 +21003,9 @@
       </w:tcPr>
     </w:tblStylePr>
   </w:style>
-  <w:style w:type="table" w:styleId="37">
+  <w:style w:type="table" w:styleId="754">
     <w:name w:val="Grid Table 3 - Accent 4"/>
-    <w:basedOn w:val="703"/>
+    <w:basedOn w:val="910"/>
     <w:uiPriority w:val="99"/>
     <w:pPr>
       <w:pBdr/>
@@ -19680,29 +21104,6 @@
         <w:tblBorders/>
       </w:tblPr>
       <w:tcPr>
-        <w:shd w:color="ffffff"/>
-        <w:tcBorders>
-          <w:top w:val="none" w:color="000000" w:sz="4" w:space="0"/>
-          <w:left w:val="none" w:color="000000" w:sz="4" w:space="0"/>
-          <w:bottom w:val="none" w:color="000000" w:sz="4" w:space="0"/>
-          <w:right w:val="none" w:color="000000" w:sz="4" w:space="0"/>
-        </w:tcBorders>
-      </w:tcPr>
-    </w:tblStylePr>
-    <w:tblStylePr w:type="firstRow">
-      <w:rPr>
-        <w:b/>
-        <w:color w:val="404040"/>
-      </w:rPr>
-      <w:pPr>
-        <w:pBdr/>
-        <w:spacing/>
-        <w:ind/>
-      </w:pPr>
-      <w:tblPr>
-        <w:tblBorders/>
-      </w:tblPr>
-      <w:tcPr>
         <w:shd w:val="clear" w:color="ffffff"/>
         <w:tcBorders>
           <w:top w:val="none" w:color="000000" w:sz="4" w:space="0"/>
@@ -19712,30 +21113,7 @@
         </w:tcBorders>
       </w:tcPr>
     </w:tblStylePr>
-    <w:tblStylePr w:type="lastCol">
-      <w:rPr>
-        <w:i/>
-        <w:color w:val="404040"/>
-      </w:rPr>
-      <w:pPr>
-        <w:pBdr/>
-        <w:spacing/>
-        <w:ind/>
-      </w:pPr>
-      <w:tblPr>
-        <w:tblBorders/>
-      </w:tblPr>
-      <w:tcPr>
-        <w:shd w:color="ffffff"/>
-        <w:tcBorders>
-          <w:top w:val="none" w:color="000000" w:sz="4" w:space="0"/>
-          <w:left w:val="none" w:color="000000" w:sz="4" w:space="0"/>
-          <w:bottom w:val="none" w:color="000000" w:sz="4" w:space="0"/>
-          <w:right w:val="none" w:color="000000" w:sz="4" w:space="0"/>
-        </w:tcBorders>
-      </w:tcPr>
-    </w:tblStylePr>
-    <w:tblStylePr w:type="lastRow">
+    <w:tblStylePr w:type="firstRow">
       <w:rPr>
         <w:b/>
         <w:color w:val="404040"/>
@@ -19758,6 +21136,52 @@
         </w:tcBorders>
       </w:tcPr>
     </w:tblStylePr>
+    <w:tblStylePr w:type="lastCol">
+      <w:rPr>
+        <w:i/>
+        <w:color w:val="404040"/>
+      </w:rPr>
+      <w:pPr>
+        <w:pBdr/>
+        <w:spacing/>
+        <w:ind/>
+      </w:pPr>
+      <w:tblPr>
+        <w:tblBorders/>
+      </w:tblPr>
+      <w:tcPr>
+        <w:shd w:val="clear" w:color="ffffff"/>
+        <w:tcBorders>
+          <w:top w:val="none" w:color="000000" w:sz="4" w:space="0"/>
+          <w:left w:val="none" w:color="000000" w:sz="4" w:space="0"/>
+          <w:bottom w:val="none" w:color="000000" w:sz="4" w:space="0"/>
+          <w:right w:val="none" w:color="000000" w:sz="4" w:space="0"/>
+        </w:tcBorders>
+      </w:tcPr>
+    </w:tblStylePr>
+    <w:tblStylePr w:type="lastRow">
+      <w:rPr>
+        <w:b/>
+        <w:color w:val="404040"/>
+      </w:rPr>
+      <w:pPr>
+        <w:pBdr/>
+        <w:spacing/>
+        <w:ind/>
+      </w:pPr>
+      <w:tblPr>
+        <w:tblBorders/>
+      </w:tblPr>
+      <w:tcPr>
+        <w:shd w:val="clear" w:color="ffffff"/>
+        <w:tcBorders>
+          <w:top w:val="none" w:color="000000" w:sz="4" w:space="0"/>
+          <w:left w:val="none" w:color="000000" w:sz="4" w:space="0"/>
+          <w:bottom w:val="none" w:color="000000" w:sz="4" w:space="0"/>
+          <w:right w:val="none" w:color="000000" w:sz="4" w:space="0"/>
+        </w:tcBorders>
+      </w:tcPr>
+    </w:tblStylePr>
     <w:tblStylePr w:type="nwCell">
       <w:pPr>
         <w:pBdr/>
@@ -19824,9 +21248,9 @@
       </w:tcPr>
     </w:tblStylePr>
   </w:style>
-  <w:style w:type="table" w:styleId="38">
+  <w:style w:type="table" w:styleId="755">
     <w:name w:val="Grid Table 3 - Accent 5"/>
-    <w:basedOn w:val="703"/>
+    <w:basedOn w:val="910"/>
     <w:uiPriority w:val="99"/>
     <w:pPr>
       <w:pBdr/>
@@ -19925,29 +21349,6 @@
         <w:tblBorders/>
       </w:tblPr>
       <w:tcPr>
-        <w:shd w:color="ffffff"/>
-        <w:tcBorders>
-          <w:top w:val="none" w:color="000000" w:sz="4" w:space="0"/>
-          <w:left w:val="none" w:color="000000" w:sz="4" w:space="0"/>
-          <w:bottom w:val="none" w:color="000000" w:sz="4" w:space="0"/>
-          <w:right w:val="none" w:color="000000" w:sz="4" w:space="0"/>
-        </w:tcBorders>
-      </w:tcPr>
-    </w:tblStylePr>
-    <w:tblStylePr w:type="firstRow">
-      <w:rPr>
-        <w:b/>
-        <w:color w:val="404040"/>
-      </w:rPr>
-      <w:pPr>
-        <w:pBdr/>
-        <w:spacing/>
-        <w:ind/>
-      </w:pPr>
-      <w:tblPr>
-        <w:tblBorders/>
-      </w:tblPr>
-      <w:tcPr>
         <w:shd w:val="clear" w:color="ffffff"/>
         <w:tcBorders>
           <w:top w:val="none" w:color="000000" w:sz="4" w:space="0"/>
@@ -19957,30 +21358,7 @@
         </w:tcBorders>
       </w:tcPr>
     </w:tblStylePr>
-    <w:tblStylePr w:type="lastCol">
-      <w:rPr>
-        <w:i/>
-        <w:color w:val="404040"/>
-      </w:rPr>
-      <w:pPr>
-        <w:pBdr/>
-        <w:spacing/>
-        <w:ind/>
-      </w:pPr>
-      <w:tblPr>
-        <w:tblBorders/>
-      </w:tblPr>
-      <w:tcPr>
-        <w:shd w:color="ffffff"/>
-        <w:tcBorders>
-          <w:top w:val="none" w:color="000000" w:sz="4" w:space="0"/>
-          <w:left w:val="none" w:color="000000" w:sz="4" w:space="0"/>
-          <w:bottom w:val="none" w:color="000000" w:sz="4" w:space="0"/>
-          <w:right w:val="none" w:color="000000" w:sz="4" w:space="0"/>
-        </w:tcBorders>
-      </w:tcPr>
-    </w:tblStylePr>
-    <w:tblStylePr w:type="lastRow">
+    <w:tblStylePr w:type="firstRow">
       <w:rPr>
         <w:b/>
         <w:color w:val="404040"/>
@@ -20003,6 +21381,52 @@
         </w:tcBorders>
       </w:tcPr>
     </w:tblStylePr>
+    <w:tblStylePr w:type="lastCol">
+      <w:rPr>
+        <w:i/>
+        <w:color w:val="404040"/>
+      </w:rPr>
+      <w:pPr>
+        <w:pBdr/>
+        <w:spacing/>
+        <w:ind/>
+      </w:pPr>
+      <w:tblPr>
+        <w:tblBorders/>
+      </w:tblPr>
+      <w:tcPr>
+        <w:shd w:val="clear" w:color="ffffff"/>
+        <w:tcBorders>
+          <w:top w:val="none" w:color="000000" w:sz="4" w:space="0"/>
+          <w:left w:val="none" w:color="000000" w:sz="4" w:space="0"/>
+          <w:bottom w:val="none" w:color="000000" w:sz="4" w:space="0"/>
+          <w:right w:val="none" w:color="000000" w:sz="4" w:space="0"/>
+        </w:tcBorders>
+      </w:tcPr>
+    </w:tblStylePr>
+    <w:tblStylePr w:type="lastRow">
+      <w:rPr>
+        <w:b/>
+        <w:color w:val="404040"/>
+      </w:rPr>
+      <w:pPr>
+        <w:pBdr/>
+        <w:spacing/>
+        <w:ind/>
+      </w:pPr>
+      <w:tblPr>
+        <w:tblBorders/>
+      </w:tblPr>
+      <w:tcPr>
+        <w:shd w:val="clear" w:color="ffffff"/>
+        <w:tcBorders>
+          <w:top w:val="none" w:color="000000" w:sz="4" w:space="0"/>
+          <w:left w:val="none" w:color="000000" w:sz="4" w:space="0"/>
+          <w:bottom w:val="none" w:color="000000" w:sz="4" w:space="0"/>
+          <w:right w:val="none" w:color="000000" w:sz="4" w:space="0"/>
+        </w:tcBorders>
+      </w:tcPr>
+    </w:tblStylePr>
     <w:tblStylePr w:type="nwCell">
       <w:pPr>
         <w:pBdr/>
@@ -20069,9 +21493,9 @@
       </w:tcPr>
     </w:tblStylePr>
   </w:style>
-  <w:style w:type="table" w:styleId="39">
+  <w:style w:type="table" w:styleId="756">
     <w:name w:val="Grid Table 3 - Accent 6"/>
-    <w:basedOn w:val="703"/>
+    <w:basedOn w:val="910"/>
     <w:uiPriority w:val="99"/>
     <w:pPr>
       <w:pBdr/>
@@ -20170,29 +21594,6 @@
         <w:tblBorders/>
       </w:tblPr>
       <w:tcPr>
-        <w:shd w:color="ffffff"/>
-        <w:tcBorders>
-          <w:top w:val="none" w:color="000000" w:sz="4" w:space="0"/>
-          <w:left w:val="none" w:color="000000" w:sz="4" w:space="0"/>
-          <w:bottom w:val="none" w:color="000000" w:sz="4" w:space="0"/>
-          <w:right w:val="none" w:color="000000" w:sz="4" w:space="0"/>
-        </w:tcBorders>
-      </w:tcPr>
-    </w:tblStylePr>
-    <w:tblStylePr w:type="firstRow">
-      <w:rPr>
-        <w:b/>
-        <w:color w:val="404040"/>
-      </w:rPr>
-      <w:pPr>
-        <w:pBdr/>
-        <w:spacing/>
-        <w:ind/>
-      </w:pPr>
-      <w:tblPr>
-        <w:tblBorders/>
-      </w:tblPr>
-      <w:tcPr>
         <w:shd w:val="clear" w:color="ffffff"/>
         <w:tcBorders>
           <w:top w:val="none" w:color="000000" w:sz="4" w:space="0"/>
@@ -20202,30 +21603,7 @@
         </w:tcBorders>
       </w:tcPr>
     </w:tblStylePr>
-    <w:tblStylePr w:type="lastCol">
-      <w:rPr>
-        <w:i/>
-        <w:color w:val="404040"/>
-      </w:rPr>
-      <w:pPr>
-        <w:pBdr/>
-        <w:spacing/>
-        <w:ind/>
-      </w:pPr>
-      <w:tblPr>
-        <w:tblBorders/>
-      </w:tblPr>
-      <w:tcPr>
-        <w:shd w:color="ffffff"/>
-        <w:tcBorders>
-          <w:top w:val="none" w:color="000000" w:sz="4" w:space="0"/>
-          <w:left w:val="none" w:color="000000" w:sz="4" w:space="0"/>
-          <w:bottom w:val="none" w:color="000000" w:sz="4" w:space="0"/>
-          <w:right w:val="none" w:color="000000" w:sz="4" w:space="0"/>
-        </w:tcBorders>
-      </w:tcPr>
-    </w:tblStylePr>
-    <w:tblStylePr w:type="lastRow">
+    <w:tblStylePr w:type="firstRow">
       <w:rPr>
         <w:b/>
         <w:color w:val="404040"/>
@@ -20248,6 +21626,52 @@
         </w:tcBorders>
       </w:tcPr>
     </w:tblStylePr>
+    <w:tblStylePr w:type="lastCol">
+      <w:rPr>
+        <w:i/>
+        <w:color w:val="404040"/>
+      </w:rPr>
+      <w:pPr>
+        <w:pBdr/>
+        <w:spacing/>
+        <w:ind/>
+      </w:pPr>
+      <w:tblPr>
+        <w:tblBorders/>
+      </w:tblPr>
+      <w:tcPr>
+        <w:shd w:val="clear" w:color="ffffff"/>
+        <w:tcBorders>
+          <w:top w:val="none" w:color="000000" w:sz="4" w:space="0"/>
+          <w:left w:val="none" w:color="000000" w:sz="4" w:space="0"/>
+          <w:bottom w:val="none" w:color="000000" w:sz="4" w:space="0"/>
+          <w:right w:val="none" w:color="000000" w:sz="4" w:space="0"/>
+        </w:tcBorders>
+      </w:tcPr>
+    </w:tblStylePr>
+    <w:tblStylePr w:type="lastRow">
+      <w:rPr>
+        <w:b/>
+        <w:color w:val="404040"/>
+      </w:rPr>
+      <w:pPr>
+        <w:pBdr/>
+        <w:spacing/>
+        <w:ind/>
+      </w:pPr>
+      <w:tblPr>
+        <w:tblBorders/>
+      </w:tblPr>
+      <w:tcPr>
+        <w:shd w:val="clear" w:color="ffffff"/>
+        <w:tcBorders>
+          <w:top w:val="none" w:color="000000" w:sz="4" w:space="0"/>
+          <w:left w:val="none" w:color="000000" w:sz="4" w:space="0"/>
+          <w:bottom w:val="none" w:color="000000" w:sz="4" w:space="0"/>
+          <w:right w:val="none" w:color="000000" w:sz="4" w:space="0"/>
+        </w:tcBorders>
+      </w:tcPr>
+    </w:tblStylePr>
     <w:tblStylePr w:type="nwCell">
       <w:pPr>
         <w:pBdr/>
@@ -20314,9 +21738,9 @@
       </w:tcPr>
     </w:tblStylePr>
   </w:style>
-  <w:style w:type="table" w:styleId="40">
+  <w:style w:type="table" w:styleId="757">
     <w:name w:val="Grid Table 4"/>
-    <w:basedOn w:val="703"/>
+    <w:basedOn w:val="910"/>
     <w:uiPriority w:val="59"/>
     <w:pPr>
       <w:pBdr/>
@@ -20547,9 +21971,9 @@
       </w:tcPr>
     </w:tblStylePr>
   </w:style>
-  <w:style w:type="table" w:styleId="41">
+  <w:style w:type="table" w:styleId="758">
     <w:name w:val="Grid Table 4 - Accent 1"/>
-    <w:basedOn w:val="703"/>
+    <w:basedOn w:val="910"/>
     <w:uiPriority w:val="59"/>
     <w:pPr>
       <w:pBdr/>
@@ -20780,9 +22204,9 @@
       </w:tcPr>
     </w:tblStylePr>
   </w:style>
-  <w:style w:type="table" w:styleId="42">
+  <w:style w:type="table" w:styleId="759">
     <w:name w:val="Grid Table 4 - Accent 2"/>
-    <w:basedOn w:val="703"/>
+    <w:basedOn w:val="910"/>
     <w:uiPriority w:val="59"/>
     <w:pPr>
       <w:pBdr/>
@@ -21013,9 +22437,9 @@
       </w:tcPr>
     </w:tblStylePr>
   </w:style>
-  <w:style w:type="table" w:styleId="43">
+  <w:style w:type="table" w:styleId="760">
     <w:name w:val="Grid Table 4 - Accent 3"/>
-    <w:basedOn w:val="703"/>
+    <w:basedOn w:val="910"/>
     <w:uiPriority w:val="59"/>
     <w:pPr>
       <w:pBdr/>
@@ -21246,9 +22670,9 @@
       </w:tcPr>
     </w:tblStylePr>
   </w:style>
-  <w:style w:type="table" w:styleId="44">
+  <w:style w:type="table" w:styleId="761">
     <w:name w:val="Grid Table 4 - Accent 4"/>
-    <w:basedOn w:val="703"/>
+    <w:basedOn w:val="910"/>
     <w:uiPriority w:val="59"/>
     <w:pPr>
       <w:pBdr/>
@@ -21479,9 +22903,9 @@
       </w:tcPr>
     </w:tblStylePr>
   </w:style>
-  <w:style w:type="table" w:styleId="45">
+  <w:style w:type="table" w:styleId="762">
     <w:name w:val="Grid Table 4 - Accent 5"/>
-    <w:basedOn w:val="703"/>
+    <w:basedOn w:val="910"/>
     <w:uiPriority w:val="59"/>
     <w:pPr>
       <w:pBdr/>
@@ -21712,9 +23136,9 @@
       </w:tcPr>
     </w:tblStylePr>
   </w:style>
-  <w:style w:type="table" w:styleId="46">
+  <w:style w:type="table" w:styleId="763">
     <w:name w:val="Grid Table 4 - Accent 6"/>
-    <w:basedOn w:val="703"/>
+    <w:basedOn w:val="910"/>
     <w:uiPriority w:val="59"/>
     <w:pPr>
       <w:pBdr/>
@@ -21945,9 +23369,9 @@
       </w:tcPr>
     </w:tblStylePr>
   </w:style>
-  <w:style w:type="table" w:styleId="47">
+  <w:style w:type="table" w:styleId="764">
     <w:name w:val="Grid Table 5 Dark"/>
-    <w:basedOn w:val="703"/>
+    <w:basedOn w:val="910"/>
     <w:uiPriority w:val="99"/>
     <w:pPr>
       <w:pBdr/>
@@ -22173,9 +23597,9 @@
       </w:tcPr>
     </w:tblStylePr>
   </w:style>
-  <w:style w:type="table" w:styleId="48">
+  <w:style w:type="table" w:styleId="765">
     <w:name w:val="Grid Table 5 Dark- Accent 1"/>
-    <w:basedOn w:val="703"/>
+    <w:basedOn w:val="910"/>
     <w:uiPriority w:val="99"/>
     <w:pPr>
       <w:pBdr/>
@@ -22401,9 +23825,9 @@
       </w:tcPr>
     </w:tblStylePr>
   </w:style>
-  <w:style w:type="table" w:styleId="49">
+  <w:style w:type="table" w:styleId="766">
     <w:name w:val="Grid Table 5 Dark - Accent 2"/>
-    <w:basedOn w:val="703"/>
+    <w:basedOn w:val="910"/>
     <w:uiPriority w:val="99"/>
     <w:pPr>
       <w:pBdr/>
@@ -22629,9 +24053,9 @@
       </w:tcPr>
     </w:tblStylePr>
   </w:style>
-  <w:style w:type="table" w:styleId="50">
+  <w:style w:type="table" w:styleId="767">
     <w:name w:val="Grid Table 5 Dark - Accent 3"/>
-    <w:basedOn w:val="703"/>
+    <w:basedOn w:val="910"/>
     <w:uiPriority w:val="99"/>
     <w:pPr>
       <w:pBdr/>
@@ -22857,9 +24281,9 @@
       </w:tcPr>
     </w:tblStylePr>
   </w:style>
-  <w:style w:type="table" w:styleId="51">
+  <w:style w:type="table" w:styleId="768">
     <w:name w:val="Grid Table 5 Dark- Accent 4"/>
-    <w:basedOn w:val="703"/>
+    <w:basedOn w:val="910"/>
     <w:uiPriority w:val="99"/>
     <w:pPr>
       <w:pBdr/>
@@ -23085,9 +24509,9 @@
       </w:tcPr>
     </w:tblStylePr>
   </w:style>
-  <w:style w:type="table" w:styleId="52">
+  <w:style w:type="table" w:styleId="769">
     <w:name w:val="Grid Table 5 Dark - Accent 5"/>
-    <w:basedOn w:val="703"/>
+    <w:basedOn w:val="910"/>
     <w:uiPriority w:val="99"/>
     <w:pPr>
       <w:pBdr/>
@@ -23313,9 +24737,9 @@
       </w:tcPr>
     </w:tblStylePr>
   </w:style>
-  <w:style w:type="table" w:styleId="53">
+  <w:style w:type="table" w:styleId="770">
     <w:name w:val="Grid Table 5 Dark - Accent 6"/>
-    <w:basedOn w:val="703"/>
+    <w:basedOn w:val="910"/>
     <w:uiPriority w:val="99"/>
     <w:pPr>
       <w:pBdr/>
@@ -23541,9 +24965,9 @@
       </w:tcPr>
     </w:tblStylePr>
   </w:style>
-  <w:style w:type="table" w:styleId="54">
+  <w:style w:type="table" w:styleId="771">
     <w:name w:val="Grid Table 6 Colorful"/>
-    <w:basedOn w:val="703"/>
+    <w:basedOn w:val="910"/>
     <w:uiPriority w:val="99"/>
     <w:pPr>
       <w:pBdr/>
@@ -23771,9 +25195,9 @@
       </w:tcPr>
     </w:tblStylePr>
   </w:style>
-  <w:style w:type="table" w:styleId="55">
+  <w:style w:type="table" w:styleId="772">
     <w:name w:val="Grid Table 6 Colorful - Accent 1"/>
-    <w:basedOn w:val="703"/>
+    <w:basedOn w:val="910"/>
     <w:uiPriority w:val="99"/>
     <w:pPr>
       <w:pBdr/>
@@ -24001,9 +25425,9 @@
       </w:tcPr>
     </w:tblStylePr>
   </w:style>
-  <w:style w:type="table" w:styleId="56">
+  <w:style w:type="table" w:styleId="773">
     <w:name w:val="Grid Table 6 Colorful - Accent 2"/>
-    <w:basedOn w:val="703"/>
+    <w:basedOn w:val="910"/>
     <w:uiPriority w:val="99"/>
     <w:pPr>
       <w:pBdr/>
@@ -24231,9 +25655,9 @@
       </w:tcPr>
     </w:tblStylePr>
   </w:style>
-  <w:style w:type="table" w:styleId="57">
+  <w:style w:type="table" w:styleId="774">
     <w:name w:val="Grid Table 6 Colorful - Accent 3"/>
-    <w:basedOn w:val="703"/>
+    <w:basedOn w:val="910"/>
     <w:uiPriority w:val="99"/>
     <w:pPr>
       <w:pBdr/>
@@ -24461,9 +25885,9 @@
       </w:tcPr>
     </w:tblStylePr>
   </w:style>
-  <w:style w:type="table" w:styleId="58">
+  <w:style w:type="table" w:styleId="775">
     <w:name w:val="Grid Table 6 Colorful - Accent 4"/>
-    <w:basedOn w:val="703"/>
+    <w:basedOn w:val="910"/>
     <w:uiPriority w:val="99"/>
     <w:pPr>
       <w:pBdr/>
@@ -24691,9 +26115,9 @@
       </w:tcPr>
     </w:tblStylePr>
   </w:style>
-  <w:style w:type="table" w:styleId="59">
+  <w:style w:type="table" w:styleId="776">
     <w:name w:val="Grid Table 6 Colorful - Accent 5"/>
-    <w:basedOn w:val="703"/>
+    <w:basedOn w:val="910"/>
     <w:uiPriority w:val="99"/>
     <w:pPr>
       <w:pBdr/>
@@ -24921,9 +26345,9 @@
       </w:tcPr>
     </w:tblStylePr>
   </w:style>
-  <w:style w:type="table" w:styleId="60">
+  <w:style w:type="table" w:styleId="777">
     <w:name w:val="Grid Table 6 Colorful - Accent 6"/>
-    <w:basedOn w:val="703"/>
+    <w:basedOn w:val="910"/>
     <w:uiPriority w:val="99"/>
     <w:pPr>
       <w:pBdr/>
@@ -25151,9 +26575,9 @@
       </w:tcPr>
     </w:tblStylePr>
   </w:style>
-  <w:style w:type="table" w:styleId="61">
+  <w:style w:type="table" w:styleId="778">
     <w:name w:val="Grid Table 7 Colorful"/>
-    <w:basedOn w:val="703"/>
+    <w:basedOn w:val="910"/>
     <w:uiPriority w:val="99"/>
     <w:pPr>
       <w:pBdr/>
@@ -25255,11 +26679,11 @@
         <w:tblBorders/>
       </w:tblPr>
       <w:tcPr>
-        <w:shd w:color="ffffff"/>
+        <w:shd w:val="clear" w:color="ffffff"/>
         <w:tcBorders>
-          <w:top w:val="none"/>
-          <w:left w:val="none"/>
-          <w:bottom w:val="none"/>
+          <w:top w:val="none" w:color="000000" w:sz="4" w:space="0"/>
+          <w:left w:val="none" w:color="000000" w:sz="4" w:space="0"/>
+          <w:bottom w:val="none" w:color="000000" w:sz="4" w:space="0"/>
           <w:right w:val="single" w:color="000000" w:themeColor="text1" w:themeTint="80" w:sz="4" w:space="0"/>
         </w:tcBorders>
       </w:tcPr>
@@ -25282,10 +26706,10 @@
       <w:tcPr>
         <w:shd w:val="clear" w:color="ffffff" w:themeColor="light1" w:fill="ffffff" w:themeFill="light1"/>
         <w:tcBorders>
-          <w:top w:val="none"/>
-          <w:left w:val="none"/>
+          <w:top w:val="none" w:color="000000" w:sz="4" w:space="0"/>
+          <w:left w:val="none" w:color="000000" w:sz="4" w:space="0"/>
           <w:bottom w:val="single" w:color="000000" w:themeColor="text1" w:themeTint="80" w:sz="4" w:space="0"/>
-          <w:right w:val="none"/>
+          <w:right w:val="none" w:color="000000" w:sz="4" w:space="0"/>
         </w:tcBorders>
       </w:tcPr>
     </w:tblStylePr>
@@ -25305,12 +26729,12 @@
         <w:tblBorders/>
       </w:tblPr>
       <w:tcPr>
-        <w:shd w:color="ffffff"/>
+        <w:shd w:val="clear" w:color="ffffff"/>
         <w:tcBorders>
-          <w:top w:val="none"/>
+          <w:top w:val="none" w:color="000000" w:sz="4" w:space="0"/>
           <w:left w:val="single" w:color="000000" w:themeColor="text1" w:themeTint="80" w:sz="4" w:space="0"/>
-          <w:bottom w:val="none"/>
-          <w:right w:val="none"/>
+          <w:bottom w:val="none" w:color="000000" w:sz="4" w:space="0"/>
+          <w:right w:val="none" w:color="000000" w:sz="4" w:space="0"/>
         </w:tcBorders>
       </w:tcPr>
     </w:tblStylePr>
@@ -25333,9 +26757,9 @@
         <w:shd w:val="clear" w:color="ffffff" w:themeColor="light1" w:fill="ffffff" w:themeFill="light1"/>
         <w:tcBorders>
           <w:top w:val="single" w:color="000000" w:themeColor="text1" w:themeTint="80" w:sz="4" w:space="0"/>
-          <w:left w:val="none"/>
-          <w:bottom w:val="none"/>
-          <w:right w:val="none"/>
+          <w:left w:val="none" w:color="000000" w:sz="4" w:space="0"/>
+          <w:bottom w:val="none" w:color="000000" w:sz="4" w:space="0"/>
+          <w:right w:val="none" w:color="000000" w:sz="4" w:space="0"/>
         </w:tcBorders>
       </w:tcPr>
     </w:tblStylePr>
@@ -25405,9 +26829,9 @@
       </w:tcPr>
     </w:tblStylePr>
   </w:style>
-  <w:style w:type="table" w:styleId="62">
+  <w:style w:type="table" w:styleId="779">
     <w:name w:val="Grid Table 7 Colorful - Accent 1"/>
-    <w:basedOn w:val="703"/>
+    <w:basedOn w:val="910"/>
     <w:uiPriority w:val="99"/>
     <w:pPr>
       <w:pBdr/>
@@ -25509,11 +26933,11 @@
         <w:tblBorders/>
       </w:tblPr>
       <w:tcPr>
-        <w:shd w:color="ffffff"/>
+        <w:shd w:val="clear" w:color="ffffff"/>
         <w:tcBorders>
-          <w:top w:val="none"/>
-          <w:left w:val="none"/>
-          <w:bottom w:val="none"/>
+          <w:top w:val="none" w:color="000000" w:sz="4" w:space="0"/>
+          <w:left w:val="none" w:color="000000" w:sz="4" w:space="0"/>
+          <w:bottom w:val="none" w:color="000000" w:sz="4" w:space="0"/>
           <w:right w:val="single" w:color="000000" w:themeColor="accent1" w:themeTint="80" w:sz="4" w:space="0"/>
         </w:tcBorders>
       </w:tcPr>
@@ -25536,10 +26960,10 @@
       <w:tcPr>
         <w:shd w:val="clear" w:color="ffffff" w:themeColor="light1" w:fill="ffffff" w:themeFill="light1"/>
         <w:tcBorders>
-          <w:top w:val="none"/>
-          <w:left w:val="none"/>
+          <w:top w:val="none" w:color="000000" w:sz="4" w:space="0"/>
+          <w:left w:val="none" w:color="000000" w:sz="4" w:space="0"/>
           <w:bottom w:val="single" w:color="000000" w:themeColor="accent1" w:themeTint="80" w:sz="4" w:space="0"/>
-          <w:right w:val="none"/>
+          <w:right w:val="none" w:color="000000" w:sz="4" w:space="0"/>
         </w:tcBorders>
       </w:tcPr>
     </w:tblStylePr>
@@ -25559,12 +26983,12 @@
         <w:tblBorders/>
       </w:tblPr>
       <w:tcPr>
-        <w:shd w:color="ffffff"/>
+        <w:shd w:val="clear" w:color="ffffff"/>
         <w:tcBorders>
-          <w:top w:val="none"/>
+          <w:top w:val="none" w:color="000000" w:sz="4" w:space="0"/>
           <w:left w:val="single" w:color="000000" w:themeColor="accent1" w:themeTint="80" w:sz="4" w:space="0"/>
-          <w:bottom w:val="none"/>
-          <w:right w:val="none"/>
+          <w:bottom w:val="none" w:color="000000" w:sz="4" w:space="0"/>
+          <w:right w:val="none" w:color="000000" w:sz="4" w:space="0"/>
         </w:tcBorders>
       </w:tcPr>
     </w:tblStylePr>
@@ -25587,9 +27011,9 @@
         <w:shd w:val="clear" w:color="ffffff" w:themeColor="light1" w:fill="ffffff" w:themeFill="light1"/>
         <w:tcBorders>
           <w:top w:val="single" w:color="000000" w:themeColor="accent1" w:themeTint="80" w:sz="4" w:space="0"/>
-          <w:left w:val="none"/>
-          <w:bottom w:val="none"/>
-          <w:right w:val="none"/>
+          <w:left w:val="none" w:color="000000" w:sz="4" w:space="0"/>
+          <w:bottom w:val="none" w:color="000000" w:sz="4" w:space="0"/>
+          <w:right w:val="none" w:color="000000" w:sz="4" w:space="0"/>
         </w:tcBorders>
       </w:tcPr>
     </w:tblStylePr>
@@ -25659,9 +27083,9 @@
       </w:tcPr>
     </w:tblStylePr>
   </w:style>
-  <w:style w:type="table" w:styleId="63">
+  <w:style w:type="table" w:styleId="780">
     <w:name w:val="Grid Table 7 Colorful - Accent 2"/>
-    <w:basedOn w:val="703"/>
+    <w:basedOn w:val="910"/>
     <w:uiPriority w:val="99"/>
     <w:pPr>
       <w:pBdr/>
@@ -25763,11 +27187,11 @@
         <w:tblBorders/>
       </w:tblPr>
       <w:tcPr>
-        <w:shd w:color="ffffff"/>
+        <w:shd w:val="clear" w:color="ffffff"/>
         <w:tcBorders>
-          <w:top w:val="none"/>
-          <w:left w:val="none"/>
-          <w:bottom w:val="none"/>
+          <w:top w:val="none" w:color="000000" w:sz="4" w:space="0"/>
+          <w:left w:val="none" w:color="000000" w:sz="4" w:space="0"/>
+          <w:bottom w:val="none" w:color="000000" w:sz="4" w:space="0"/>
           <w:right w:val="single" w:color="000000" w:themeColor="accent2" w:themeTint="97" w:sz="4" w:space="0"/>
         </w:tcBorders>
       </w:tcPr>
@@ -25790,10 +27214,10 @@
       <w:tcPr>
         <w:shd w:val="clear" w:color="ffffff" w:themeColor="light1" w:fill="ffffff" w:themeFill="light1"/>
         <w:tcBorders>
-          <w:top w:val="none"/>
-          <w:left w:val="none"/>
+          <w:top w:val="none" w:color="000000" w:sz="4" w:space="0"/>
+          <w:left w:val="none" w:color="000000" w:sz="4" w:space="0"/>
           <w:bottom w:val="single" w:color="000000" w:themeColor="accent2" w:themeTint="97" w:sz="4" w:space="0"/>
-          <w:right w:val="none"/>
+          <w:right w:val="none" w:color="000000" w:sz="4" w:space="0"/>
         </w:tcBorders>
       </w:tcPr>
     </w:tblStylePr>
@@ -25813,12 +27237,12 @@
         <w:tblBorders/>
       </w:tblPr>
       <w:tcPr>
-        <w:shd w:color="ffffff"/>
+        <w:shd w:val="clear" w:color="ffffff"/>
         <w:tcBorders>
-          <w:top w:val="none"/>
+          <w:top w:val="none" w:color="000000" w:sz="4" w:space="0"/>
           <w:left w:val="single" w:color="000000" w:themeColor="accent2" w:themeTint="97" w:sz="4" w:space="0"/>
-          <w:bottom w:val="none"/>
-          <w:right w:val="none"/>
+          <w:bottom w:val="none" w:color="000000" w:sz="4" w:space="0"/>
+          <w:right w:val="none" w:color="000000" w:sz="4" w:space="0"/>
         </w:tcBorders>
       </w:tcPr>
     </w:tblStylePr>
@@ -25841,9 +27265,9 @@
         <w:shd w:val="clear" w:color="ffffff" w:themeColor="light1" w:fill="ffffff" w:themeFill="light1"/>
         <w:tcBorders>
           <w:top w:val="single" w:color="000000" w:themeColor="accent2" w:themeTint="97" w:sz="4" w:space="0"/>
-          <w:left w:val="none"/>
-          <w:bottom w:val="none"/>
-          <w:right w:val="none"/>
+          <w:left w:val="none" w:color="000000" w:sz="4" w:space="0"/>
+          <w:bottom w:val="none" w:color="000000" w:sz="4" w:space="0"/>
+          <w:right w:val="none" w:color="000000" w:sz="4" w:space="0"/>
         </w:tcBorders>
       </w:tcPr>
     </w:tblStylePr>
@@ -25913,9 +27337,9 @@
       </w:tcPr>
     </w:tblStylePr>
   </w:style>
-  <w:style w:type="table" w:styleId="64">
+  <w:style w:type="table" w:styleId="781">
     <w:name w:val="Grid Table 7 Colorful - Accent 3"/>
-    <w:basedOn w:val="703"/>
+    <w:basedOn w:val="910"/>
     <w:uiPriority w:val="99"/>
     <w:pPr>
       <w:pBdr/>
@@ -26017,11 +27441,11 @@
         <w:tblBorders/>
       </w:tblPr>
       <w:tcPr>
-        <w:shd w:color="ffffff"/>
+        <w:shd w:val="clear" w:color="ffffff"/>
         <w:tcBorders>
-          <w:top w:val="none"/>
-          <w:left w:val="none"/>
-          <w:bottom w:val="none"/>
+          <w:top w:val="none" w:color="000000" w:sz="4" w:space="0"/>
+          <w:left w:val="none" w:color="000000" w:sz="4" w:space="0"/>
+          <w:bottom w:val="none" w:color="000000" w:sz="4" w:space="0"/>
           <w:right w:val="single" w:color="000000" w:themeColor="accent3" w:themeTint="FE" w:sz="4" w:space="0"/>
         </w:tcBorders>
       </w:tcPr>
@@ -26044,10 +27468,10 @@
       <w:tcPr>
         <w:shd w:val="clear" w:color="ffffff" w:themeColor="light1" w:fill="ffffff" w:themeFill="light1"/>
         <w:tcBorders>
-          <w:top w:val="none"/>
-          <w:left w:val="none"/>
+          <w:top w:val="none" w:color="000000" w:sz="4" w:space="0"/>
+          <w:left w:val="none" w:color="000000" w:sz="4" w:space="0"/>
           <w:bottom w:val="single" w:color="000000" w:themeColor="accent3" w:themeTint="FE" w:sz="4" w:space="0"/>
-          <w:right w:val="none"/>
+          <w:right w:val="none" w:color="000000" w:sz="4" w:space="0"/>
         </w:tcBorders>
       </w:tcPr>
     </w:tblStylePr>
@@ -26067,12 +27491,12 @@
         <w:tblBorders/>
       </w:tblPr>
       <w:tcPr>
-        <w:shd w:color="ffffff"/>
+        <w:shd w:val="clear" w:color="ffffff"/>
         <w:tcBorders>
-          <w:top w:val="none"/>
+          <w:top w:val="none" w:color="000000" w:sz="4" w:space="0"/>
           <w:left w:val="single" w:color="000000" w:themeColor="accent3" w:themeTint="FE" w:sz="4" w:space="0"/>
-          <w:bottom w:val="none"/>
-          <w:right w:val="none"/>
+          <w:bottom w:val="none" w:color="000000" w:sz="4" w:space="0"/>
+          <w:right w:val="none" w:color="000000" w:sz="4" w:space="0"/>
         </w:tcBorders>
       </w:tcPr>
     </w:tblStylePr>
@@ -26095,9 +27519,9 @@
         <w:shd w:val="clear" w:color="ffffff" w:themeColor="light1" w:fill="ffffff" w:themeFill="light1"/>
         <w:tcBorders>
           <w:top w:val="single" w:color="000000" w:themeColor="accent3" w:themeTint="FE" w:sz="4" w:space="0"/>
-          <w:left w:val="none"/>
-          <w:bottom w:val="none"/>
-          <w:right w:val="none"/>
+          <w:left w:val="none" w:color="000000" w:sz="4" w:space="0"/>
+          <w:bottom w:val="none" w:color="000000" w:sz="4" w:space="0"/>
+          <w:right w:val="none" w:color="000000" w:sz="4" w:space="0"/>
         </w:tcBorders>
       </w:tcPr>
     </w:tblStylePr>
@@ -26167,9 +27591,9 @@
       </w:tcPr>
     </w:tblStylePr>
   </w:style>
-  <w:style w:type="table" w:styleId="65">
+  <w:style w:type="table" w:styleId="782">
     <w:name w:val="Grid Table 7 Colorful - Accent 4"/>
-    <w:basedOn w:val="703"/>
+    <w:basedOn w:val="910"/>
     <w:uiPriority w:val="99"/>
     <w:pPr>
       <w:pBdr/>
@@ -26271,11 +27695,11 @@
         <w:tblBorders/>
       </w:tblPr>
       <w:tcPr>
-        <w:shd w:color="ffffff"/>
+        <w:shd w:val="clear" w:color="ffffff"/>
         <w:tcBorders>
-          <w:top w:val="none"/>
-          <w:left w:val="none"/>
-          <w:bottom w:val="none"/>
+          <w:top w:val="none" w:color="000000" w:sz="4" w:space="0"/>
+          <w:left w:val="none" w:color="000000" w:sz="4" w:space="0"/>
+          <w:bottom w:val="none" w:color="000000" w:sz="4" w:space="0"/>
           <w:right w:val="single" w:color="000000" w:themeColor="accent4" w:themeTint="9A" w:sz="4" w:space="0"/>
         </w:tcBorders>
       </w:tcPr>
@@ -26298,10 +27722,10 @@
       <w:tcPr>
         <w:shd w:val="clear" w:color="ffffff" w:themeColor="light1" w:fill="ffffff" w:themeFill="light1"/>
         <w:tcBorders>
-          <w:top w:val="none"/>
-          <w:left w:val="none"/>
+          <w:top w:val="none" w:color="000000" w:sz="4" w:space="0"/>
+          <w:left w:val="none" w:color="000000" w:sz="4" w:space="0"/>
           <w:bottom w:val="single" w:color="000000" w:themeColor="accent4" w:themeTint="9A" w:sz="4" w:space="0"/>
-          <w:right w:val="none"/>
+          <w:right w:val="none" w:color="000000" w:sz="4" w:space="0"/>
         </w:tcBorders>
       </w:tcPr>
     </w:tblStylePr>
@@ -26321,12 +27745,12 @@
         <w:tblBorders/>
       </w:tblPr>
       <w:tcPr>
-        <w:shd w:color="ffffff"/>
+        <w:shd w:val="clear" w:color="ffffff"/>
         <w:tcBorders>
-          <w:top w:val="none"/>
+          <w:top w:val="none" w:color="000000" w:sz="4" w:space="0"/>
           <w:left w:val="single" w:color="000000" w:themeColor="accent4" w:themeTint="9A" w:sz="4" w:space="0"/>
-          <w:bottom w:val="none"/>
-          <w:right w:val="none"/>
+          <w:bottom w:val="none" w:color="000000" w:sz="4" w:space="0"/>
+          <w:right w:val="none" w:color="000000" w:sz="4" w:space="0"/>
         </w:tcBorders>
       </w:tcPr>
     </w:tblStylePr>
@@ -26349,9 +27773,9 @@
         <w:shd w:val="clear" w:color="ffffff" w:themeColor="light1" w:fill="ffffff" w:themeFill="light1"/>
         <w:tcBorders>
           <w:top w:val="single" w:color="000000" w:themeColor="accent4" w:themeTint="9A" w:sz="4" w:space="0"/>
-          <w:left w:val="none"/>
-          <w:bottom w:val="none"/>
-          <w:right w:val="none"/>
+          <w:left w:val="none" w:color="000000" w:sz="4" w:space="0"/>
+          <w:bottom w:val="none" w:color="000000" w:sz="4" w:space="0"/>
+          <w:right w:val="none" w:color="000000" w:sz="4" w:space="0"/>
         </w:tcBorders>
       </w:tcPr>
     </w:tblStylePr>
@@ -26421,9 +27845,9 @@
       </w:tcPr>
     </w:tblStylePr>
   </w:style>
-  <w:style w:type="table" w:styleId="66">
+  <w:style w:type="table" w:styleId="783">
     <w:name w:val="Grid Table 7 Colorful - Accent 5"/>
-    <w:basedOn w:val="703"/>
+    <w:basedOn w:val="910"/>
     <w:uiPriority w:val="99"/>
     <w:pPr>
       <w:pBdr/>
@@ -26525,11 +27949,11 @@
         <w:tblBorders/>
       </w:tblPr>
       <w:tcPr>
-        <w:shd w:color="ffffff"/>
+        <w:shd w:val="clear" w:color="ffffff"/>
         <w:tcBorders>
-          <w:top w:val="none"/>
-          <w:left w:val="none"/>
-          <w:bottom w:val="none"/>
+          <w:top w:val="none" w:color="000000" w:sz="4" w:space="0"/>
+          <w:left w:val="none" w:color="000000" w:sz="4" w:space="0"/>
+          <w:bottom w:val="none" w:color="000000" w:sz="4" w:space="0"/>
           <w:right w:val="single" w:color="000000" w:themeColor="accent5" w:themeTint="90" w:sz="4" w:space="0"/>
         </w:tcBorders>
       </w:tcPr>
@@ -26552,10 +27976,10 @@
       <w:tcPr>
         <w:shd w:val="clear" w:color="ffffff" w:themeColor="light1" w:fill="ffffff" w:themeFill="light1"/>
         <w:tcBorders>
-          <w:top w:val="none"/>
-          <w:left w:val="none"/>
+          <w:top w:val="none" w:color="000000" w:sz="4" w:space="0"/>
+          <w:left w:val="none" w:color="000000" w:sz="4" w:space="0"/>
           <w:bottom w:val="single" w:color="000000" w:themeColor="accent5" w:themeTint="90" w:sz="4" w:space="0"/>
-          <w:right w:val="none"/>
+          <w:right w:val="none" w:color="000000" w:sz="4" w:space="0"/>
         </w:tcBorders>
       </w:tcPr>
     </w:tblStylePr>
@@ -26575,12 +27999,12 @@
         <w:tblBorders/>
       </w:tblPr>
       <w:tcPr>
-        <w:shd w:color="ffffff"/>
+        <w:shd w:val="clear" w:color="ffffff"/>
         <w:tcBorders>
-          <w:top w:val="none"/>
+          <w:top w:val="none" w:color="000000" w:sz="4" w:space="0"/>
           <w:left w:val="single" w:color="000000" w:themeColor="accent5" w:themeTint="90" w:sz="4" w:space="0"/>
-          <w:bottom w:val="none"/>
-          <w:right w:val="none"/>
+          <w:bottom w:val="none" w:color="000000" w:sz="4" w:space="0"/>
+          <w:right w:val="none" w:color="000000" w:sz="4" w:space="0"/>
         </w:tcBorders>
       </w:tcPr>
     </w:tblStylePr>
@@ -26603,9 +28027,9 @@
         <w:shd w:val="clear" w:color="ffffff" w:themeColor="light1" w:fill="ffffff" w:themeFill="light1"/>
         <w:tcBorders>
           <w:top w:val="single" w:color="000000" w:themeColor="accent5" w:themeTint="90" w:sz="4" w:space="0"/>
-          <w:left w:val="none"/>
-          <w:bottom w:val="none"/>
-          <w:right w:val="none"/>
+          <w:left w:val="none" w:color="000000" w:sz="4" w:space="0"/>
+          <w:bottom w:val="none" w:color="000000" w:sz="4" w:space="0"/>
+          <w:right w:val="none" w:color="000000" w:sz="4" w:space="0"/>
         </w:tcBorders>
       </w:tcPr>
     </w:tblStylePr>
@@ -26675,9 +28099,9 @@
       </w:tcPr>
     </w:tblStylePr>
   </w:style>
-  <w:style w:type="table" w:styleId="67">
+  <w:style w:type="table" w:styleId="784">
     <w:name w:val="Grid Table 7 Colorful - Accent 6"/>
-    <w:basedOn w:val="703"/>
+    <w:basedOn w:val="910"/>
     <w:uiPriority w:val="99"/>
     <w:pPr>
       <w:pBdr/>
@@ -26779,11 +28203,11 @@
         <w:tblBorders/>
       </w:tblPr>
       <w:tcPr>
-        <w:shd w:color="ffffff"/>
+        <w:shd w:val="clear" w:color="ffffff"/>
         <w:tcBorders>
-          <w:top w:val="none"/>
-          <w:left w:val="none"/>
-          <w:bottom w:val="none"/>
+          <w:top w:val="none" w:color="000000" w:sz="4" w:space="0"/>
+          <w:left w:val="none" w:color="000000" w:sz="4" w:space="0"/>
+          <w:bottom w:val="none" w:color="000000" w:sz="4" w:space="0"/>
           <w:right w:val="single" w:color="000000" w:themeColor="accent6" w:themeTint="90" w:sz="4" w:space="0"/>
         </w:tcBorders>
       </w:tcPr>
@@ -26806,10 +28230,10 @@
       <w:tcPr>
         <w:shd w:val="clear" w:color="ffffff" w:themeColor="light1" w:fill="ffffff" w:themeFill="light1"/>
         <w:tcBorders>
-          <w:top w:val="none"/>
-          <w:left w:val="none"/>
+          <w:top w:val="none" w:color="000000" w:sz="4" w:space="0"/>
+          <w:left w:val="none" w:color="000000" w:sz="4" w:space="0"/>
           <w:bottom w:val="single" w:color="000000" w:themeColor="accent6" w:themeTint="90" w:sz="4" w:space="0"/>
-          <w:right w:val="none"/>
+          <w:right w:val="none" w:color="000000" w:sz="4" w:space="0"/>
         </w:tcBorders>
       </w:tcPr>
     </w:tblStylePr>
@@ -26829,12 +28253,12 @@
         <w:tblBorders/>
       </w:tblPr>
       <w:tcPr>
-        <w:shd w:color="ffffff"/>
+        <w:shd w:val="clear" w:color="ffffff"/>
         <w:tcBorders>
-          <w:top w:val="none"/>
+          <w:top w:val="none" w:color="000000" w:sz="4" w:space="0"/>
           <w:left w:val="single" w:color="000000" w:themeColor="accent6" w:themeTint="90" w:sz="4" w:space="0"/>
-          <w:bottom w:val="none"/>
-          <w:right w:val="none"/>
+          <w:bottom w:val="none" w:color="000000" w:sz="4" w:space="0"/>
+          <w:right w:val="none" w:color="000000" w:sz="4" w:space="0"/>
         </w:tcBorders>
       </w:tcPr>
     </w:tblStylePr>
@@ -26857,9 +28281,9 @@
         <w:shd w:val="clear" w:color="ffffff" w:themeColor="light1" w:fill="ffffff" w:themeFill="light1"/>
         <w:tcBorders>
           <w:top w:val="single" w:color="000000" w:themeColor="accent6" w:themeTint="90" w:sz="4" w:space="0"/>
-          <w:left w:val="none"/>
-          <w:bottom w:val="none"/>
-          <w:right w:val="none"/>
+          <w:left w:val="none" w:color="000000" w:sz="4" w:space="0"/>
+          <w:bottom w:val="none" w:color="000000" w:sz="4" w:space="0"/>
+          <w:right w:val="none" w:color="000000" w:sz="4" w:space="0"/>
         </w:tcBorders>
       </w:tcPr>
     </w:tblStylePr>
@@ -26929,9 +28353,9 @@
       </w:tcPr>
     </w:tblStylePr>
   </w:style>
-  <w:style w:type="table" w:styleId="68">
+  <w:style w:type="table" w:styleId="785">
     <w:name w:val="List Table 1 Light"/>
-    <w:basedOn w:val="703"/>
+    <w:basedOn w:val="910"/>
     <w:uiPriority w:val="99"/>
     <w:pPr>
       <w:pBdr/>
@@ -27145,9 +28569,9 @@
       </w:tcPr>
     </w:tblStylePr>
   </w:style>
-  <w:style w:type="table" w:styleId="69">
+  <w:style w:type="table" w:styleId="786">
     <w:name w:val="List Table 1 Light - Accent 1"/>
-    <w:basedOn w:val="703"/>
+    <w:basedOn w:val="910"/>
     <w:uiPriority w:val="99"/>
     <w:pPr>
       <w:pBdr/>
@@ -27361,9 +28785,9 @@
       </w:tcPr>
     </w:tblStylePr>
   </w:style>
-  <w:style w:type="table" w:styleId="70">
+  <w:style w:type="table" w:styleId="787">
     <w:name w:val="List Table 1 Light - Accent 2"/>
-    <w:basedOn w:val="703"/>
+    <w:basedOn w:val="910"/>
     <w:uiPriority w:val="99"/>
     <w:pPr>
       <w:pBdr/>
@@ -27577,9 +29001,9 @@
       </w:tcPr>
     </w:tblStylePr>
   </w:style>
-  <w:style w:type="table" w:styleId="71">
+  <w:style w:type="table" w:styleId="788">
     <w:name w:val="List Table 1 Light - Accent 3"/>
-    <w:basedOn w:val="703"/>
+    <w:basedOn w:val="910"/>
     <w:uiPriority w:val="99"/>
     <w:pPr>
       <w:pBdr/>
@@ -27793,9 +29217,9 @@
       </w:tcPr>
     </w:tblStylePr>
   </w:style>
-  <w:style w:type="table" w:styleId="72">
+  <w:style w:type="table" w:styleId="789">
     <w:name w:val="List Table 1 Light - Accent 4"/>
-    <w:basedOn w:val="703"/>
+    <w:basedOn w:val="910"/>
     <w:uiPriority w:val="99"/>
     <w:pPr>
       <w:pBdr/>
@@ -28009,9 +29433,9 @@
       </w:tcPr>
     </w:tblStylePr>
   </w:style>
-  <w:style w:type="table" w:styleId="73">
+  <w:style w:type="table" w:styleId="790">
     <w:name w:val="List Table 1 Light - Accent 5"/>
-    <w:basedOn w:val="703"/>
+    <w:basedOn w:val="910"/>
     <w:uiPriority w:val="99"/>
     <w:pPr>
       <w:pBdr/>
@@ -28225,9 +29649,9 @@
       </w:tcPr>
     </w:tblStylePr>
   </w:style>
-  <w:style w:type="table" w:styleId="74">
+  <w:style w:type="table" w:styleId="791">
     <w:name w:val="List Table 1 Light - Accent 6"/>
-    <w:basedOn w:val="703"/>
+    <w:basedOn w:val="910"/>
     <w:uiPriority w:val="99"/>
     <w:pPr>
       <w:pBdr/>
@@ -28441,9 +29865,9 @@
       </w:tcPr>
     </w:tblStylePr>
   </w:style>
-  <w:style w:type="table" w:styleId="75">
+  <w:style w:type="table" w:styleId="792">
     <w:name w:val="List Table 2"/>
-    <w:basedOn w:val="703"/>
+    <w:basedOn w:val="910"/>
     <w:uiPriority w:val="99"/>
     <w:pPr>
       <w:pBdr/>
@@ -28679,9 +30103,9 @@
       </w:tcPr>
     </w:tblStylePr>
   </w:style>
-  <w:style w:type="table" w:styleId="76">
+  <w:style w:type="table" w:styleId="793">
     <w:name w:val="List Table 2 - Accent 1"/>
-    <w:basedOn w:val="703"/>
+    <w:basedOn w:val="910"/>
     <w:uiPriority w:val="99"/>
     <w:pPr>
       <w:pBdr/>
@@ -28917,9 +30341,9 @@
       </w:tcPr>
     </w:tblStylePr>
   </w:style>
-  <w:style w:type="table" w:styleId="77">
+  <w:style w:type="table" w:styleId="794">
     <w:name w:val="List Table 2 - Accent 2"/>
-    <w:basedOn w:val="703"/>
+    <w:basedOn w:val="910"/>
     <w:uiPriority w:val="99"/>
     <w:pPr>
       <w:pBdr/>
@@ -29155,9 +30579,9 @@
       </w:tcPr>
     </w:tblStylePr>
   </w:style>
-  <w:style w:type="table" w:styleId="78">
+  <w:style w:type="table" w:styleId="795">
     <w:name w:val="List Table 2 - Accent 3"/>
-    <w:basedOn w:val="703"/>
+    <w:basedOn w:val="910"/>
     <w:uiPriority w:val="99"/>
     <w:pPr>
       <w:pBdr/>
@@ -29393,9 +30817,9 @@
       </w:tcPr>
     </w:tblStylePr>
   </w:style>
-  <w:style w:type="table" w:styleId="79">
+  <w:style w:type="table" w:styleId="796">
     <w:name w:val="List Table 2 - Accent 4"/>
-    <w:basedOn w:val="703"/>
+    <w:basedOn w:val="910"/>
     <w:uiPriority w:val="99"/>
     <w:pPr>
       <w:pBdr/>
@@ -29631,9 +31055,9 @@
       </w:tcPr>
     </w:tblStylePr>
   </w:style>
-  <w:style w:type="table" w:styleId="80">
+  <w:style w:type="table" w:styleId="797">
     <w:name w:val="List Table 2 - Accent 5"/>
-    <w:basedOn w:val="703"/>
+    <w:basedOn w:val="910"/>
     <w:uiPriority w:val="99"/>
     <w:pPr>
       <w:pBdr/>
@@ -29869,9 +31293,9 @@
       </w:tcPr>
     </w:tblStylePr>
   </w:style>
-  <w:style w:type="table" w:styleId="81">
+  <w:style w:type="table" w:styleId="798">
     <w:name w:val="List Table 2 - Accent 6"/>
-    <w:basedOn w:val="703"/>
+    <w:basedOn w:val="910"/>
     <w:uiPriority w:val="99"/>
     <w:pPr>
       <w:pBdr/>
@@ -30107,9 +31531,9 @@
       </w:tcPr>
     </w:tblStylePr>
   </w:style>
-  <w:style w:type="table" w:styleId="82">
+  <w:style w:type="table" w:styleId="799">
     <w:name w:val="List Table 3"/>
-    <w:basedOn w:val="703"/>
+    <w:basedOn w:val="910"/>
     <w:uiPriority w:val="99"/>
     <w:pPr>
       <w:pBdr/>
@@ -30335,9 +31759,9 @@
       </w:tcPr>
     </w:tblStylePr>
   </w:style>
-  <w:style w:type="table" w:styleId="83">
+  <w:style w:type="table" w:styleId="800">
     <w:name w:val="List Table 3 - Accent 1"/>
-    <w:basedOn w:val="703"/>
+    <w:basedOn w:val="910"/>
     <w:uiPriority w:val="99"/>
     <w:pPr>
       <w:pBdr/>
@@ -30563,9 +31987,9 @@
       </w:tcPr>
     </w:tblStylePr>
   </w:style>
-  <w:style w:type="table" w:styleId="84">
+  <w:style w:type="table" w:styleId="801">
     <w:name w:val="List Table 3 - Accent 2"/>
-    <w:basedOn w:val="703"/>
+    <w:basedOn w:val="910"/>
     <w:uiPriority w:val="99"/>
     <w:pPr>
       <w:pBdr/>
@@ -30791,9 +32215,9 @@
       </w:tcPr>
     </w:tblStylePr>
   </w:style>
-  <w:style w:type="table" w:styleId="85">
+  <w:style w:type="table" w:styleId="802">
     <w:name w:val="List Table 3 - Accent 3"/>
-    <w:basedOn w:val="703"/>
+    <w:basedOn w:val="910"/>
     <w:uiPriority w:val="99"/>
     <w:pPr>
       <w:pBdr/>
@@ -31019,9 +32443,9 @@
       </w:tcPr>
     </w:tblStylePr>
   </w:style>
-  <w:style w:type="table" w:styleId="86">
+  <w:style w:type="table" w:styleId="803">
     <w:name w:val="List Table 3 - Accent 4"/>
-    <w:basedOn w:val="703"/>
+    <w:basedOn w:val="910"/>
     <w:uiPriority w:val="99"/>
     <w:pPr>
       <w:pBdr/>
@@ -31247,9 +32671,9 @@
       </w:tcPr>
     </w:tblStylePr>
   </w:style>
-  <w:style w:type="table" w:styleId="87">
+  <w:style w:type="table" w:styleId="804">
     <w:name w:val="List Table 3 - Accent 5"/>
-    <w:basedOn w:val="703"/>
+    <w:basedOn w:val="910"/>
     <w:uiPriority w:val="99"/>
     <w:pPr>
       <w:pBdr/>
@@ -31475,9 +32899,9 @@
       </w:tcPr>
     </w:tblStylePr>
   </w:style>
-  <w:style w:type="table" w:styleId="88">
+  <w:style w:type="table" w:styleId="805">
     <w:name w:val="List Table 3 - Accent 6"/>
-    <w:basedOn w:val="703"/>
+    <w:basedOn w:val="910"/>
     <w:uiPriority w:val="99"/>
     <w:pPr>
       <w:pBdr/>
@@ -31703,9 +33127,9 @@
       </w:tcPr>
     </w:tblStylePr>
   </w:style>
-  <w:style w:type="table" w:styleId="89">
+  <w:style w:type="table" w:styleId="806">
     <w:name w:val="List Table 4"/>
-    <w:basedOn w:val="703"/>
+    <w:basedOn w:val="910"/>
     <w:uiPriority w:val="99"/>
     <w:pPr>
       <w:pBdr/>
@@ -31928,9 +33352,9 @@
       </w:tcPr>
     </w:tblStylePr>
   </w:style>
-  <w:style w:type="table" w:styleId="90">
+  <w:style w:type="table" w:styleId="807">
     <w:name w:val="List Table 4 - Accent 1"/>
-    <w:basedOn w:val="703"/>
+    <w:basedOn w:val="910"/>
     <w:uiPriority w:val="99"/>
     <w:pPr>
       <w:pBdr/>
@@ -32153,9 +33577,9 @@
       </w:tcPr>
     </w:tblStylePr>
   </w:style>
-  <w:style w:type="table" w:styleId="91">
+  <w:style w:type="table" w:styleId="808">
     <w:name w:val="List Table 4 - Accent 2"/>
-    <w:basedOn w:val="703"/>
+    <w:basedOn w:val="910"/>
     <w:uiPriority w:val="99"/>
     <w:pPr>
       <w:pBdr/>
@@ -32378,9 +33802,9 @@
       </w:tcPr>
     </w:tblStylePr>
   </w:style>
-  <w:style w:type="table" w:styleId="92">
+  <w:style w:type="table" w:styleId="809">
     <w:name w:val="List Table 4 - Accent 3"/>
-    <w:basedOn w:val="703"/>
+    <w:basedOn w:val="910"/>
     <w:uiPriority w:val="99"/>
     <w:pPr>
       <w:pBdr/>
@@ -32603,9 +34027,9 @@
       </w:tcPr>
     </w:tblStylePr>
   </w:style>
-  <w:style w:type="table" w:styleId="93">
+  <w:style w:type="table" w:styleId="810">
     <w:name w:val="List Table 4 - Accent 4"/>
-    <w:basedOn w:val="703"/>
+    <w:basedOn w:val="910"/>
     <w:uiPriority w:val="99"/>
     <w:pPr>
       <w:pBdr/>
@@ -32828,9 +34252,9 @@
       </w:tcPr>
     </w:tblStylePr>
   </w:style>
-  <w:style w:type="table" w:styleId="94">
+  <w:style w:type="table" w:styleId="811">
     <w:name w:val="List Table 4 - Accent 5"/>
-    <w:basedOn w:val="703"/>
+    <w:basedOn w:val="910"/>
     <w:uiPriority w:val="99"/>
     <w:pPr>
       <w:pBdr/>
@@ -33053,9 +34477,9 @@
       </w:tcPr>
     </w:tblStylePr>
   </w:style>
-  <w:style w:type="table" w:styleId="95">
+  <w:style w:type="table" w:styleId="812">
     <w:name w:val="List Table 4 - Accent 6"/>
-    <w:basedOn w:val="703"/>
+    <w:basedOn w:val="910"/>
     <w:uiPriority w:val="99"/>
     <w:pPr>
       <w:pBdr/>
@@ -33278,9 +34702,9 @@
       </w:tcPr>
     </w:tblStylePr>
   </w:style>
-  <w:style w:type="table" w:styleId="96">
+  <w:style w:type="table" w:styleId="813">
     <w:name w:val="List Table 5 Dark"/>
-    <w:basedOn w:val="703"/>
+    <w:basedOn w:val="910"/>
     <w:uiPriority w:val="99"/>
     <w:pPr>
       <w:pBdr/>
@@ -33520,9 +34944,9 @@
       </w:tcPr>
     </w:tblStylePr>
   </w:style>
-  <w:style w:type="table" w:styleId="97">
+  <w:style w:type="table" w:styleId="814">
     <w:name w:val="List Table 5 Dark - Accent 1"/>
-    <w:basedOn w:val="703"/>
+    <w:basedOn w:val="910"/>
     <w:uiPriority w:val="99"/>
     <w:pPr>
       <w:pBdr/>
@@ -33762,9 +35186,9 @@
       </w:tcPr>
     </w:tblStylePr>
   </w:style>
-  <w:style w:type="table" w:styleId="98">
+  <w:style w:type="table" w:styleId="815">
     <w:name w:val="List Table 5 Dark - Accent 2"/>
-    <w:basedOn w:val="703"/>
+    <w:basedOn w:val="910"/>
     <w:uiPriority w:val="99"/>
     <w:pPr>
       <w:pBdr/>
@@ -34004,9 +35428,9 @@
       </w:tcPr>
     </w:tblStylePr>
   </w:style>
-  <w:style w:type="table" w:styleId="99">
+  <w:style w:type="table" w:styleId="816">
     <w:name w:val="List Table 5 Dark - Accent 3"/>
-    <w:basedOn w:val="703"/>
+    <w:basedOn w:val="910"/>
     <w:uiPriority w:val="99"/>
     <w:pPr>
       <w:pBdr/>
@@ -34246,9 +35670,9 @@
       </w:tcPr>
     </w:tblStylePr>
   </w:style>
-  <w:style w:type="table" w:styleId="100">
+  <w:style w:type="table" w:styleId="817">
     <w:name w:val="List Table 5 Dark - Accent 4"/>
-    <w:basedOn w:val="703"/>
+    <w:basedOn w:val="910"/>
     <w:uiPriority w:val="99"/>
     <w:pPr>
       <w:pBdr/>
@@ -34488,9 +35912,9 @@
       </w:tcPr>
     </w:tblStylePr>
   </w:style>
-  <w:style w:type="table" w:styleId="101">
+  <w:style w:type="table" w:styleId="818">
     <w:name w:val="List Table 5 Dark - Accent 5"/>
-    <w:basedOn w:val="703"/>
+    <w:basedOn w:val="910"/>
     <w:uiPriority w:val="99"/>
     <w:pPr>
       <w:pBdr/>
@@ -34730,9 +36154,9 @@
       </w:tcPr>
     </w:tblStylePr>
   </w:style>
-  <w:style w:type="table" w:styleId="102">
+  <w:style w:type="table" w:styleId="819">
     <w:name w:val="List Table 5 Dark - Accent 6"/>
-    <w:basedOn w:val="703"/>
+    <w:basedOn w:val="910"/>
     <w:uiPriority w:val="99"/>
     <w:pPr>
       <w:pBdr/>
@@ -34972,9 +36396,9 @@
       </w:tcPr>
     </w:tblStylePr>
   </w:style>
-  <w:style w:type="table" w:styleId="103">
+  <w:style w:type="table" w:styleId="820">
     <w:name w:val="List Table 6 Colorful"/>
-    <w:basedOn w:val="703"/>
+    <w:basedOn w:val="910"/>
     <w:uiPriority w:val="99"/>
     <w:pPr>
       <w:pBdr/>
@@ -35195,9 +36619,9 @@
       </w:tcPr>
     </w:tblStylePr>
   </w:style>
-  <w:style w:type="table" w:styleId="104">
+  <w:style w:type="table" w:styleId="821">
     <w:name w:val="List Table 6 Colorful - Accent 1"/>
-    <w:basedOn w:val="703"/>
+    <w:basedOn w:val="910"/>
     <w:uiPriority w:val="99"/>
     <w:pPr>
       <w:pBdr/>
@@ -35418,9 +36842,9 @@
       </w:tcPr>
     </w:tblStylePr>
   </w:style>
-  <w:style w:type="table" w:styleId="105">
+  <w:style w:type="table" w:styleId="822">
     <w:name w:val="List Table 6 Colorful - Accent 2"/>
-    <w:basedOn w:val="703"/>
+    <w:basedOn w:val="910"/>
     <w:uiPriority w:val="99"/>
     <w:pPr>
       <w:pBdr/>
@@ -35641,9 +37065,9 @@
       </w:tcPr>
     </w:tblStylePr>
   </w:style>
-  <w:style w:type="table" w:styleId="106">
+  <w:style w:type="table" w:styleId="823">
     <w:name w:val="List Table 6 Colorful - Accent 3"/>
-    <w:basedOn w:val="703"/>
+    <w:basedOn w:val="910"/>
     <w:uiPriority w:val="99"/>
     <w:pPr>
       <w:pBdr/>
@@ -35864,9 +37288,9 @@
       </w:tcPr>
     </w:tblStylePr>
   </w:style>
-  <w:style w:type="table" w:styleId="107">
+  <w:style w:type="table" w:styleId="824">
     <w:name w:val="List Table 6 Colorful - Accent 4"/>
-    <w:basedOn w:val="703"/>
+    <w:basedOn w:val="910"/>
     <w:uiPriority w:val="99"/>
     <w:pPr>
       <w:pBdr/>
@@ -36087,9 +37511,9 @@
       </w:tcPr>
     </w:tblStylePr>
   </w:style>
-  <w:style w:type="table" w:styleId="108">
+  <w:style w:type="table" w:styleId="825">
     <w:name w:val="List Table 6 Colorful - Accent 5"/>
-    <w:basedOn w:val="703"/>
+    <w:basedOn w:val="910"/>
     <w:uiPriority w:val="99"/>
     <w:pPr>
       <w:pBdr/>
@@ -36310,9 +37734,9 @@
       </w:tcPr>
     </w:tblStylePr>
   </w:style>
-  <w:style w:type="table" w:styleId="109">
+  <w:style w:type="table" w:styleId="826">
     <w:name w:val="List Table 6 Colorful - Accent 6"/>
-    <w:basedOn w:val="703"/>
+    <w:basedOn w:val="910"/>
     <w:uiPriority w:val="99"/>
     <w:pPr>
       <w:pBdr/>
@@ -36533,9 +37957,9 @@
       </w:tcPr>
     </w:tblStylePr>
   </w:style>
-  <w:style w:type="table" w:styleId="110">
+  <w:style w:type="table" w:styleId="827">
     <w:name w:val="List Table 7 Colorful"/>
-    <w:basedOn w:val="703"/>
+    <w:basedOn w:val="910"/>
     <w:uiPriority w:val="99"/>
     <w:pPr>
       <w:pBdr/>
@@ -36634,11 +38058,11 @@
         <w:tblBorders/>
       </w:tblPr>
       <w:tcPr>
-        <w:shd w:color="ffffff"/>
+        <w:shd w:val="clear" w:color="ffffff"/>
         <w:tcBorders>
-          <w:top w:val="none"/>
-          <w:left w:val="none"/>
-          <w:bottom w:val="none"/>
+          <w:top w:val="none" w:color="000000" w:sz="4" w:space="0"/>
+          <w:left w:val="none" w:color="000000" w:sz="4" w:space="0"/>
+          <w:bottom w:val="none" w:color="000000" w:sz="4" w:space="0"/>
           <w:right w:val="single" w:color="000000" w:themeColor="text1" w:themeTint="80" w:sz="4" w:space="0"/>
         </w:tcBorders>
       </w:tcPr>
@@ -36661,10 +38085,10 @@
       <w:tcPr>
         <w:shd w:val="clear" w:color="ffffff" w:themeColor="light1" w:fill="ffffff" w:themeFill="light1"/>
         <w:tcBorders>
-          <w:top w:val="none"/>
-          <w:left w:val="none"/>
+          <w:top w:val="none" w:color="000000" w:sz="4" w:space="0"/>
+          <w:left w:val="none" w:color="000000" w:sz="4" w:space="0"/>
           <w:bottom w:val="single" w:color="000000" w:themeColor="text1" w:themeTint="80" w:sz="4" w:space="0"/>
-          <w:right w:val="none"/>
+          <w:right w:val="none" w:color="000000" w:sz="4" w:space="0"/>
         </w:tcBorders>
       </w:tcPr>
     </w:tblStylePr>
@@ -36684,12 +38108,12 @@
         <w:tblBorders/>
       </w:tblPr>
       <w:tcPr>
-        <w:shd w:color="ffffff"/>
+        <w:shd w:val="clear" w:color="ffffff"/>
         <w:tcBorders>
-          <w:top w:val="none"/>
+          <w:top w:val="none" w:color="000000" w:sz="4" w:space="0"/>
           <w:left w:val="single" w:color="000000" w:themeColor="text1" w:themeTint="80" w:sz="4" w:space="0"/>
-          <w:bottom w:val="none"/>
-          <w:right w:val="none"/>
+          <w:bottom w:val="none" w:color="000000" w:sz="4" w:space="0"/>
+          <w:right w:val="none" w:color="000000" w:sz="4" w:space="0"/>
         </w:tcBorders>
       </w:tcPr>
     </w:tblStylePr>
@@ -36712,9 +38136,9 @@
         <w:shd w:val="clear" w:color="ffffff" w:themeColor="light1" w:fill="ffffff" w:themeFill="light1"/>
         <w:tcBorders>
           <w:top w:val="single" w:color="000000" w:themeColor="text1" w:themeTint="80" w:sz="4" w:space="0"/>
-          <w:left w:val="none"/>
-          <w:bottom w:val="none"/>
-          <w:right w:val="none"/>
+          <w:left w:val="none" w:color="000000" w:sz="4" w:space="0"/>
+          <w:bottom w:val="none" w:color="000000" w:sz="4" w:space="0"/>
+          <w:right w:val="none" w:color="000000" w:sz="4" w:space="0"/>
         </w:tcBorders>
       </w:tcPr>
     </w:tblStylePr>
@@ -36789,9 +38213,9 @@
       </w:tcPr>
     </w:tblStylePr>
   </w:style>
-  <w:style w:type="table" w:styleId="111">
+  <w:style w:type="table" w:styleId="828">
     <w:name w:val="List Table 7 Colorful - Accent 1"/>
-    <w:basedOn w:val="703"/>
+    <w:basedOn w:val="910"/>
     <w:uiPriority w:val="99"/>
     <w:pPr>
       <w:pBdr/>
@@ -36890,11 +38314,11 @@
         <w:tblBorders/>
       </w:tblPr>
       <w:tcPr>
-        <w:shd w:color="ffffff"/>
+        <w:shd w:val="clear" w:color="ffffff"/>
         <w:tcBorders>
-          <w:top w:val="none"/>
-          <w:left w:val="none"/>
-          <w:bottom w:val="none"/>
+          <w:top w:val="none" w:color="000000" w:sz="4" w:space="0"/>
+          <w:left w:val="none" w:color="000000" w:sz="4" w:space="0"/>
+          <w:bottom w:val="none" w:color="000000" w:sz="4" w:space="0"/>
           <w:right w:val="single" w:color="000000" w:themeColor="accent1" w:sz="4" w:space="0"/>
         </w:tcBorders>
       </w:tcPr>
@@ -36917,10 +38341,10 @@
       <w:tcPr>
         <w:shd w:val="clear" w:color="ffffff" w:themeColor="light1" w:fill="ffffff" w:themeFill="light1"/>
         <w:tcBorders>
-          <w:top w:val="none"/>
-          <w:left w:val="none"/>
+          <w:top w:val="none" w:color="000000" w:sz="4" w:space="0"/>
+          <w:left w:val="none" w:color="000000" w:sz="4" w:space="0"/>
           <w:bottom w:val="single" w:color="000000" w:themeColor="accent1" w:sz="4" w:space="0"/>
-          <w:right w:val="none"/>
+          <w:right w:val="none" w:color="000000" w:sz="4" w:space="0"/>
         </w:tcBorders>
       </w:tcPr>
     </w:tblStylePr>
@@ -36940,12 +38364,12 @@
         <w:tblBorders/>
       </w:tblPr>
       <w:tcPr>
-        <w:shd w:color="ffffff"/>
+        <w:shd w:val="clear" w:color="ffffff"/>
         <w:tcBorders>
-          <w:top w:val="none"/>
+          <w:top w:val="none" w:color="000000" w:sz="4" w:space="0"/>
           <w:left w:val="single" w:color="000000" w:themeColor="accent1" w:sz="4" w:space="0"/>
-          <w:bottom w:val="none"/>
-          <w:right w:val="none"/>
+          <w:bottom w:val="none" w:color="000000" w:sz="4" w:space="0"/>
+          <w:right w:val="none" w:color="000000" w:sz="4" w:space="0"/>
         </w:tcBorders>
       </w:tcPr>
     </w:tblStylePr>
@@ -36968,9 +38392,9 @@
         <w:shd w:val="clear" w:color="ffffff" w:themeColor="light1" w:fill="ffffff" w:themeFill="light1"/>
         <w:tcBorders>
           <w:top w:val="single" w:color="000000" w:themeColor="accent1" w:sz="4" w:space="0"/>
-          <w:left w:val="none"/>
-          <w:bottom w:val="none"/>
-          <w:right w:val="none"/>
+          <w:left w:val="none" w:color="000000" w:sz="4" w:space="0"/>
+          <w:bottom w:val="none" w:color="000000" w:sz="4" w:space="0"/>
+          <w:right w:val="none" w:color="000000" w:sz="4" w:space="0"/>
         </w:tcBorders>
       </w:tcPr>
     </w:tblStylePr>
@@ -37045,9 +38469,9 @@
       </w:tcPr>
     </w:tblStylePr>
   </w:style>
-  <w:style w:type="table" w:styleId="112">
+  <w:style w:type="table" w:styleId="829">
     <w:name w:val="List Table 7 Colorful - Accent 2"/>
-    <w:basedOn w:val="703"/>
+    <w:basedOn w:val="910"/>
     <w:uiPriority w:val="99"/>
     <w:pPr>
       <w:pBdr/>
@@ -37146,11 +38570,11 @@
         <w:tblBorders/>
       </w:tblPr>
       <w:tcPr>
-        <w:shd w:color="ffffff"/>
+        <w:shd w:val="clear" w:color="ffffff"/>
         <w:tcBorders>
-          <w:top w:val="none"/>
-          <w:left w:val="none"/>
-          <w:bottom w:val="none"/>
+          <w:top w:val="none" w:color="000000" w:sz="4" w:space="0"/>
+          <w:left w:val="none" w:color="000000" w:sz="4" w:space="0"/>
+          <w:bottom w:val="none" w:color="000000" w:sz="4" w:space="0"/>
           <w:right w:val="single" w:color="000000" w:themeColor="accent2" w:themeTint="97" w:sz="4" w:space="0"/>
         </w:tcBorders>
       </w:tcPr>
@@ -37173,10 +38597,10 @@
       <w:tcPr>
         <w:shd w:val="clear" w:color="ffffff" w:themeColor="light1" w:fill="ffffff" w:themeFill="light1"/>
         <w:tcBorders>
-          <w:top w:val="none"/>
-          <w:left w:val="none"/>
+          <w:top w:val="none" w:color="000000" w:sz="4" w:space="0"/>
+          <w:left w:val="none" w:color="000000" w:sz="4" w:space="0"/>
           <w:bottom w:val="single" w:color="000000" w:themeColor="accent2" w:themeTint="97" w:sz="4" w:space="0"/>
-          <w:right w:val="none"/>
+          <w:right w:val="none" w:color="000000" w:sz="4" w:space="0"/>
         </w:tcBorders>
       </w:tcPr>
     </w:tblStylePr>
@@ -37196,12 +38620,12 @@
         <w:tblBorders/>
       </w:tblPr>
       <w:tcPr>
-        <w:shd w:color="ffffff"/>
+        <w:shd w:val="clear" w:color="ffffff"/>
         <w:tcBorders>
-          <w:top w:val="none"/>
+          <w:top w:val="none" w:color="000000" w:sz="4" w:space="0"/>
           <w:left w:val="single" w:color="000000" w:themeColor="accent2" w:themeTint="97" w:sz="4" w:space="0"/>
-          <w:bottom w:val="none"/>
-          <w:right w:val="none"/>
+          <w:bottom w:val="none" w:color="000000" w:sz="4" w:space="0"/>
+          <w:right w:val="none" w:color="000000" w:sz="4" w:space="0"/>
         </w:tcBorders>
       </w:tcPr>
     </w:tblStylePr>
@@ -37224,9 +38648,9 @@
         <w:shd w:val="clear" w:color="ffffff" w:themeColor="light1" w:fill="ffffff" w:themeFill="light1"/>
         <w:tcBorders>
           <w:top w:val="single" w:color="000000" w:themeColor="accent2" w:themeTint="97" w:sz="4" w:space="0"/>
-          <w:left w:val="none"/>
-          <w:bottom w:val="none"/>
-          <w:right w:val="none"/>
+          <w:left w:val="none" w:color="000000" w:sz="4" w:space="0"/>
+          <w:bottom w:val="none" w:color="000000" w:sz="4" w:space="0"/>
+          <w:right w:val="none" w:color="000000" w:sz="4" w:space="0"/>
         </w:tcBorders>
       </w:tcPr>
     </w:tblStylePr>
@@ -37301,9 +38725,9 @@
       </w:tcPr>
     </w:tblStylePr>
   </w:style>
-  <w:style w:type="table" w:styleId="113">
+  <w:style w:type="table" w:styleId="830">
     <w:name w:val="List Table 7 Colorful - Accent 3"/>
-    <w:basedOn w:val="703"/>
+    <w:basedOn w:val="910"/>
     <w:uiPriority w:val="99"/>
     <w:pPr>
       <w:pBdr/>
@@ -37402,11 +38826,11 @@
         <w:tblBorders/>
       </w:tblPr>
       <w:tcPr>
-        <w:shd w:color="ffffff"/>
+        <w:shd w:val="clear" w:color="ffffff"/>
         <w:tcBorders>
-          <w:top w:val="none"/>
-          <w:left w:val="none"/>
-          <w:bottom w:val="none"/>
+          <w:top w:val="none" w:color="000000" w:sz="4" w:space="0"/>
+          <w:left w:val="none" w:color="000000" w:sz="4" w:space="0"/>
+          <w:bottom w:val="none" w:color="000000" w:sz="4" w:space="0"/>
           <w:right w:val="single" w:color="000000" w:themeColor="accent3" w:themeTint="98" w:sz="4" w:space="0"/>
         </w:tcBorders>
       </w:tcPr>
@@ -37429,10 +38853,10 @@
       <w:tcPr>
         <w:shd w:val="clear" w:color="ffffff" w:themeColor="light1" w:fill="ffffff" w:themeFill="light1"/>
         <w:tcBorders>
-          <w:top w:val="none"/>
-          <w:left w:val="none"/>
+          <w:top w:val="none" w:color="000000" w:sz="4" w:space="0"/>
+          <w:left w:val="none" w:color="000000" w:sz="4" w:space="0"/>
           <w:bottom w:val="single" w:color="000000" w:themeColor="accent3" w:themeTint="98" w:sz="4" w:space="0"/>
-          <w:right w:val="none"/>
+          <w:right w:val="none" w:color="000000" w:sz="4" w:space="0"/>
         </w:tcBorders>
       </w:tcPr>
     </w:tblStylePr>
@@ -37452,12 +38876,12 @@
         <w:tblBorders/>
       </w:tblPr>
       <w:tcPr>
-        <w:shd w:color="ffffff"/>
+        <w:shd w:val="clear" w:color="ffffff"/>
         <w:tcBorders>
-          <w:top w:val="none"/>
+          <w:top w:val="none" w:color="000000" w:sz="4" w:space="0"/>
           <w:left w:val="single" w:color="000000" w:themeColor="accent3" w:themeTint="98" w:sz="4" w:space="0"/>
-          <w:bottom w:val="none"/>
-          <w:right w:val="none"/>
+          <w:bottom w:val="none" w:color="000000" w:sz="4" w:space="0"/>
+          <w:right w:val="none" w:color="000000" w:sz="4" w:space="0"/>
         </w:tcBorders>
       </w:tcPr>
     </w:tblStylePr>
@@ -37480,9 +38904,9 @@
         <w:shd w:val="clear" w:color="ffffff" w:themeColor="light1" w:fill="ffffff" w:themeFill="light1"/>
         <w:tcBorders>
           <w:top w:val="single" w:color="000000" w:themeColor="accent3" w:themeTint="98" w:sz="4" w:space="0"/>
-          <w:left w:val="none"/>
-          <w:bottom w:val="none"/>
-          <w:right w:val="none"/>
+          <w:left w:val="none" w:color="000000" w:sz="4" w:space="0"/>
+          <w:bottom w:val="none" w:color="000000" w:sz="4" w:space="0"/>
+          <w:right w:val="none" w:color="000000" w:sz="4" w:space="0"/>
         </w:tcBorders>
       </w:tcPr>
     </w:tblStylePr>
@@ -37557,9 +38981,9 @@
       </w:tcPr>
     </w:tblStylePr>
   </w:style>
-  <w:style w:type="table" w:styleId="114">
+  <w:style w:type="table" w:styleId="831">
     <w:name w:val="List Table 7 Colorful - Accent 4"/>
-    <w:basedOn w:val="703"/>
+    <w:basedOn w:val="910"/>
     <w:uiPriority w:val="99"/>
     <w:pPr>
       <w:pBdr/>
@@ -37658,11 +39082,11 @@
         <w:tblBorders/>
       </w:tblPr>
       <w:tcPr>
-        <w:shd w:color="ffffff"/>
+        <w:shd w:val="clear" w:color="ffffff"/>
         <w:tcBorders>
-          <w:top w:val="none"/>
-          <w:left w:val="none"/>
-          <w:bottom w:val="none"/>
+          <w:top w:val="none" w:color="000000" w:sz="4" w:space="0"/>
+          <w:left w:val="none" w:color="000000" w:sz="4" w:space="0"/>
+          <w:bottom w:val="none" w:color="000000" w:sz="4" w:space="0"/>
           <w:right w:val="single" w:color="000000" w:themeColor="accent4" w:themeTint="9A" w:sz="4" w:space="0"/>
         </w:tcBorders>
       </w:tcPr>
@@ -37685,10 +39109,10 @@
       <w:tcPr>
         <w:shd w:val="clear" w:color="ffffff" w:themeColor="light1" w:fill="ffffff" w:themeFill="light1"/>
         <w:tcBorders>
-          <w:top w:val="none"/>
-          <w:left w:val="none"/>
+          <w:top w:val="none" w:color="000000" w:sz="4" w:space="0"/>
+          <w:left w:val="none" w:color="000000" w:sz="4" w:space="0"/>
           <w:bottom w:val="single" w:color="000000" w:themeColor="accent4" w:themeTint="9A" w:sz="4" w:space="0"/>
-          <w:right w:val="none"/>
+          <w:right w:val="none" w:color="000000" w:sz="4" w:space="0"/>
         </w:tcBorders>
       </w:tcPr>
     </w:tblStylePr>
@@ -37708,12 +39132,12 @@
         <w:tblBorders/>
       </w:tblPr>
       <w:tcPr>
-        <w:shd w:color="ffffff"/>
+        <w:shd w:val="clear" w:color="ffffff"/>
         <w:tcBorders>
-          <w:top w:val="none"/>
+          <w:top w:val="none" w:color="000000" w:sz="4" w:space="0"/>
           <w:left w:val="single" w:color="000000" w:themeColor="accent4" w:themeTint="9A" w:sz="4" w:space="0"/>
-          <w:bottom w:val="none"/>
-          <w:right w:val="none"/>
+          <w:bottom w:val="none" w:color="000000" w:sz="4" w:space="0"/>
+          <w:right w:val="none" w:color="000000" w:sz="4" w:space="0"/>
         </w:tcBorders>
       </w:tcPr>
     </w:tblStylePr>
@@ -37736,9 +39160,9 @@
         <w:shd w:val="clear" w:color="ffffff" w:themeColor="light1" w:fill="ffffff" w:themeFill="light1"/>
         <w:tcBorders>
           <w:top w:val="single" w:color="000000" w:themeColor="accent4" w:themeTint="9A" w:sz="4" w:space="0"/>
-          <w:left w:val="none"/>
-          <w:bottom w:val="none"/>
-          <w:right w:val="none"/>
+          <w:left w:val="none" w:color="000000" w:sz="4" w:space="0"/>
+          <w:bottom w:val="none" w:color="000000" w:sz="4" w:space="0"/>
+          <w:right w:val="none" w:color="000000" w:sz="4" w:space="0"/>
         </w:tcBorders>
       </w:tcPr>
     </w:tblStylePr>
@@ -37813,9 +39237,9 @@
       </w:tcPr>
     </w:tblStylePr>
   </w:style>
-  <w:style w:type="table" w:styleId="115">
+  <w:style w:type="table" w:styleId="832">
     <w:name w:val="List Table 7 Colorful - Accent 5"/>
-    <w:basedOn w:val="703"/>
+    <w:basedOn w:val="910"/>
     <w:uiPriority w:val="99"/>
     <w:pPr>
       <w:pBdr/>
@@ -37914,11 +39338,11 @@
         <w:tblBorders/>
       </w:tblPr>
       <w:tcPr>
-        <w:shd w:color="ffffff"/>
+        <w:shd w:val="clear" w:color="ffffff"/>
         <w:tcBorders>
-          <w:top w:val="none"/>
-          <w:left w:val="none"/>
-          <w:bottom w:val="none"/>
+          <w:top w:val="none" w:color="000000" w:sz="4" w:space="0"/>
+          <w:left w:val="none" w:color="000000" w:sz="4" w:space="0"/>
+          <w:bottom w:val="none" w:color="000000" w:sz="4" w:space="0"/>
           <w:right w:val="single" w:color="000000" w:themeColor="accent5" w:themeTint="9A" w:sz="4" w:space="0"/>
         </w:tcBorders>
       </w:tcPr>
@@ -37941,10 +39365,10 @@
       <w:tcPr>
         <w:shd w:val="clear" w:color="ffffff" w:themeColor="light1" w:fill="ffffff" w:themeFill="light1"/>
         <w:tcBorders>
-          <w:top w:val="none"/>
-          <w:left w:val="none"/>
+          <w:top w:val="none" w:color="000000" w:sz="4" w:space="0"/>
+          <w:left w:val="none" w:color="000000" w:sz="4" w:space="0"/>
           <w:bottom w:val="single" w:color="000000" w:themeColor="accent5" w:themeTint="9A" w:sz="4" w:space="0"/>
-          <w:right w:val="none"/>
+          <w:right w:val="none" w:color="000000" w:sz="4" w:space="0"/>
         </w:tcBorders>
       </w:tcPr>
     </w:tblStylePr>
@@ -37964,12 +39388,12 @@
         <w:tblBorders/>
       </w:tblPr>
       <w:tcPr>
-        <w:shd w:color="ffffff"/>
+        <w:shd w:val="clear" w:color="ffffff"/>
         <w:tcBorders>
-          <w:top w:val="none"/>
+          <w:top w:val="none" w:color="000000" w:sz="4" w:space="0"/>
           <w:left w:val="single" w:color="000000" w:themeColor="accent5" w:themeTint="9A" w:sz="4" w:space="0"/>
-          <w:bottom w:val="none"/>
-          <w:right w:val="none"/>
+          <w:bottom w:val="none" w:color="000000" w:sz="4" w:space="0"/>
+          <w:right w:val="none" w:color="000000" w:sz="4" w:space="0"/>
         </w:tcBorders>
       </w:tcPr>
     </w:tblStylePr>
@@ -37992,9 +39416,9 @@
         <w:shd w:val="clear" w:color="ffffff" w:themeColor="light1" w:fill="ffffff" w:themeFill="light1"/>
         <w:tcBorders>
           <w:top w:val="single" w:color="000000" w:themeColor="accent5" w:themeTint="9A" w:sz="4" w:space="0"/>
-          <w:left w:val="none"/>
-          <w:bottom w:val="none"/>
-          <w:right w:val="none"/>
+          <w:left w:val="none" w:color="000000" w:sz="4" w:space="0"/>
+          <w:bottom w:val="none" w:color="000000" w:sz="4" w:space="0"/>
+          <w:right w:val="none" w:color="000000" w:sz="4" w:space="0"/>
         </w:tcBorders>
       </w:tcPr>
     </w:tblStylePr>
@@ -38069,9 +39493,9 @@
       </w:tcPr>
     </w:tblStylePr>
   </w:style>
-  <w:style w:type="table" w:styleId="116">
+  <w:style w:type="table" w:styleId="833">
     <w:name w:val="List Table 7 Colorful - Accent 6"/>
-    <w:basedOn w:val="703"/>
+    <w:basedOn w:val="910"/>
     <w:uiPriority w:val="99"/>
     <w:pPr>
       <w:pBdr/>
@@ -38170,11 +39594,11 @@
         <w:tblBorders/>
       </w:tblPr>
       <w:tcPr>
-        <w:shd w:color="ffffff"/>
+        <w:shd w:val="clear" w:color="ffffff"/>
         <w:tcBorders>
-          <w:top w:val="none"/>
-          <w:left w:val="none"/>
-          <w:bottom w:val="none"/>
+          <w:top w:val="none" w:color="000000" w:sz="4" w:space="0"/>
+          <w:left w:val="none" w:color="000000" w:sz="4" w:space="0"/>
+          <w:bottom w:val="none" w:color="000000" w:sz="4" w:space="0"/>
           <w:right w:val="single" w:color="000000" w:themeColor="accent6" w:themeTint="98" w:sz="4" w:space="0"/>
         </w:tcBorders>
       </w:tcPr>
@@ -38197,10 +39621,10 @@
       <w:tcPr>
         <w:shd w:val="clear" w:color="ffffff" w:themeColor="light1" w:fill="ffffff" w:themeFill="light1"/>
         <w:tcBorders>
-          <w:top w:val="none"/>
-          <w:left w:val="none"/>
+          <w:top w:val="none" w:color="000000" w:sz="4" w:space="0"/>
+          <w:left w:val="none" w:color="000000" w:sz="4" w:space="0"/>
           <w:bottom w:val="single" w:color="000000" w:themeColor="accent6" w:themeTint="98" w:sz="4" w:space="0"/>
-          <w:right w:val="none"/>
+          <w:right w:val="none" w:color="000000" w:sz="4" w:space="0"/>
         </w:tcBorders>
       </w:tcPr>
     </w:tblStylePr>
@@ -38220,12 +39644,12 @@
         <w:tblBorders/>
       </w:tblPr>
       <w:tcPr>
-        <w:shd w:color="ffffff"/>
+        <w:shd w:val="clear" w:color="ffffff"/>
         <w:tcBorders>
-          <w:top w:val="none"/>
+          <w:top w:val="none" w:color="000000" w:sz="4" w:space="0"/>
           <w:left w:val="single" w:color="000000" w:themeColor="accent6" w:themeTint="98" w:sz="4" w:space="0"/>
-          <w:bottom w:val="none"/>
-          <w:right w:val="none"/>
+          <w:bottom w:val="none" w:color="000000" w:sz="4" w:space="0"/>
+          <w:right w:val="none" w:color="000000" w:sz="4" w:space="0"/>
         </w:tcBorders>
       </w:tcPr>
     </w:tblStylePr>
@@ -38248,9 +39672,9 @@
         <w:shd w:val="clear" w:color="ffffff" w:themeColor="light1" w:fill="ffffff" w:themeFill="light1"/>
         <w:tcBorders>
           <w:top w:val="single" w:color="000000" w:themeColor="accent6" w:themeTint="98" w:sz="4" w:space="0"/>
-          <w:left w:val="none"/>
-          <w:bottom w:val="none"/>
-          <w:right w:val="none"/>
+          <w:left w:val="none" w:color="000000" w:sz="4" w:space="0"/>
+          <w:bottom w:val="none" w:color="000000" w:sz="4" w:space="0"/>
+          <w:right w:val="none" w:color="000000" w:sz="4" w:space="0"/>
         </w:tcBorders>
       </w:tcPr>
     </w:tblStylePr>
@@ -38325,9 +39749,9 @@
       </w:tcPr>
     </w:tblStylePr>
   </w:style>
-  <w:style w:type="table" w:styleId="117">
+  <w:style w:type="table" w:styleId="834">
     <w:name w:val="Lined - Accent"/>
-    <w:basedOn w:val="703"/>
+    <w:basedOn w:val="910"/>
     <w:uiPriority w:val="99"/>
     <w:pPr>
       <w:pBdr/>
@@ -38562,9 +39986,9 @@
       </w:tcPr>
     </w:tblStylePr>
   </w:style>
-  <w:style w:type="table" w:styleId="118">
+  <w:style w:type="table" w:styleId="835">
     <w:name w:val="Lined - Accent 1"/>
-    <w:basedOn w:val="703"/>
+    <w:basedOn w:val="910"/>
     <w:uiPriority w:val="99"/>
     <w:pPr>
       <w:pBdr/>
@@ -38799,9 +40223,9 @@
       </w:tcPr>
     </w:tblStylePr>
   </w:style>
-  <w:style w:type="table" w:styleId="119">
+  <w:style w:type="table" w:styleId="836">
     <w:name w:val="Lined - Accent 2"/>
-    <w:basedOn w:val="703"/>
+    <w:basedOn w:val="910"/>
     <w:uiPriority w:val="99"/>
     <w:pPr>
       <w:pBdr/>
@@ -39036,9 +40460,9 @@
       </w:tcPr>
     </w:tblStylePr>
   </w:style>
-  <w:style w:type="table" w:styleId="120">
+  <w:style w:type="table" w:styleId="837">
     <w:name w:val="Lined - Accent 3"/>
-    <w:basedOn w:val="703"/>
+    <w:basedOn w:val="910"/>
     <w:uiPriority w:val="99"/>
     <w:pPr>
       <w:pBdr/>
@@ -39273,9 +40697,9 @@
       </w:tcPr>
     </w:tblStylePr>
   </w:style>
-  <w:style w:type="table" w:styleId="121">
+  <w:style w:type="table" w:styleId="838">
     <w:name w:val="Lined - Accent 4"/>
-    <w:basedOn w:val="703"/>
+    <w:basedOn w:val="910"/>
     <w:uiPriority w:val="99"/>
     <w:pPr>
       <w:pBdr/>
@@ -39510,9 +40934,9 @@
       </w:tcPr>
     </w:tblStylePr>
   </w:style>
-  <w:style w:type="table" w:styleId="122">
+  <w:style w:type="table" w:styleId="839">
     <w:name w:val="Lined - Accent 5"/>
-    <w:basedOn w:val="703"/>
+    <w:basedOn w:val="910"/>
     <w:uiPriority w:val="99"/>
     <w:pPr>
       <w:pBdr/>
@@ -39747,9 +41171,9 @@
       </w:tcPr>
     </w:tblStylePr>
   </w:style>
-  <w:style w:type="table" w:styleId="123">
+  <w:style w:type="table" w:styleId="840">
     <w:name w:val="Lined - Accent 6"/>
-    <w:basedOn w:val="703"/>
+    <w:basedOn w:val="910"/>
     <w:uiPriority w:val="99"/>
     <w:pPr>
       <w:pBdr/>
@@ -39984,9 +41408,9 @@
       </w:tcPr>
     </w:tblStylePr>
   </w:style>
-  <w:style w:type="table" w:styleId="124">
+  <w:style w:type="table" w:styleId="841">
     <w:name w:val="Bordered &amp; Lined - Accent"/>
-    <w:basedOn w:val="703"/>
+    <w:basedOn w:val="910"/>
     <w:uiPriority w:val="99"/>
     <w:pPr>
       <w:pBdr/>
@@ -40228,9 +41652,9 @@
       </w:tcPr>
     </w:tblStylePr>
   </w:style>
-  <w:style w:type="table" w:styleId="125">
+  <w:style w:type="table" w:styleId="842">
     <w:name w:val="Bordered &amp; Lined - Accent 1"/>
-    <w:basedOn w:val="703"/>
+    <w:basedOn w:val="910"/>
     <w:uiPriority w:val="99"/>
     <w:pPr>
       <w:pBdr/>
@@ -40472,9 +41896,9 @@
       </w:tcPr>
     </w:tblStylePr>
   </w:style>
-  <w:style w:type="table" w:styleId="126">
+  <w:style w:type="table" w:styleId="843">
     <w:name w:val="Bordered &amp; Lined - Accent 2"/>
-    <w:basedOn w:val="703"/>
+    <w:basedOn w:val="910"/>
     <w:uiPriority w:val="99"/>
     <w:pPr>
       <w:pBdr/>
@@ -40716,9 +42140,9 @@
       </w:tcPr>
     </w:tblStylePr>
   </w:style>
-  <w:style w:type="table" w:styleId="127">
+  <w:style w:type="table" w:styleId="844">
     <w:name w:val="Bordered &amp; Lined - Accent 3"/>
-    <w:basedOn w:val="703"/>
+    <w:basedOn w:val="910"/>
     <w:uiPriority w:val="99"/>
     <w:pPr>
       <w:pBdr/>
@@ -40960,9 +42384,9 @@
       </w:tcPr>
     </w:tblStylePr>
   </w:style>
-  <w:style w:type="table" w:styleId="128">
+  <w:style w:type="table" w:styleId="845">
     <w:name w:val="Bordered &amp; Lined - Accent 4"/>
-    <w:basedOn w:val="703"/>
+    <w:basedOn w:val="910"/>
     <w:uiPriority w:val="99"/>
     <w:pPr>
       <w:pBdr/>
@@ -41204,9 +42628,9 @@
       </w:tcPr>
     </w:tblStylePr>
   </w:style>
-  <w:style w:type="table" w:styleId="129">
+  <w:style w:type="table" w:styleId="846">
     <w:name w:val="Bordered &amp; Lined - Accent 5"/>
-    <w:basedOn w:val="703"/>
+    <w:basedOn w:val="910"/>
     <w:uiPriority w:val="99"/>
     <w:pPr>
       <w:pBdr/>
@@ -41448,9 +42872,9 @@
       </w:tcPr>
     </w:tblStylePr>
   </w:style>
-  <w:style w:type="table" w:styleId="130">
+  <w:style w:type="table" w:styleId="847">
     <w:name w:val="Bordered &amp; Lined - Accent 6"/>
-    <w:basedOn w:val="703"/>
+    <w:basedOn w:val="910"/>
     <w:uiPriority w:val="99"/>
     <w:pPr>
       <w:pBdr/>
@@ -41692,9 +43116,9 @@
       </w:tcPr>
     </w:tblStylePr>
   </w:style>
-  <w:style w:type="table" w:styleId="131">
+  <w:style w:type="table" w:styleId="848">
     <w:name w:val="Bordered"/>
-    <w:basedOn w:val="703"/>
+    <w:basedOn w:val="910"/>
     <w:uiPriority w:val="99"/>
     <w:pPr>
       <w:pBdr/>
@@ -41923,9 +43347,9 @@
       </w:tcPr>
     </w:tblStylePr>
   </w:style>
-  <w:style w:type="table" w:styleId="132">
+  <w:style w:type="table" w:styleId="849">
     <w:name w:val="Bordered - Accent 1"/>
-    <w:basedOn w:val="703"/>
+    <w:basedOn w:val="910"/>
     <w:uiPriority w:val="99"/>
     <w:pPr>
       <w:pBdr/>
@@ -42154,9 +43578,9 @@
       </w:tcPr>
     </w:tblStylePr>
   </w:style>
-  <w:style w:type="table" w:styleId="133">
+  <w:style w:type="table" w:styleId="850">
     <w:name w:val="Bordered - Accent 2"/>
-    <w:basedOn w:val="703"/>
+    <w:basedOn w:val="910"/>
     <w:uiPriority w:val="99"/>
     <w:pPr>
       <w:pBdr/>
@@ -42385,9 +43809,9 @@
       </w:tcPr>
     </w:tblStylePr>
   </w:style>
-  <w:style w:type="table" w:styleId="134">
+  <w:style w:type="table" w:styleId="851">
     <w:name w:val="Bordered - Accent 3"/>
-    <w:basedOn w:val="703"/>
+    <w:basedOn w:val="910"/>
     <w:uiPriority w:val="99"/>
     <w:pPr>
       <w:pBdr/>
@@ -42616,9 +44040,9 @@
       </w:tcPr>
     </w:tblStylePr>
   </w:style>
-  <w:style w:type="table" w:styleId="135">
+  <w:style w:type="table" w:styleId="852">
     <w:name w:val="Bordered - Accent 4"/>
-    <w:basedOn w:val="703"/>
+    <w:basedOn w:val="910"/>
     <w:uiPriority w:val="99"/>
     <w:pPr>
       <w:pBdr/>
@@ -42847,9 +44271,9 @@
       </w:tcPr>
     </w:tblStylePr>
   </w:style>
-  <w:style w:type="table" w:styleId="136">
+  <w:style w:type="table" w:styleId="853">
     <w:name w:val="Bordered - Accent 5"/>
-    <w:basedOn w:val="703"/>
+    <w:basedOn w:val="910"/>
     <w:uiPriority w:val="99"/>
     <w:pPr>
       <w:pBdr/>
@@ -43078,9 +44502,9 @@
       </w:tcPr>
     </w:tblStylePr>
   </w:style>
-  <w:style w:type="table" w:styleId="137">
+  <w:style w:type="table" w:styleId="854">
     <w:name w:val="Bordered - Accent 6"/>
-    <w:basedOn w:val="703"/>
+    <w:basedOn w:val="910"/>
     <w:uiPriority w:val="99"/>
     <w:pPr>
       <w:pBdr/>
@@ -43309,10 +44733,10 @@
       </w:tcPr>
     </w:tblStylePr>
   </w:style>
-  <w:style w:type="character" w:styleId="150">
+  <w:style w:type="character" w:styleId="855">
     <w:name w:val="Heading 1 Char"/>
-    <w:basedOn w:val="702"/>
-    <w:link w:val="693"/>
+    <w:basedOn w:val="909"/>
+    <w:link w:val="900"/>
     <w:uiPriority w:val="9"/>
     <w:pPr>
       <w:pBdr/>
@@ -43326,10 +44750,10 @@
       <w:szCs w:val="40"/>
     </w:rPr>
   </w:style>
-  <w:style w:type="character" w:styleId="151">
+  <w:style w:type="character" w:styleId="856">
     <w:name w:val="Heading 2 Char"/>
-    <w:basedOn w:val="702"/>
-    <w:link w:val="694"/>
+    <w:basedOn w:val="909"/>
+    <w:link w:val="901"/>
     <w:uiPriority w:val="9"/>
     <w:pPr>
       <w:pBdr/>
@@ -43343,10 +44767,10 @@
       <w:szCs w:val="32"/>
     </w:rPr>
   </w:style>
-  <w:style w:type="character" w:styleId="152">
+  <w:style w:type="character" w:styleId="857">
     <w:name w:val="Heading 3 Char"/>
-    <w:basedOn w:val="702"/>
-    <w:link w:val="695"/>
+    <w:basedOn w:val="909"/>
+    <w:link w:val="902"/>
     <w:uiPriority w:val="9"/>
     <w:pPr>
       <w:pBdr/>
@@ -43360,10 +44784,10 @@
       <w:szCs w:val="28"/>
     </w:rPr>
   </w:style>
-  <w:style w:type="character" w:styleId="153">
+  <w:style w:type="character" w:styleId="858">
     <w:name w:val="Heading 4 Char"/>
-    <w:basedOn w:val="702"/>
-    <w:link w:val="696"/>
+    <w:basedOn w:val="909"/>
+    <w:link w:val="903"/>
     <w:uiPriority w:val="9"/>
     <w:pPr>
       <w:pBdr/>
@@ -43377,10 +44801,10 @@
       <w:color w:val="0f4761" w:themeColor="accent1" w:themeShade="BF"/>
     </w:rPr>
   </w:style>
-  <w:style w:type="character" w:styleId="154">
+  <w:style w:type="character" w:styleId="859">
     <w:name w:val="Heading 5 Char"/>
-    <w:basedOn w:val="702"/>
-    <w:link w:val="697"/>
+    <w:basedOn w:val="909"/>
+    <w:link w:val="904"/>
     <w:uiPriority w:val="9"/>
     <w:pPr>
       <w:pBdr/>
@@ -43392,10 +44816,10 @@
       <w:color w:val="0f4761" w:themeColor="accent1" w:themeShade="BF"/>
     </w:rPr>
   </w:style>
-  <w:style w:type="character" w:styleId="155">
+  <w:style w:type="character" w:styleId="860">
     <w:name w:val="Heading 6 Char"/>
-    <w:basedOn w:val="702"/>
-    <w:link w:val="698"/>
+    <w:basedOn w:val="909"/>
+    <w:link w:val="905"/>
     <w:uiPriority w:val="9"/>
     <w:pPr>
       <w:pBdr/>
@@ -43409,10 +44833,10 @@
       <w:color w:val="595959" w:themeColor="text1" w:themeTint="A6"/>
     </w:rPr>
   </w:style>
-  <w:style w:type="character" w:styleId="156">
+  <w:style w:type="character" w:styleId="861">
     <w:name w:val="Heading 7 Char"/>
-    <w:basedOn w:val="702"/>
-    <w:link w:val="699"/>
+    <w:basedOn w:val="909"/>
+    <w:link w:val="906"/>
     <w:uiPriority w:val="9"/>
     <w:pPr>
       <w:pBdr/>
@@ -43424,10 +44848,10 @@
       <w:color w:val="595959" w:themeColor="text1" w:themeTint="A6"/>
     </w:rPr>
   </w:style>
-  <w:style w:type="character" w:styleId="157">
+  <w:style w:type="character" w:styleId="862">
     <w:name w:val="Heading 8 Char"/>
-    <w:basedOn w:val="702"/>
-    <w:link w:val="700"/>
+    <w:basedOn w:val="909"/>
+    <w:link w:val="907"/>
     <w:uiPriority w:val="9"/>
     <w:pPr>
       <w:pBdr/>
@@ -43441,10 +44865,10 @@
       <w:color w:val="272727" w:themeColor="text1" w:themeTint="D8"/>
     </w:rPr>
   </w:style>
-  <w:style w:type="character" w:styleId="158">
+  <w:style w:type="character" w:styleId="863">
     <w:name w:val="Heading 9 Char"/>
-    <w:basedOn w:val="702"/>
-    <w:link w:val="701"/>
+    <w:basedOn w:val="909"/>
+    <w:link w:val="908"/>
     <w:uiPriority w:val="9"/>
     <w:pPr>
       <w:pBdr/>
@@ -43458,10 +44882,10 @@
       <w:color w:val="272727" w:themeColor="text1" w:themeTint="D8"/>
     </w:rPr>
   </w:style>
-  <w:style w:type="character" w:styleId="160">
+  <w:style w:type="character" w:styleId="864">
     <w:name w:val="Title Char"/>
-    <w:basedOn w:val="702"/>
-    <w:link w:val="714"/>
+    <w:basedOn w:val="909"/>
+    <w:link w:val="921"/>
     <w:uiPriority w:val="10"/>
     <w:pPr>
       <w:pBdr/>
@@ -43475,10 +44899,10 @@
       <w:szCs w:val="56"/>
     </w:rPr>
   </w:style>
-  <w:style w:type="character" w:styleId="162">
+  <w:style w:type="character" w:styleId="865">
     <w:name w:val="Subtitle Char"/>
-    <w:basedOn w:val="702"/>
-    <w:link w:val="716"/>
+    <w:basedOn w:val="909"/>
+    <w:link w:val="923"/>
     <w:uiPriority w:val="11"/>
     <w:pPr>
       <w:pBdr/>
@@ -43492,10 +44916,10 @@
       <w:szCs w:val="28"/>
     </w:rPr>
   </w:style>
-  <w:style w:type="character" w:styleId="164">
+  <w:style w:type="character" w:styleId="866">
     <w:name w:val="Quote Char"/>
-    <w:basedOn w:val="702"/>
-    <w:link w:val="718"/>
+    <w:basedOn w:val="909"/>
+    <w:link w:val="925"/>
     <w:uiPriority w:val="29"/>
     <w:pPr>
       <w:pBdr/>
@@ -43508,10 +44932,10 @@
       <w:color w:val="404040" w:themeColor="text1" w:themeTint="BF"/>
     </w:rPr>
   </w:style>
-  <w:style w:type="character" w:styleId="168">
+  <w:style w:type="character" w:styleId="867">
     <w:name w:val="Intense Quote Char"/>
-    <w:basedOn w:val="702"/>
-    <w:link w:val="722"/>
+    <w:basedOn w:val="909"/>
+    <w:link w:val="929"/>
     <w:uiPriority w:val="30"/>
     <w:pPr>
       <w:pBdr/>
@@ -43524,9 +44948,9 @@
       <w:color w:val="0f4761" w:themeColor="accent1" w:themeShade="BF"/>
     </w:rPr>
   </w:style>
-  <w:style w:type="paragraph" w:styleId="170">
+  <w:style w:type="paragraph" w:styleId="868">
     <w:name w:val="No Spacing"/>
-    <w:basedOn w:val="692"/>
+    <w:basedOn w:val="899"/>
     <w:uiPriority w:val="1"/>
     <w:qFormat/>
     <w:pPr>
@@ -43535,9 +44959,9 @@
       <w:ind/>
     </w:pPr>
   </w:style>
-  <w:style w:type="character" w:styleId="171">
+  <w:style w:type="character" w:styleId="869">
     <w:name w:val="Subtle Emphasis"/>
-    <w:basedOn w:val="702"/>
+    <w:basedOn w:val="909"/>
     <w:uiPriority w:val="19"/>
     <w:qFormat/>
     <w:pPr>
@@ -43551,9 +44975,9 @@
       <w:color w:val="404040" w:themeColor="text1" w:themeTint="BF"/>
     </w:rPr>
   </w:style>
-  <w:style w:type="character" w:styleId="172">
+  <w:style w:type="character" w:styleId="870">
     <w:name w:val="Emphasis"/>
-    <w:basedOn w:val="702"/>
+    <w:basedOn w:val="909"/>
     <w:uiPriority w:val="20"/>
     <w:qFormat/>
     <w:pPr>
@@ -43566,9 +44990,9 @@
       <w:iCs/>
     </w:rPr>
   </w:style>
-  <w:style w:type="character" w:styleId="173">
+  <w:style w:type="character" w:styleId="871">
     <w:name w:val="Strong"/>
-    <w:basedOn w:val="702"/>
+    <w:basedOn w:val="909"/>
     <w:uiPriority w:val="22"/>
     <w:qFormat/>
     <w:pPr>
@@ -43581,9 +45005,9 @@
       <w:bCs/>
     </w:rPr>
   </w:style>
-  <w:style w:type="character" w:styleId="174">
+  <w:style w:type="character" w:styleId="872">
     <w:name w:val="Subtle Reference"/>
-    <w:basedOn w:val="702"/>
+    <w:basedOn w:val="909"/>
     <w:uiPriority w:val="31"/>
     <w:qFormat/>
     <w:pPr>
@@ -43596,9 +45020,9 @@
       <w:color w:val="5a5a5a" w:themeColor="text1" w:themeTint="A5"/>
     </w:rPr>
   </w:style>
-  <w:style w:type="character" w:styleId="175">
+  <w:style w:type="character" w:styleId="873">
     <w:name w:val="Book Title"/>
-    <w:basedOn w:val="702"/>
+    <w:basedOn w:val="909"/>
     <w:uiPriority w:val="33"/>
     <w:qFormat/>
     <w:pPr>
@@ -43614,10 +45038,10 @@
       <w:spacing w:val="5"/>
     </w:rPr>
   </w:style>
-  <w:style w:type="paragraph" w:styleId="176">
+  <w:style w:type="paragraph" w:styleId="874">
     <w:name w:val="Header"/>
-    <w:basedOn w:val="692"/>
-    <w:link w:val="177"/>
+    <w:basedOn w:val="899"/>
+    <w:link w:val="875"/>
     <w:uiPriority w:val="99"/>
     <w:unhideWhenUsed/>
     <w:pPr>
@@ -43630,10 +45054,10 @@
       <w:ind/>
     </w:pPr>
   </w:style>
-  <w:style w:type="character" w:styleId="177">
+  <w:style w:type="character" w:styleId="875">
     <w:name w:val="Header Char"/>
-    <w:basedOn w:val="702"/>
-    <w:link w:val="176"/>
+    <w:basedOn w:val="909"/>
+    <w:link w:val="874"/>
     <w:uiPriority w:val="99"/>
     <w:pPr>
       <w:pBdr/>
@@ -43641,10 +45065,10 @@
       <w:ind/>
     </w:pPr>
   </w:style>
-  <w:style w:type="paragraph" w:styleId="178">
+  <w:style w:type="paragraph" w:styleId="876">
     <w:name w:val="Footer"/>
-    <w:basedOn w:val="692"/>
-    <w:link w:val="179"/>
+    <w:basedOn w:val="899"/>
+    <w:link w:val="877"/>
     <w:uiPriority w:val="99"/>
     <w:unhideWhenUsed/>
     <w:pPr>
@@ -43657,10 +45081,10 @@
       <w:ind/>
     </w:pPr>
   </w:style>
-  <w:style w:type="character" w:styleId="179">
+  <w:style w:type="character" w:styleId="877">
     <w:name w:val="Footer Char"/>
-    <w:basedOn w:val="702"/>
-    <w:link w:val="178"/>
+    <w:basedOn w:val="909"/>
+    <w:link w:val="876"/>
     <w:uiPriority w:val="99"/>
     <w:pPr>
       <w:pBdr/>
@@ -43668,10 +45092,10 @@
       <w:ind/>
     </w:pPr>
   </w:style>
-  <w:style w:type="paragraph" w:styleId="180">
+  <w:style w:type="paragraph" w:styleId="878">
     <w:name w:val="Caption"/>
-    <w:basedOn w:val="692"/>
-    <w:next w:val="692"/>
+    <w:basedOn w:val="899"/>
+    <w:next w:val="899"/>
     <w:uiPriority w:val="35"/>
     <w:unhideWhenUsed/>
     <w:qFormat/>
@@ -43688,10 +45112,10 @@
       <w:szCs w:val="18"/>
     </w:rPr>
   </w:style>
-  <w:style w:type="paragraph" w:styleId="181">
+  <w:style w:type="paragraph" w:styleId="879">
     <w:name w:val="footnote text"/>
-    <w:basedOn w:val="692"/>
-    <w:link w:val="182"/>
+    <w:basedOn w:val="899"/>
+    <w:link w:val="880"/>
     <w:uiPriority w:val="99"/>
     <w:semiHidden/>
     <w:unhideWhenUsed/>
@@ -43705,10 +45129,10 @@
       <w:szCs w:val="20"/>
     </w:rPr>
   </w:style>
-  <w:style w:type="character" w:styleId="182">
+  <w:style w:type="character" w:styleId="880">
     <w:name w:val="Footnote Text Char"/>
-    <w:basedOn w:val="702"/>
-    <w:link w:val="181"/>
+    <w:basedOn w:val="909"/>
+    <w:link w:val="879"/>
     <w:uiPriority w:val="99"/>
     <w:semiHidden/>
     <w:pPr>
@@ -43721,9 +45145,9 @@
       <w:szCs w:val="20"/>
     </w:rPr>
   </w:style>
-  <w:style w:type="character" w:styleId="183">
+  <w:style w:type="character" w:styleId="881">
     <w:name w:val="footnote reference"/>
-    <w:basedOn w:val="702"/>
+    <w:basedOn w:val="909"/>
     <w:uiPriority w:val="99"/>
     <w:semiHidden/>
     <w:unhideWhenUsed/>
@@ -43736,10 +45160,10 @@
       <w:vertAlign w:val="superscript"/>
     </w:rPr>
   </w:style>
-  <w:style w:type="paragraph" w:styleId="184">
+  <w:style w:type="paragraph" w:styleId="882">
     <w:name w:val="endnote text"/>
-    <w:basedOn w:val="692"/>
-    <w:link w:val="185"/>
+    <w:basedOn w:val="899"/>
+    <w:link w:val="883"/>
     <w:uiPriority w:val="99"/>
     <w:semiHidden/>
     <w:unhideWhenUsed/>
@@ -43753,10 +45177,10 @@
       <w:szCs w:val="20"/>
     </w:rPr>
   </w:style>
-  <w:style w:type="character" w:styleId="185">
+  <w:style w:type="character" w:styleId="883">
     <w:name w:val="Endnote Text Char"/>
-    <w:basedOn w:val="702"/>
-    <w:link w:val="184"/>
+    <w:basedOn w:val="909"/>
+    <w:link w:val="882"/>
     <w:uiPriority w:val="99"/>
     <w:semiHidden/>
     <w:pPr>
@@ -43769,9 +45193,9 @@
       <w:szCs w:val="20"/>
     </w:rPr>
   </w:style>
-  <w:style w:type="character" w:styleId="186">
+  <w:style w:type="character" w:styleId="884">
     <w:name w:val="endnote reference"/>
-    <w:basedOn w:val="702"/>
+    <w:basedOn w:val="909"/>
     <w:uiPriority w:val="99"/>
     <w:semiHidden/>
     <w:unhideWhenUsed/>
@@ -43784,9 +45208,9 @@
       <w:vertAlign w:val="superscript"/>
     </w:rPr>
   </w:style>
-  <w:style w:type="character" w:styleId="187">
+  <w:style w:type="character" w:styleId="885">
     <w:name w:val="Hyperlink"/>
-    <w:basedOn w:val="702"/>
+    <w:basedOn w:val="909"/>
     <w:uiPriority w:val="99"/>
     <w:unhideWhenUsed/>
     <w:pPr>
@@ -43799,9 +45223,9 @@
       <w:u w:val="single"/>
     </w:rPr>
   </w:style>
-  <w:style w:type="character" w:styleId="188">
+  <w:style w:type="character" w:styleId="886">
     <w:name w:val="FollowedHyperlink"/>
-    <w:basedOn w:val="702"/>
+    <w:basedOn w:val="909"/>
     <w:uiPriority w:val="99"/>
     <w:semiHidden/>
     <w:unhideWhenUsed/>
@@ -43815,10 +45239,10 @@
       <w:u w:val="single"/>
     </w:rPr>
   </w:style>
-  <w:style w:type="paragraph" w:styleId="189">
+  <w:style w:type="paragraph" w:styleId="887">
     <w:name w:val="toc 1"/>
-    <w:basedOn w:val="692"/>
-    <w:next w:val="692"/>
+    <w:basedOn w:val="899"/>
+    <w:next w:val="899"/>
     <w:uiPriority w:val="39"/>
     <w:unhideWhenUsed/>
     <w:pPr>
@@ -43827,10 +45251,10 @@
       <w:ind/>
     </w:pPr>
   </w:style>
-  <w:style w:type="paragraph" w:styleId="190">
+  <w:style w:type="paragraph" w:styleId="888">
     <w:name w:val="toc 2"/>
-    <w:basedOn w:val="692"/>
-    <w:next w:val="692"/>
+    <w:basedOn w:val="899"/>
+    <w:next w:val="899"/>
     <w:uiPriority w:val="39"/>
     <w:unhideWhenUsed/>
     <w:pPr>
@@ -43839,10 +45263,10 @@
       <w:ind w:left="220"/>
     </w:pPr>
   </w:style>
-  <w:style w:type="paragraph" w:styleId="191">
+  <w:style w:type="paragraph" w:styleId="889">
     <w:name w:val="toc 3"/>
-    <w:basedOn w:val="692"/>
-    <w:next w:val="692"/>
+    <w:basedOn w:val="899"/>
+    <w:next w:val="899"/>
     <w:uiPriority w:val="39"/>
     <w:unhideWhenUsed/>
     <w:pPr>
@@ -43851,10 +45275,10 @@
       <w:ind w:left="440"/>
     </w:pPr>
   </w:style>
-  <w:style w:type="paragraph" w:styleId="192">
+  <w:style w:type="paragraph" w:styleId="890">
     <w:name w:val="toc 4"/>
-    <w:basedOn w:val="692"/>
-    <w:next w:val="692"/>
+    <w:basedOn w:val="899"/>
+    <w:next w:val="899"/>
     <w:uiPriority w:val="39"/>
     <w:unhideWhenUsed/>
     <w:pPr>
@@ -43863,10 +45287,10 @@
       <w:ind w:left="660"/>
     </w:pPr>
   </w:style>
-  <w:style w:type="paragraph" w:styleId="193">
+  <w:style w:type="paragraph" w:styleId="891">
     <w:name w:val="toc 5"/>
-    <w:basedOn w:val="692"/>
-    <w:next w:val="692"/>
+    <w:basedOn w:val="899"/>
+    <w:next w:val="899"/>
     <w:uiPriority w:val="39"/>
     <w:unhideWhenUsed/>
     <w:pPr>
@@ -43875,10 +45299,10 @@
       <w:ind w:left="880"/>
     </w:pPr>
   </w:style>
-  <w:style w:type="paragraph" w:styleId="194">
+  <w:style w:type="paragraph" w:styleId="892">
     <w:name w:val="toc 6"/>
-    <w:basedOn w:val="692"/>
-    <w:next w:val="692"/>
+    <w:basedOn w:val="899"/>
+    <w:next w:val="899"/>
     <w:uiPriority w:val="39"/>
     <w:unhideWhenUsed/>
     <w:pPr>
@@ -43887,10 +45311,10 @@
       <w:ind w:left="1100"/>
     </w:pPr>
   </w:style>
-  <w:style w:type="paragraph" w:styleId="195">
+  <w:style w:type="paragraph" w:styleId="893">
     <w:name w:val="toc 7"/>
-    <w:basedOn w:val="692"/>
-    <w:next w:val="692"/>
+    <w:basedOn w:val="899"/>
+    <w:next w:val="899"/>
     <w:uiPriority w:val="39"/>
     <w:unhideWhenUsed/>
     <w:pPr>
@@ -43899,10 +45323,10 @@
       <w:ind w:left="1320"/>
     </w:pPr>
   </w:style>
-  <w:style w:type="paragraph" w:styleId="196">
+  <w:style w:type="paragraph" w:styleId="894">
     <w:name w:val="toc 8"/>
-    <w:basedOn w:val="692"/>
-    <w:next w:val="692"/>
+    <w:basedOn w:val="899"/>
+    <w:next w:val="899"/>
     <w:uiPriority w:val="39"/>
     <w:unhideWhenUsed/>
     <w:pPr>
@@ -43911,10 +45335,10 @@
       <w:ind w:left="1540"/>
     </w:pPr>
   </w:style>
-  <w:style w:type="paragraph" w:styleId="197">
+  <w:style w:type="paragraph" w:styleId="895">
     <w:name w:val="toc 9"/>
-    <w:basedOn w:val="692"/>
-    <w:next w:val="692"/>
+    <w:basedOn w:val="899"/>
+    <w:next w:val="899"/>
     <w:uiPriority w:val="39"/>
     <w:unhideWhenUsed/>
     <w:pPr>
@@ -43923,9 +45347,9 @@
       <w:ind w:left="1760"/>
     </w:pPr>
   </w:style>
-  <w:style w:type="character" w:styleId="198">
+  <w:style w:type="character" w:styleId="896">
     <w:name w:val="Placeholder Text"/>
-    <w:basedOn w:val="702"/>
+    <w:basedOn w:val="909"/>
     <w:uiPriority w:val="99"/>
     <w:semiHidden/>
     <w:pPr>
@@ -43937,7 +45361,7 @@
       <w:color w:val="666666"/>
     </w:rPr>
   </w:style>
-  <w:style w:type="paragraph" w:styleId="208">
+  <w:style w:type="paragraph" w:styleId="897">
     <w:name w:val="TOC Heading"/>
     <w:uiPriority w:val="39"/>
     <w:unhideWhenUsed/>
@@ -43947,10 +45371,10 @@
       <w:ind/>
     </w:pPr>
   </w:style>
-  <w:style w:type="paragraph" w:styleId="209">
+  <w:style w:type="paragraph" w:styleId="898">
     <w:name w:val="table of figures"/>
-    <w:basedOn w:val="692"/>
-    <w:next w:val="692"/>
+    <w:basedOn w:val="899"/>
+    <w:next w:val="899"/>
     <w:uiPriority w:val="99"/>
     <w:unhideWhenUsed/>
     <w:pPr>
@@ -43959,7 +45383,7 @@
       <w:ind/>
     </w:pPr>
   </w:style>
-  <w:style w:type="paragraph" w:styleId="692" w:default="1">
+  <w:style w:type="paragraph" w:styleId="899" w:default="1">
     <w:name w:val="Normal"/>
     <w:qFormat/>
     <w:pPr>
@@ -43977,11 +45401,11 @@
       <w14:ligatures w14:val="none"/>
     </w:rPr>
   </w:style>
-  <w:style w:type="paragraph" w:styleId="693">
+  <w:style w:type="paragraph" w:styleId="900">
     <w:name w:val="Heading 1"/>
-    <w:basedOn w:val="692"/>
-    <w:next w:val="692"/>
-    <w:link w:val="705"/>
+    <w:basedOn w:val="899"/>
+    <w:next w:val="899"/>
+    <w:link w:val="912"/>
     <w:uiPriority w:val="9"/>
     <w:qFormat/>
     <w:pPr>
@@ -43998,11 +45422,11 @@
       <w:szCs w:val="40"/>
     </w:rPr>
   </w:style>
-  <w:style w:type="paragraph" w:styleId="694">
+  <w:style w:type="paragraph" w:styleId="901">
     <w:name w:val="Heading 2"/>
-    <w:basedOn w:val="692"/>
-    <w:next w:val="692"/>
-    <w:link w:val="706"/>
+    <w:basedOn w:val="899"/>
+    <w:next w:val="899"/>
+    <w:link w:val="913"/>
     <w:uiPriority w:val="9"/>
     <w:semiHidden/>
     <w:unhideWhenUsed/>
@@ -44021,11 +45445,11 @@
       <w:szCs w:val="32"/>
     </w:rPr>
   </w:style>
-  <w:style w:type="paragraph" w:styleId="695">
+  <w:style w:type="paragraph" w:styleId="902">
     <w:name w:val="Heading 3"/>
-    <w:basedOn w:val="692"/>
-    <w:next w:val="692"/>
-    <w:link w:val="707"/>
+    <w:basedOn w:val="899"/>
+    <w:next w:val="899"/>
+    <w:link w:val="914"/>
     <w:uiPriority w:val="9"/>
     <w:semiHidden/>
     <w:unhideWhenUsed/>
@@ -44043,11 +45467,11 @@
       <w:szCs w:val="28"/>
     </w:rPr>
   </w:style>
-  <w:style w:type="paragraph" w:styleId="696">
+  <w:style w:type="paragraph" w:styleId="903">
     <w:name w:val="Heading 4"/>
-    <w:basedOn w:val="692"/>
-    <w:next w:val="692"/>
-    <w:link w:val="708"/>
+    <w:basedOn w:val="899"/>
+    <w:next w:val="899"/>
+    <w:link w:val="915"/>
     <w:uiPriority w:val="9"/>
     <w:semiHidden/>
     <w:unhideWhenUsed/>
@@ -44066,11 +45490,11 @@
       <w:color w:val="0f4761" w:themeColor="accent1" w:themeShade="BF"/>
     </w:rPr>
   </w:style>
-  <w:style w:type="paragraph" w:styleId="697">
+  <w:style w:type="paragraph" w:styleId="904">
     <w:name w:val="Heading 5"/>
-    <w:basedOn w:val="692"/>
-    <w:next w:val="692"/>
-    <w:link w:val="709"/>
+    <w:basedOn w:val="899"/>
+    <w:next w:val="899"/>
+    <w:link w:val="916"/>
     <w:uiPriority w:val="9"/>
     <w:semiHidden/>
     <w:unhideWhenUsed/>
@@ -44087,11 +45511,11 @@
       <w:color w:val="0f4761" w:themeColor="accent1" w:themeShade="BF"/>
     </w:rPr>
   </w:style>
-  <w:style w:type="paragraph" w:styleId="698">
+  <w:style w:type="paragraph" w:styleId="905">
     <w:name w:val="Heading 6"/>
-    <w:basedOn w:val="692"/>
-    <w:next w:val="692"/>
-    <w:link w:val="710"/>
+    <w:basedOn w:val="899"/>
+    <w:next w:val="899"/>
+    <w:link w:val="917"/>
     <w:uiPriority w:val="9"/>
     <w:semiHidden/>
     <w:unhideWhenUsed/>
@@ -44110,11 +45534,11 @@
       <w:color w:val="595959" w:themeColor="text1" w:themeTint="A6"/>
     </w:rPr>
   </w:style>
-  <w:style w:type="paragraph" w:styleId="699">
+  <w:style w:type="paragraph" w:styleId="906">
     <w:name w:val="Heading 7"/>
-    <w:basedOn w:val="692"/>
-    <w:next w:val="692"/>
-    <w:link w:val="711"/>
+    <w:basedOn w:val="899"/>
+    <w:next w:val="899"/>
+    <w:link w:val="918"/>
     <w:uiPriority w:val="9"/>
     <w:semiHidden/>
     <w:unhideWhenUsed/>
@@ -44131,11 +45555,11 @@
       <w:color w:val="595959" w:themeColor="text1" w:themeTint="A6"/>
     </w:rPr>
   </w:style>
-  <w:style w:type="paragraph" w:styleId="700">
+  <w:style w:type="paragraph" w:styleId="907">
     <w:name w:val="Heading 8"/>
-    <w:basedOn w:val="692"/>
-    <w:next w:val="692"/>
-    <w:link w:val="712"/>
+    <w:basedOn w:val="899"/>
+    <w:next w:val="899"/>
+    <w:link w:val="919"/>
     <w:uiPriority w:val="9"/>
     <w:semiHidden/>
     <w:unhideWhenUsed/>
@@ -44154,11 +45578,11 @@
       <w:color w:val="272727" w:themeColor="text1" w:themeTint="D8"/>
     </w:rPr>
   </w:style>
-  <w:style w:type="paragraph" w:styleId="701">
+  <w:style w:type="paragraph" w:styleId="908">
     <w:name w:val="Heading 9"/>
-    <w:basedOn w:val="692"/>
-    <w:next w:val="692"/>
-    <w:link w:val="713"/>
+    <w:basedOn w:val="899"/>
+    <w:next w:val="899"/>
+    <w:link w:val="920"/>
     <w:uiPriority w:val="9"/>
     <w:semiHidden/>
     <w:unhideWhenUsed/>
@@ -44175,7 +45599,7 @@
       <w:color w:val="272727" w:themeColor="text1" w:themeTint="D8"/>
     </w:rPr>
   </w:style>
-  <w:style w:type="character" w:styleId="702" w:default="1">
+  <w:style w:type="character" w:styleId="909" w:default="1">
     <w:name w:val="Default Paragraph Font"/>
     <w:uiPriority w:val="1"/>
     <w:semiHidden/>
@@ -44186,7 +45610,7 @@
       <w:ind/>
     </w:pPr>
   </w:style>
-  <w:style w:type="table" w:styleId="703" w:default="1">
+  <w:style w:type="table" w:styleId="910" w:default="1">
     <w:name w:val="Normal Table"/>
     <w:uiPriority w:val="99"/>
     <w:semiHidden/>
@@ -44379,7 +45803,7 @@
       </w:tcPr>
     </w:tblStylePr>
   </w:style>
-  <w:style w:type="numbering" w:styleId="704" w:default="1">
+  <w:style w:type="numbering" w:styleId="911" w:default="1">
     <w:name w:val="No List"/>
     <w:uiPriority w:val="99"/>
     <w:semiHidden/>
@@ -44390,10 +45814,10 @@
       <w:ind/>
     </w:pPr>
   </w:style>
-  <w:style w:type="character" w:styleId="705" w:customStyle="1">
+  <w:style w:type="character" w:styleId="912" w:customStyle="1">
     <w:name w:val="Đầu đề 1 Char"/>
-    <w:basedOn w:val="702"/>
-    <w:link w:val="693"/>
+    <w:basedOn w:val="909"/>
+    <w:link w:val="900"/>
     <w:uiPriority w:val="9"/>
     <w:pPr>
       <w:pBdr/>
@@ -44407,10 +45831,10 @@
       <w:szCs w:val="40"/>
     </w:rPr>
   </w:style>
-  <w:style w:type="character" w:styleId="706" w:customStyle="1">
+  <w:style w:type="character" w:styleId="913" w:customStyle="1">
     <w:name w:val="Đầu đề 2 Char"/>
-    <w:basedOn w:val="702"/>
-    <w:link w:val="694"/>
+    <w:basedOn w:val="909"/>
+    <w:link w:val="901"/>
     <w:uiPriority w:val="9"/>
     <w:semiHidden/>
     <w:pPr>
@@ -44425,10 +45849,10 @@
       <w:szCs w:val="32"/>
     </w:rPr>
   </w:style>
-  <w:style w:type="character" w:styleId="707" w:customStyle="1">
+  <w:style w:type="character" w:styleId="914" w:customStyle="1">
     <w:name w:val="Đầu đề 3 Char"/>
-    <w:basedOn w:val="702"/>
-    <w:link w:val="695"/>
+    <w:basedOn w:val="909"/>
+    <w:link w:val="902"/>
     <w:uiPriority w:val="9"/>
     <w:semiHidden/>
     <w:pPr>
@@ -44443,10 +45867,10 @@
       <w:szCs w:val="28"/>
     </w:rPr>
   </w:style>
-  <w:style w:type="character" w:styleId="708" w:customStyle="1">
+  <w:style w:type="character" w:styleId="915" w:customStyle="1">
     <w:name w:val="Đầu đề 4 Char"/>
-    <w:basedOn w:val="702"/>
-    <w:link w:val="696"/>
+    <w:basedOn w:val="909"/>
+    <w:link w:val="903"/>
     <w:uiPriority w:val="9"/>
     <w:semiHidden/>
     <w:pPr>
@@ -44461,10 +45885,10 @@
       <w:color w:val="0f4761" w:themeColor="accent1" w:themeShade="BF"/>
     </w:rPr>
   </w:style>
-  <w:style w:type="character" w:styleId="709" w:customStyle="1">
+  <w:style w:type="character" w:styleId="916" w:customStyle="1">
     <w:name w:val="Đầu đề 5 Char"/>
-    <w:basedOn w:val="702"/>
-    <w:link w:val="697"/>
+    <w:basedOn w:val="909"/>
+    <w:link w:val="904"/>
     <w:uiPriority w:val="9"/>
     <w:semiHidden/>
     <w:pPr>
@@ -44477,10 +45901,10 @@
       <w:color w:val="0f4761" w:themeColor="accent1" w:themeShade="BF"/>
     </w:rPr>
   </w:style>
-  <w:style w:type="character" w:styleId="710" w:customStyle="1">
+  <w:style w:type="character" w:styleId="917" w:customStyle="1">
     <w:name w:val="Đầu đề 6 Char"/>
-    <w:basedOn w:val="702"/>
-    <w:link w:val="698"/>
+    <w:basedOn w:val="909"/>
+    <w:link w:val="905"/>
     <w:uiPriority w:val="9"/>
     <w:semiHidden/>
     <w:pPr>
@@ -44495,10 +45919,10 @@
       <w:color w:val="595959" w:themeColor="text1" w:themeTint="A6"/>
     </w:rPr>
   </w:style>
-  <w:style w:type="character" w:styleId="711" w:customStyle="1">
+  <w:style w:type="character" w:styleId="918" w:customStyle="1">
     <w:name w:val="Đầu đề 7 Char"/>
-    <w:basedOn w:val="702"/>
-    <w:link w:val="699"/>
+    <w:basedOn w:val="909"/>
+    <w:link w:val="906"/>
     <w:uiPriority w:val="9"/>
     <w:semiHidden/>
     <w:pPr>
@@ -44511,10 +45935,10 @@
       <w:color w:val="595959" w:themeColor="text1" w:themeTint="A6"/>
     </w:rPr>
   </w:style>
-  <w:style w:type="character" w:styleId="712" w:customStyle="1">
+  <w:style w:type="character" w:styleId="919" w:customStyle="1">
     <w:name w:val="Đầu đề 8 Char"/>
-    <w:basedOn w:val="702"/>
-    <w:link w:val="700"/>
+    <w:basedOn w:val="909"/>
+    <w:link w:val="907"/>
     <w:uiPriority w:val="9"/>
     <w:semiHidden/>
     <w:pPr>
@@ -44529,10 +45953,10 @@
       <w:color w:val="272727" w:themeColor="text1" w:themeTint="D8"/>
     </w:rPr>
   </w:style>
-  <w:style w:type="character" w:styleId="713" w:customStyle="1">
+  <w:style w:type="character" w:styleId="920" w:customStyle="1">
     <w:name w:val="Đầu đề 9 Char"/>
-    <w:basedOn w:val="702"/>
-    <w:link w:val="701"/>
+    <w:basedOn w:val="909"/>
+    <w:link w:val="908"/>
     <w:uiPriority w:val="9"/>
     <w:semiHidden/>
     <w:pPr>
@@ -44545,11 +45969,11 @@
       <w:color w:val="272727" w:themeColor="text1" w:themeTint="D8"/>
     </w:rPr>
   </w:style>
-  <w:style w:type="paragraph" w:styleId="714">
+  <w:style w:type="paragraph" w:styleId="921">
     <w:name w:val="Title"/>
-    <w:basedOn w:val="692"/>
-    <w:next w:val="692"/>
-    <w:link w:val="715"/>
+    <w:basedOn w:val="899"/>
+    <w:next w:val="899"/>
+    <w:link w:val="922"/>
     <w:uiPriority w:val="10"/>
     <w:qFormat/>
     <w:pPr>
@@ -44565,10 +45989,10 @@
       <w:szCs w:val="56"/>
     </w:rPr>
   </w:style>
-  <w:style w:type="character" w:styleId="715" w:customStyle="1">
+  <w:style w:type="character" w:styleId="922" w:customStyle="1">
     <w:name w:val="Tiêu đề Char"/>
-    <w:basedOn w:val="702"/>
-    <w:link w:val="714"/>
+    <w:basedOn w:val="909"/>
+    <w:link w:val="921"/>
     <w:uiPriority w:val="10"/>
     <w:pPr>
       <w:pBdr/>
@@ -44582,11 +46006,11 @@
       <w:szCs w:val="56"/>
     </w:rPr>
   </w:style>
-  <w:style w:type="paragraph" w:styleId="716">
+  <w:style w:type="paragraph" w:styleId="923">
     <w:name w:val="Subtitle"/>
-    <w:basedOn w:val="692"/>
-    <w:next w:val="692"/>
-    <w:link w:val="717"/>
+    <w:basedOn w:val="899"/>
+    <w:next w:val="899"/>
+    <w:link w:val="924"/>
     <w:uiPriority w:val="11"/>
     <w:qFormat/>
     <w:pPr>
@@ -44604,10 +46028,10 @@
       <w:szCs w:val="28"/>
     </w:rPr>
   </w:style>
-  <w:style w:type="character" w:styleId="717" w:customStyle="1">
+  <w:style w:type="character" w:styleId="924" w:customStyle="1">
     <w:name w:val="Tiêu đề phụ Char"/>
-    <w:basedOn w:val="702"/>
-    <w:link w:val="716"/>
+    <w:basedOn w:val="909"/>
+    <w:link w:val="923"/>
     <w:uiPriority w:val="11"/>
     <w:pPr>
       <w:pBdr/>
@@ -44622,11 +46046,11 @@
       <w:szCs w:val="28"/>
     </w:rPr>
   </w:style>
-  <w:style w:type="paragraph" w:styleId="718">
+  <w:style w:type="paragraph" w:styleId="925">
     <w:name w:val="Quote"/>
-    <w:basedOn w:val="692"/>
-    <w:next w:val="692"/>
-    <w:link w:val="719"/>
+    <w:basedOn w:val="899"/>
+    <w:next w:val="899"/>
+    <w:link w:val="926"/>
     <w:uiPriority w:val="29"/>
     <w:qFormat/>
     <w:pPr>
@@ -44641,10 +46065,10 @@
       <w:color w:val="404040" w:themeColor="text1" w:themeTint="BF"/>
     </w:rPr>
   </w:style>
-  <w:style w:type="character" w:styleId="719" w:customStyle="1">
+  <w:style w:type="character" w:styleId="926" w:customStyle="1">
     <w:name w:val="Lời trích dẫn Char"/>
-    <w:basedOn w:val="702"/>
-    <w:link w:val="718"/>
+    <w:basedOn w:val="909"/>
+    <w:link w:val="925"/>
     <w:uiPriority w:val="29"/>
     <w:pPr>
       <w:pBdr/>
@@ -44657,9 +46081,9 @@
       <w:color w:val="404040" w:themeColor="text1" w:themeTint="BF"/>
     </w:rPr>
   </w:style>
-  <w:style w:type="paragraph" w:styleId="720">
+  <w:style w:type="paragraph" w:styleId="927">
     <w:name w:val="List Paragraph"/>
-    <w:basedOn w:val="692"/>
+    <w:basedOn w:val="899"/>
     <w:uiPriority w:val="34"/>
     <w:qFormat/>
     <w:pPr>
@@ -44669,9 +46093,9 @@
       <w:contextualSpacing w:val="true"/>
     </w:pPr>
   </w:style>
-  <w:style w:type="character" w:styleId="721">
+  <w:style w:type="character" w:styleId="928">
     <w:name w:val="Intense Emphasis"/>
-    <w:basedOn w:val="702"/>
+    <w:basedOn w:val="909"/>
     <w:uiPriority w:val="21"/>
     <w:qFormat/>
     <w:pPr>
@@ -44685,11 +46109,11 @@
       <w:color w:val="0f4761" w:themeColor="accent1" w:themeShade="BF"/>
     </w:rPr>
   </w:style>
-  <w:style w:type="paragraph" w:styleId="722">
+  <w:style w:type="paragraph" w:styleId="929">
     <w:name w:val="Intense Quote"/>
-    <w:basedOn w:val="692"/>
-    <w:next w:val="692"/>
-    <w:link w:val="723"/>
+    <w:basedOn w:val="899"/>
+    <w:next w:val="899"/>
+    <w:link w:val="930"/>
     <w:uiPriority w:val="30"/>
     <w:qFormat/>
     <w:pPr>
@@ -44707,10 +46131,10 @@
       <w:color w:val="0f4761" w:themeColor="accent1" w:themeShade="BF"/>
     </w:rPr>
   </w:style>
-  <w:style w:type="character" w:styleId="723" w:customStyle="1">
+  <w:style w:type="character" w:styleId="930" w:customStyle="1">
     <w:name w:val="Nháy kép Đậm Char"/>
-    <w:basedOn w:val="702"/>
-    <w:link w:val="722"/>
+    <w:basedOn w:val="909"/>
+    <w:link w:val="929"/>
     <w:uiPriority w:val="30"/>
     <w:pPr>
       <w:pBdr/>
@@ -44723,9 +46147,9 @@
       <w:color w:val="0f4761" w:themeColor="accent1" w:themeShade="BF"/>
     </w:rPr>
   </w:style>
-  <w:style w:type="character" w:styleId="724">
+  <w:style w:type="character" w:styleId="931">
     <w:name w:val="Intense Reference"/>
-    <w:basedOn w:val="702"/>
+    <w:basedOn w:val="909"/>
     <w:uiPriority w:val="32"/>
     <w:qFormat/>
     <w:pPr>
